--- a/flow/20230914_vu_template/drafts/2024-12-u/24-ВТ-надвечіря_Різдва.docx
+++ b/flow/20230914_vu_template/drafts/2024-12-u/24-ВТ-надвечіря_Різдва.docx
@@ -110,6 +110,32 @@
       </w:pPr>
       <w:r>
         <w:rPr>
+          <w:rFonts w:ascii="Times New Roman" w:hAnsi="Times New Roman"/>
+          <w:i/>
+          <w:color w:val="FF0000"/>
+          <w:sz w:val="24"/>
+        </w:rPr>
+        <w:t>Священник:</w:t>
+      </w:r>
+      <w:r>
+        <w:rPr>
+          <w:rFonts w:ascii="Times New Roman" w:hAnsi="Times New Roman"/>
+          <w:sz w:val="24"/>
+        </w:rPr>
+        <w:t xml:space="preserve"> Благословенний Бог наш завжди, нині і повсякчас, і на віки віків.</w:t>
+      </w:r>
+    </w:p>
+    <w:p>
+      <w:pPr>
+        <w:spacing w:after="120" w:line="240" w:lineRule="auto"/>
+        <w:rPr>
+          <w:rFonts w:ascii="Times New Roman" w:cs="Times New Roman" w:eastAsia="Times New Roman" w:hAnsi="Times New Roman"/>
+          <w:sz w:val="24"/>
+          <w:szCs w:val="24"/>
+        </w:rPr>
+      </w:pPr>
+      <w:r>
+        <w:rPr>
           <w:rFonts w:ascii="Times New Roman" w:cs="Times New Roman" w:eastAsia="Times New Roman" w:hAnsi="Times New Roman"/>
           <w:i w:val="1"/>
           <w:color w:val="ff0000"/>
@@ -117,113 +143,156 @@
           <w:szCs w:val="24"/>
           <w:rtl w:val="0"/>
         </w:rPr>
-        <w:t xml:space="preserve">Священник:</w:t>
-      </w:r>
-      <w:r>
-        <w:rPr>
-          <w:rFonts w:ascii="Times New Roman" w:cs="Times New Roman" w:eastAsia="Times New Roman" w:hAnsi="Times New Roman"/>
-          <w:sz w:val="24"/>
-          <w:szCs w:val="24"/>
-          <w:rtl w:val="0"/>
-        </w:rPr>
-        <w:t xml:space="preserve"> Благословенний Бог наш завжди, нині і повсякчас, і на віки віків.</w:t>
-      </w:r>
-    </w:p>
-    <w:p>
-      <w:pPr>
-        <w:spacing w:after="120" w:line="240" w:lineRule="auto"/>
-        <w:rPr>
-          <w:rFonts w:ascii="Times New Roman" w:cs="Times New Roman" w:eastAsia="Times New Roman" w:hAnsi="Times New Roman"/>
-          <w:sz w:val="24"/>
-          <w:szCs w:val="24"/>
-        </w:rPr>
-      </w:pPr>
-      <w:r>
-        <w:rPr>
-          <w:rFonts w:ascii="Times New Roman" w:cs="Times New Roman" w:eastAsia="Times New Roman" w:hAnsi="Times New Roman"/>
-          <w:i w:val="1"/>
+        <w:t xml:space="preserve">Вірні:</w:t>
+      </w:r>
+      <w:r>
+        <w:rPr>
+          <w:rFonts w:ascii="Times New Roman" w:cs="Times New Roman" w:eastAsia="Times New Roman" w:hAnsi="Times New Roman"/>
           <w:color w:val="ff0000"/>
           <w:sz w:val="24"/>
           <w:szCs w:val="24"/>
           <w:rtl w:val="0"/>
         </w:rPr>
-        <w:t xml:space="preserve">Вірні:</w:t>
-      </w:r>
-      <w:r>
-        <w:rPr>
-          <w:rFonts w:ascii="Times New Roman" w:cs="Times New Roman" w:eastAsia="Times New Roman" w:hAnsi="Times New Roman"/>
+        <w:t xml:space="preserve"> </w:t>
+      </w:r>
+      <w:r>
+        <w:rPr>
+          <w:rFonts w:ascii="Times New Roman" w:cs="Times New Roman" w:eastAsia="Times New Roman" w:hAnsi="Times New Roman"/>
+          <w:sz w:val="24"/>
+          <w:szCs w:val="24"/>
+          <w:rtl w:val="0"/>
+        </w:rPr>
+        <w:t xml:space="preserve">Амі́нь.</w:t>
+      </w:r>
+    </w:p>
+    <w:p>
+      <w:pPr>
+        <w:spacing w:after="120" w:line="240" w:lineRule="auto"/>
+        <w:rPr>
+          <w:rFonts w:ascii="Times New Roman" w:cs="Times New Roman" w:eastAsia="Times New Roman" w:hAnsi="Times New Roman"/>
+          <w:sz w:val="24"/>
+          <w:szCs w:val="24"/>
+        </w:rPr>
+      </w:pPr>
+      <w:r>
+        <w:rPr>
+          <w:rFonts w:ascii="Times New Roman" w:cs="Times New Roman" w:eastAsia="Times New Roman" w:hAnsi="Times New Roman"/>
+          <w:sz w:val="24"/>
+          <w:szCs w:val="24"/>
+          <w:rtl w:val="0"/>
+        </w:rPr>
+        <w:t xml:space="preserve">Сла́ва Тобі́, Бо́же наш, сла́ва Тобі́.</w:t>
+      </w:r>
+    </w:p>
+    <w:p>
+      <w:pPr>
+        <w:spacing w:after="120" w:line="240" w:lineRule="auto"/>
+        <w:rPr>
+          <w:rFonts w:ascii="Times New Roman" w:cs="Times New Roman" w:eastAsia="Times New Roman" w:hAnsi="Times New Roman"/>
+          <w:sz w:val="24"/>
+          <w:szCs w:val="24"/>
+        </w:rPr>
+      </w:pPr>
+      <w:r>
+        <w:rPr>
+          <w:rFonts w:ascii="Times New Roman" w:cs="Times New Roman" w:eastAsia="Times New Roman" w:hAnsi="Times New Roman"/>
+          <w:sz w:val="24"/>
+          <w:szCs w:val="24"/>
+          <w:rtl w:val="0"/>
+        </w:rPr>
+        <w:t xml:space="preserve">Ца́рю небе́сний, утіши́телю, Ду́ше íстини,* що всю́ди єси́ і все наповня́єш,* скарбни́це благ і життя́ пода́телю,* прийди́, і всели́ся в нас,* і очи́сти нас від уся́кої скве́рни,* і спаси́, благи́й, ду́ші на́ші.</w:t>
+      </w:r>
+    </w:p>
+    <w:p>
+      <w:pPr>
+        <w:spacing w:after="120" w:line="240" w:lineRule="auto"/>
+        <w:rPr>
+          <w:rFonts w:ascii="Times New Roman" w:cs="Times New Roman" w:eastAsia="Times New Roman" w:hAnsi="Times New Roman"/>
+          <w:sz w:val="24"/>
+          <w:szCs w:val="24"/>
+        </w:rPr>
+      </w:pPr>
+      <w:r>
+        <w:rPr>
+          <w:rFonts w:ascii="Times New Roman" w:cs="Times New Roman" w:eastAsia="Times New Roman" w:hAnsi="Times New Roman"/>
+          <w:sz w:val="24"/>
+          <w:szCs w:val="24"/>
+          <w:rtl w:val="0"/>
+        </w:rPr>
+        <w:t xml:space="preserve">Святи́й Бо́же, святи́й Крі́пкий, святи́й Безсме́ртний, поми́луй нас. </w:t>
+      </w:r>
+      <w:r>
+        <w:rPr>
+          <w:rFonts w:ascii="Times New Roman" w:cs="Times New Roman" w:eastAsia="Times New Roman" w:hAnsi="Times New Roman"/>
+          <w:i w:val="1"/>
           <w:color w:val="ff0000"/>
           <w:sz w:val="24"/>
           <w:szCs w:val="24"/>
           <w:rtl w:val="0"/>
         </w:rPr>
-        <w:t xml:space="preserve"> </w:t>
-      </w:r>
-      <w:r>
-        <w:rPr>
-          <w:rFonts w:ascii="Times New Roman" w:cs="Times New Roman" w:eastAsia="Times New Roman" w:hAnsi="Times New Roman"/>
-          <w:sz w:val="24"/>
-          <w:szCs w:val="24"/>
-          <w:rtl w:val="0"/>
-        </w:rPr>
-        <w:t xml:space="preserve">Амі́нь.</w:t>
-      </w:r>
-    </w:p>
-    <w:p>
-      <w:pPr>
-        <w:spacing w:after="120" w:line="240" w:lineRule="auto"/>
-        <w:rPr>
-          <w:rFonts w:ascii="Times New Roman" w:cs="Times New Roman" w:eastAsia="Times New Roman" w:hAnsi="Times New Roman"/>
-          <w:sz w:val="24"/>
-          <w:szCs w:val="24"/>
-        </w:rPr>
-      </w:pPr>
-      <w:r>
-        <w:rPr>
-          <w:rFonts w:ascii="Times New Roman" w:cs="Times New Roman" w:eastAsia="Times New Roman" w:hAnsi="Times New Roman"/>
-          <w:sz w:val="24"/>
-          <w:szCs w:val="24"/>
-          <w:rtl w:val="0"/>
-        </w:rPr>
-        <w:t xml:space="preserve">Сла́ва Тобі́, Бо́же наш, сла́ва Тобі́.</w:t>
-      </w:r>
-    </w:p>
-    <w:p>
-      <w:pPr>
-        <w:spacing w:after="120" w:line="240" w:lineRule="auto"/>
-        <w:rPr>
-          <w:rFonts w:ascii="Times New Roman" w:cs="Times New Roman" w:eastAsia="Times New Roman" w:hAnsi="Times New Roman"/>
-          <w:sz w:val="24"/>
-          <w:szCs w:val="24"/>
-        </w:rPr>
-      </w:pPr>
-      <w:r>
-        <w:rPr>
-          <w:rFonts w:ascii="Times New Roman" w:cs="Times New Roman" w:eastAsia="Times New Roman" w:hAnsi="Times New Roman"/>
-          <w:sz w:val="24"/>
-          <w:szCs w:val="24"/>
-          <w:rtl w:val="0"/>
-        </w:rPr>
-        <w:t xml:space="preserve">Ца́рю небе́сний, утіши́телю, Ду́ше íстини,* що всю́ди єси́ і все наповня́єш,* скарбни́це благ і життя́ пода́телю,* прийди́, і всели́ся в нас,* і очи́сти нас від уся́кої скве́рни,* і спаси́, благи́й, ду́ші на́ші.</w:t>
-      </w:r>
-    </w:p>
-    <w:p>
-      <w:pPr>
-        <w:spacing w:after="120" w:line="240" w:lineRule="auto"/>
-        <w:rPr>
-          <w:rFonts w:ascii="Times New Roman" w:cs="Times New Roman" w:eastAsia="Times New Roman" w:hAnsi="Times New Roman"/>
-          <w:sz w:val="24"/>
-          <w:szCs w:val="24"/>
-        </w:rPr>
-      </w:pPr>
-      <w:r>
-        <w:rPr>
-          <w:rFonts w:ascii="Times New Roman" w:cs="Times New Roman" w:eastAsia="Times New Roman" w:hAnsi="Times New Roman"/>
-          <w:sz w:val="24"/>
-          <w:szCs w:val="24"/>
-          <w:rtl w:val="0"/>
-        </w:rPr>
-        <w:t xml:space="preserve">Святи́й Бо́же, святи́й Крі́пкий, святи́й Безсме́ртний, поми́луй нас. </w:t>
+        <w:t xml:space="preserve">(3 р.)</w:t>
+      </w:r>
+      <w:r>
+        <w:rPr>
+          <w:rtl w:val="0"/>
+        </w:rPr>
+      </w:r>
+    </w:p>
+    <w:p>
+      <w:pPr>
+        <w:spacing w:after="120" w:line="240" w:lineRule="auto"/>
+        <w:rPr>
+          <w:rFonts w:ascii="Times New Roman" w:cs="Times New Roman" w:eastAsia="Times New Roman" w:hAnsi="Times New Roman"/>
+          <w:sz w:val="24"/>
+          <w:szCs w:val="24"/>
+        </w:rPr>
+      </w:pPr>
+      <w:r>
+        <w:rPr>
+          <w:rFonts w:ascii="Times New Roman" w:cs="Times New Roman" w:eastAsia="Times New Roman" w:hAnsi="Times New Roman"/>
+          <w:sz w:val="24"/>
+          <w:szCs w:val="24"/>
+          <w:rtl w:val="0"/>
+        </w:rPr>
+        <w:t xml:space="preserve">Сла́ва Отцю́, і Си́ну, і Свято́му Ду́хові,* і ни́ні, і повсякча́с, і на ві́ки вікі́в. Амі́нь.</w:t>
+      </w:r>
+    </w:p>
+    <w:p>
+      <w:pPr>
+        <w:spacing w:after="120" w:line="240" w:lineRule="auto"/>
+        <w:rPr>
+          <w:rFonts w:ascii="Times New Roman" w:cs="Times New Roman" w:eastAsia="Times New Roman" w:hAnsi="Times New Roman"/>
+          <w:sz w:val="24"/>
+          <w:szCs w:val="24"/>
+        </w:rPr>
+      </w:pPr>
+      <w:r>
+        <w:rPr>
+          <w:rFonts w:ascii="Times New Roman" w:cs="Times New Roman" w:eastAsia="Times New Roman" w:hAnsi="Times New Roman"/>
+          <w:sz w:val="24"/>
+          <w:szCs w:val="24"/>
+          <w:rtl w:val="0"/>
+        </w:rPr>
+        <w:t xml:space="preserve">Пресвята́ Тро́йце, поми́луй нас; Го́споди, очи́сти гріхи́ на́ші; Влади́ко, прости́ беззако́ння на́ші; Святи́й, завіта́й і зціли́ не́мочі на́ші, І́мени Твого́ ра́ди.</w:t>
+      </w:r>
+    </w:p>
+    <w:p>
+      <w:pPr>
+        <w:spacing w:after="120" w:line="240" w:lineRule="auto"/>
+        <w:rPr>
+          <w:rFonts w:ascii="Times New Roman" w:cs="Times New Roman" w:eastAsia="Times New Roman" w:hAnsi="Times New Roman"/>
+          <w:sz w:val="24"/>
+          <w:szCs w:val="24"/>
+        </w:rPr>
+      </w:pPr>
+      <w:r>
+        <w:rPr>
+          <w:rFonts w:ascii="Times New Roman" w:cs="Times New Roman" w:eastAsia="Times New Roman" w:hAnsi="Times New Roman"/>
+          <w:sz w:val="24"/>
+          <w:szCs w:val="24"/>
+          <w:rtl w:val="0"/>
+        </w:rPr>
+        <w:t xml:space="preserve">Го́споди, поми́луй. </w:t>
       </w:r>
       <w:r>
         <w:rPr>
@@ -277,79 +346,6 @@
           <w:szCs w:val="24"/>
           <w:rtl w:val="0"/>
         </w:rPr>
-        <w:t xml:space="preserve">Пресвята́ Тро́йце, поми́луй нас; Го́споди, очи́сти гріхи́ на́ші; Влади́ко, прости́ беззако́ння на́ші; Святи́й, завіта́й і зціли́ не́мочі на́ші, І́мени Твого́ ра́ди.</w:t>
-      </w:r>
-    </w:p>
-    <w:p>
-      <w:pPr>
-        <w:spacing w:after="120" w:line="240" w:lineRule="auto"/>
-        <w:rPr>
-          <w:rFonts w:ascii="Times New Roman" w:cs="Times New Roman" w:eastAsia="Times New Roman" w:hAnsi="Times New Roman"/>
-          <w:sz w:val="24"/>
-          <w:szCs w:val="24"/>
-        </w:rPr>
-      </w:pPr>
-      <w:r>
-        <w:rPr>
-          <w:rFonts w:ascii="Times New Roman" w:cs="Times New Roman" w:eastAsia="Times New Roman" w:hAnsi="Times New Roman"/>
-          <w:sz w:val="24"/>
-          <w:szCs w:val="24"/>
-          <w:rtl w:val="0"/>
-        </w:rPr>
-        <w:t xml:space="preserve">Го́споди, поми́луй. </w:t>
-      </w:r>
-      <w:r>
-        <w:rPr>
-          <w:rFonts w:ascii="Times New Roman" w:cs="Times New Roman" w:eastAsia="Times New Roman" w:hAnsi="Times New Roman"/>
-          <w:i w:val="1"/>
-          <w:color w:val="ff0000"/>
-          <w:sz w:val="24"/>
-          <w:szCs w:val="24"/>
-          <w:rtl w:val="0"/>
-        </w:rPr>
-        <w:t xml:space="preserve">(3 р.)</w:t>
-      </w:r>
-      <w:r>
-        <w:rPr>
-          <w:rtl w:val="0"/>
-        </w:rPr>
-      </w:r>
-    </w:p>
-    <w:p>
-      <w:pPr>
-        <w:spacing w:after="120" w:line="240" w:lineRule="auto"/>
-        <w:rPr>
-          <w:rFonts w:ascii="Times New Roman" w:cs="Times New Roman" w:eastAsia="Times New Roman" w:hAnsi="Times New Roman"/>
-          <w:sz w:val="24"/>
-          <w:szCs w:val="24"/>
-        </w:rPr>
-      </w:pPr>
-      <w:r>
-        <w:rPr>
-          <w:rFonts w:ascii="Times New Roman" w:cs="Times New Roman" w:eastAsia="Times New Roman" w:hAnsi="Times New Roman"/>
-          <w:sz w:val="24"/>
-          <w:szCs w:val="24"/>
-          <w:rtl w:val="0"/>
-        </w:rPr>
-        <w:t xml:space="preserve">Сла́ва Отцю́, і Си́ну, і Свято́му Ду́хові,* і ни́ні, і повсякча́с, і на ві́ки вікі́в. Амі́нь.</w:t>
-      </w:r>
-    </w:p>
-    <w:p>
-      <w:pPr>
-        <w:spacing w:after="120" w:line="240" w:lineRule="auto"/>
-        <w:rPr>
-          <w:rFonts w:ascii="Times New Roman" w:cs="Times New Roman" w:eastAsia="Times New Roman" w:hAnsi="Times New Roman"/>
-          <w:sz w:val="24"/>
-          <w:szCs w:val="24"/>
-        </w:rPr>
-      </w:pPr>
-      <w:r>
-        <w:rPr>
-          <w:rFonts w:ascii="Times New Roman" w:cs="Times New Roman" w:eastAsia="Times New Roman" w:hAnsi="Times New Roman"/>
-          <w:sz w:val="24"/>
-          <w:szCs w:val="24"/>
-          <w:rtl w:val="0"/>
-        </w:rPr>
         <w:t xml:space="preserve">О́тче наш, що єси́ на небеса́х,* неха́й святи́ться ім’я́ Твоє́,* неха́й при́йде ца́рство Твоє́,* неха́й бу́де во́ля Твоя́, як на не́бі, так і на землі́.* Хліб наш насу́щний дай нам сього́дні;* і прости́ нам прови́ни на́ші,* як і ми проща́ємо винува́тцям на́шим;* і не введи́ нас у споку́су,* але́ ви́зволи нас від лука́вого.</w:t>
       </w:r>
     </w:p>
@@ -364,21 +360,17 @@
       </w:pPr>
       <w:r>
         <w:rPr>
-          <w:rFonts w:ascii="Times New Roman" w:cs="Times New Roman" w:eastAsia="Times New Roman" w:hAnsi="Times New Roman"/>
-          <w:i w:val="1"/>
-          <w:color w:val="ff0000"/>
-          <w:sz w:val="24"/>
-          <w:szCs w:val="24"/>
-          <w:rtl w:val="0"/>
-        </w:rPr>
-        <w:t xml:space="preserve">Священник:</w:t>
-      </w:r>
-      <w:r>
-        <w:rPr>
-          <w:rFonts w:ascii="Times New Roman" w:cs="Times New Roman" w:eastAsia="Times New Roman" w:hAnsi="Times New Roman"/>
-          <w:sz w:val="24"/>
-          <w:szCs w:val="24"/>
-          <w:rtl w:val="0"/>
+          <w:rFonts w:ascii="Times New Roman" w:hAnsi="Times New Roman"/>
+          <w:i/>
+          <w:color w:val="FF0000"/>
+          <w:sz w:val="24"/>
+        </w:rPr>
+        <w:t>Священник:</w:t>
+      </w:r>
+      <w:r>
+        <w:rPr>
+          <w:rFonts w:ascii="Times New Roman" w:hAnsi="Times New Roman"/>
+          <w:sz w:val="24"/>
         </w:rPr>
         <w:t xml:space="preserve"> Бо Твоє є царство, і сила, і слава, Отця, і Сина, і Святого Духа, нині, і повсякчас, і на віки віків.</w:t>
       </w:r>
@@ -2624,21 +2616,17 @@
       </w:pPr>
       <w:r>
         <w:rPr>
-          <w:rFonts w:ascii="Times New Roman" w:cs="Times New Roman" w:eastAsia="Times New Roman" w:hAnsi="Times New Roman"/>
-          <w:i w:val="1"/>
-          <w:color w:val="ff0000"/>
-          <w:sz w:val="24"/>
-          <w:szCs w:val="24"/>
-          <w:rtl w:val="0"/>
-        </w:rPr>
-        <w:t xml:space="preserve">Священник:</w:t>
-      </w:r>
-      <w:r>
-        <w:rPr>
-          <w:rFonts w:ascii="Times New Roman" w:cs="Times New Roman" w:eastAsia="Times New Roman" w:hAnsi="Times New Roman"/>
-          <w:sz w:val="24"/>
-          <w:szCs w:val="24"/>
-          <w:rtl w:val="0"/>
+          <w:rFonts w:ascii="Times New Roman" w:hAnsi="Times New Roman"/>
+          <w:i/>
+          <w:color w:val="FF0000"/>
+          <w:sz w:val="24"/>
+        </w:rPr>
+        <w:t>Священник:</w:t>
+      </w:r>
+      <w:r>
+        <w:rPr>
+          <w:rFonts w:ascii="Times New Roman" w:hAnsi="Times New Roman"/>
+          <w:sz w:val="24"/>
         </w:rPr>
         <w:t xml:space="preserve"> Бо Тобі належить усяка слава, честь і поклоніння, Отцю, і Сину, і Святому Духові, нині, і повсякчас, і на віки віків.</w:t>
       </w:r>
@@ -3956,21 +3944,17 @@
       </w:pPr>
       <w:r>
         <w:rPr>
-          <w:rFonts w:ascii="Times New Roman" w:cs="Times New Roman" w:eastAsia="Times New Roman" w:hAnsi="Times New Roman"/>
-          <w:i w:val="1"/>
-          <w:color w:val="ff0000"/>
-          <w:sz w:val="24"/>
-          <w:szCs w:val="24"/>
-          <w:rtl w:val="0"/>
-        </w:rPr>
-        <w:t xml:space="preserve">Священник:</w:t>
-      </w:r>
-      <w:r>
-        <w:rPr>
-          <w:rFonts w:ascii="Times New Roman" w:cs="Times New Roman" w:eastAsia="Times New Roman" w:hAnsi="Times New Roman"/>
-          <w:sz w:val="24"/>
-          <w:szCs w:val="24"/>
-          <w:rtl w:val="0"/>
+          <w:rFonts w:ascii="Times New Roman" w:hAnsi="Times New Roman"/>
+          <w:i/>
+          <w:color w:val="FF0000"/>
+          <w:sz w:val="24"/>
+        </w:rPr>
+        <w:t>Священник:</w:t>
+      </w:r>
+      <w:r>
+        <w:rPr>
+          <w:rFonts w:ascii="Times New Roman" w:hAnsi="Times New Roman"/>
+          <w:sz w:val="24"/>
         </w:rPr>
         <w:t xml:space="preserve"> Мир всім.</w:t>
       </w:r>
@@ -4917,6 +4901,33 @@
       </w:pPr>
       <w:r>
         <w:rPr>
+          <w:rFonts w:ascii="Times New Roman" w:hAnsi="Times New Roman"/>
+          <w:i/>
+          <w:color w:val="FF0000"/>
+          <w:sz w:val="24"/>
+        </w:rPr>
+        <w:t>Священник:</w:t>
+      </w:r>
+      <w:r>
+        <w:rPr>
+          <w:rFonts w:ascii="Times New Roman" w:hAnsi="Times New Roman"/>
+          <w:sz w:val="24"/>
+        </w:rPr>
+        <w:t xml:space="preserve"> Бо Ти – Бог милости, ласк і людинолюбности, і Тобі славу возсилаємо, Отцю, і Сину, і Святому Духові, нині, і повсякчас, і на віки віків.</w:t>
+      </w:r>
+    </w:p>
+    <w:p>
+      <w:pPr>
+        <w:spacing w:after="120" w:line="240" w:lineRule="auto"/>
+        <w:jc w:val="both"/>
+        <w:rPr>
+          <w:rFonts w:ascii="Times New Roman" w:cs="Times New Roman" w:eastAsia="Times New Roman" w:hAnsi="Times New Roman"/>
+          <w:sz w:val="24"/>
+          <w:szCs w:val="24"/>
+        </w:rPr>
+      </w:pPr>
+      <w:r>
+        <w:rPr>
           <w:rFonts w:ascii="Times New Roman" w:cs="Times New Roman" w:eastAsia="Times New Roman" w:hAnsi="Times New Roman"/>
           <w:i w:val="1"/>
           <w:color w:val="ff0000"/>
@@ -4924,37 +4935,74 @@
           <w:szCs w:val="24"/>
           <w:rtl w:val="0"/>
         </w:rPr>
-        <w:t xml:space="preserve">Священник:</w:t>
-      </w:r>
-      <w:r>
-        <w:rPr>
-          <w:rFonts w:ascii="Times New Roman" w:cs="Times New Roman" w:eastAsia="Times New Roman" w:hAnsi="Times New Roman"/>
-          <w:sz w:val="24"/>
-          <w:szCs w:val="24"/>
-          <w:rtl w:val="0"/>
-        </w:rPr>
-        <w:t xml:space="preserve"> Бо Ти – Бог милости, ласк і людинолюбности, і Тобі славу возсилаємо, Отцю, і Сину, і Святому Духові, нині, і повсякчас, і на віки віків.</w:t>
-      </w:r>
-    </w:p>
-    <w:p>
-      <w:pPr>
-        <w:spacing w:after="120" w:line="240" w:lineRule="auto"/>
-        <w:jc w:val="both"/>
-        <w:rPr>
-          <w:rFonts w:ascii="Times New Roman" w:cs="Times New Roman" w:eastAsia="Times New Roman" w:hAnsi="Times New Roman"/>
-          <w:sz w:val="24"/>
-          <w:szCs w:val="24"/>
-        </w:rPr>
-      </w:pPr>
-      <w:r>
-        <w:rPr>
-          <w:rFonts w:ascii="Times New Roman" w:cs="Times New Roman" w:eastAsia="Times New Roman" w:hAnsi="Times New Roman"/>
-          <w:i w:val="1"/>
+        <w:t xml:space="preserve">Вірні:</w:t>
+      </w:r>
+      <w:r>
+        <w:rPr>
+          <w:rFonts w:ascii="Times New Roman" w:cs="Times New Roman" w:eastAsia="Times New Roman" w:hAnsi="Times New Roman"/>
           <w:color w:val="ff0000"/>
           <w:sz w:val="24"/>
           <w:szCs w:val="24"/>
           <w:rtl w:val="0"/>
         </w:rPr>
+        <w:t xml:space="preserve"> </w:t>
+      </w:r>
+      <w:r>
+        <w:rPr>
+          <w:rFonts w:ascii="Times New Roman" w:cs="Times New Roman" w:eastAsia="Times New Roman" w:hAnsi="Times New Roman"/>
+          <w:sz w:val="24"/>
+          <w:szCs w:val="24"/>
+          <w:rtl w:val="0"/>
+        </w:rPr>
+        <w:t xml:space="preserve">Амінь.</w:t>
+      </w:r>
+    </w:p>
+    <w:p>
+      <w:pPr>
+        <w:spacing w:after="120" w:line="240" w:lineRule="auto"/>
+        <w:jc w:val="both"/>
+        <w:rPr>
+          <w:rFonts w:ascii="Times New Roman" w:cs="Times New Roman" w:eastAsia="Times New Roman" w:hAnsi="Times New Roman"/>
+          <w:sz w:val="24"/>
+          <w:szCs w:val="24"/>
+        </w:rPr>
+      </w:pPr>
+      <w:r>
+        <w:rPr>
+          <w:rFonts w:ascii="Times New Roman" w:hAnsi="Times New Roman"/>
+          <w:i/>
+          <w:color w:val="FF0000"/>
+          <w:sz w:val="24"/>
+        </w:rPr>
+        <w:t>Священник:</w:t>
+      </w:r>
+      <w:r>
+        <w:rPr>
+          <w:rFonts w:ascii="Times New Roman" w:hAnsi="Times New Roman"/>
+          <w:sz w:val="24"/>
+        </w:rPr>
+        <w:t xml:space="preserve"> Мир всім.</w:t>
+      </w:r>
+    </w:p>
+    <w:p>
+      <w:pPr>
+        <w:spacing w:after="120" w:line="240" w:lineRule="auto"/>
+        <w:jc w:val="both"/>
+        <w:rPr>
+          <w:rFonts w:ascii="Times New Roman" w:cs="Times New Roman" w:eastAsia="Times New Roman" w:hAnsi="Times New Roman"/>
+          <w:sz w:val="24"/>
+          <w:szCs w:val="24"/>
+        </w:rPr>
+      </w:pPr>
+      <w:r>
+        <w:rPr>
+          <w:rFonts w:ascii="Times New Roman" w:cs="Times New Roman" w:eastAsia="Times New Roman" w:hAnsi="Times New Roman"/>
+          <w:i w:val="1"/>
+          <w:color w:val="ff0000"/>
+          <w:sz w:val="24"/>
+          <w:szCs w:val="24"/>
+          <w:rtl w:val="0"/>
+        </w:rPr>
         <w:t xml:space="preserve">Вірні:</w:t>
       </w:r>
       <w:r>
@@ -4974,7 +5022,27 @@
           <w:szCs w:val="24"/>
           <w:rtl w:val="0"/>
         </w:rPr>
-        <w:t xml:space="preserve">Амінь.</w:t>
+        <w:t xml:space="preserve">І духові твоєму.</w:t>
+      </w:r>
+    </w:p>
+    <w:p>
+      <w:pPr>
+        <w:spacing w:after="120" w:line="240" w:lineRule="auto"/>
+        <w:jc w:val="both"/>
+        <w:rPr>
+          <w:rFonts w:ascii="Times New Roman" w:cs="Times New Roman" w:eastAsia="Times New Roman" w:hAnsi="Times New Roman"/>
+          <w:sz w:val="24"/>
+          <w:szCs w:val="24"/>
+        </w:rPr>
+      </w:pPr>
+      <w:r>
+        <w:rPr>
+          <w:rFonts w:ascii="Times New Roman" w:cs="Times New Roman" w:eastAsia="Times New Roman" w:hAnsi="Times New Roman"/>
+          <w:sz w:val="24"/>
+          <w:szCs w:val="24"/>
+          <w:rtl w:val="0"/>
+        </w:rPr>
+        <w:t xml:space="preserve">Голови ваші перед Господом схиліть.</w:t>
       </w:r>
     </w:p>
     <w:p>
@@ -4996,139 +5064,47 @@
           <w:szCs w:val="24"/>
           <w:rtl w:val="0"/>
         </w:rPr>
-        <w:t xml:space="preserve">Священник:</w:t>
-      </w:r>
-      <w:r>
-        <w:rPr>
-          <w:rFonts w:ascii="Times New Roman" w:cs="Times New Roman" w:eastAsia="Times New Roman" w:hAnsi="Times New Roman"/>
-          <w:sz w:val="24"/>
-          <w:szCs w:val="24"/>
-          <w:rtl w:val="0"/>
-        </w:rPr>
-        <w:t xml:space="preserve"> Мир всім.</w:t>
-      </w:r>
-    </w:p>
-    <w:p>
-      <w:pPr>
-        <w:spacing w:after="120" w:line="240" w:lineRule="auto"/>
-        <w:jc w:val="both"/>
-        <w:rPr>
-          <w:rFonts w:ascii="Times New Roman" w:cs="Times New Roman" w:eastAsia="Times New Roman" w:hAnsi="Times New Roman"/>
-          <w:sz w:val="24"/>
-          <w:szCs w:val="24"/>
-        </w:rPr>
-      </w:pPr>
-      <w:r>
-        <w:rPr>
-          <w:rFonts w:ascii="Times New Roman" w:cs="Times New Roman" w:eastAsia="Times New Roman" w:hAnsi="Times New Roman"/>
-          <w:i w:val="1"/>
+        <w:t xml:space="preserve">Вірні:</w:t>
+      </w:r>
+      <w:r>
+        <w:rPr>
+          <w:rFonts w:ascii="Times New Roman" w:cs="Times New Roman" w:eastAsia="Times New Roman" w:hAnsi="Times New Roman"/>
           <w:color w:val="ff0000"/>
           <w:sz w:val="24"/>
           <w:szCs w:val="24"/>
           <w:rtl w:val="0"/>
         </w:rPr>
-        <w:t xml:space="preserve">Вірні:</w:t>
-      </w:r>
-      <w:r>
-        <w:rPr>
-          <w:rFonts w:ascii="Times New Roman" w:cs="Times New Roman" w:eastAsia="Times New Roman" w:hAnsi="Times New Roman"/>
+        <w:t xml:space="preserve"> </w:t>
+      </w:r>
+      <w:r>
+        <w:rPr>
+          <w:rFonts w:ascii="Times New Roman" w:cs="Times New Roman" w:eastAsia="Times New Roman" w:hAnsi="Times New Roman"/>
+          <w:sz w:val="24"/>
+          <w:szCs w:val="24"/>
+          <w:rtl w:val="0"/>
+        </w:rPr>
+        <w:t xml:space="preserve">Тобі, Господи.</w:t>
+      </w:r>
+    </w:p>
+    <w:p>
+      <w:pPr>
+        <w:spacing w:after="120" w:line="240" w:lineRule="auto"/>
+        <w:jc w:val="both"/>
+        <w:rPr>
+          <w:rFonts w:ascii="Times New Roman" w:cs="Times New Roman" w:eastAsia="Times New Roman" w:hAnsi="Times New Roman"/>
+          <w:sz w:val="24"/>
+          <w:szCs w:val="24"/>
+        </w:rPr>
+      </w:pPr>
+      <w:r>
+        <w:rPr>
+          <w:rFonts w:ascii="Times New Roman" w:cs="Times New Roman" w:eastAsia="Times New Roman" w:hAnsi="Times New Roman"/>
+          <w:i w:val="1"/>
           <w:color w:val="ff0000"/>
           <w:sz w:val="24"/>
           <w:szCs w:val="24"/>
           <w:rtl w:val="0"/>
         </w:rPr>
-        <w:t xml:space="preserve"> </w:t>
-      </w:r>
-      <w:r>
-        <w:rPr>
-          <w:rFonts w:ascii="Times New Roman" w:cs="Times New Roman" w:eastAsia="Times New Roman" w:hAnsi="Times New Roman"/>
-          <w:sz w:val="24"/>
-          <w:szCs w:val="24"/>
-          <w:rtl w:val="0"/>
-        </w:rPr>
-        <w:t xml:space="preserve">І духові твоєму.</w:t>
-      </w:r>
-    </w:p>
-    <w:p>
-      <w:pPr>
-        <w:spacing w:after="120" w:line="240" w:lineRule="auto"/>
-        <w:jc w:val="both"/>
-        <w:rPr>
-          <w:rFonts w:ascii="Times New Roman" w:cs="Times New Roman" w:eastAsia="Times New Roman" w:hAnsi="Times New Roman"/>
-          <w:sz w:val="24"/>
-          <w:szCs w:val="24"/>
-        </w:rPr>
-      </w:pPr>
-      <w:r>
-        <w:rPr>
-          <w:rFonts w:ascii="Times New Roman" w:cs="Times New Roman" w:eastAsia="Times New Roman" w:hAnsi="Times New Roman"/>
-          <w:sz w:val="24"/>
-          <w:szCs w:val="24"/>
-          <w:rtl w:val="0"/>
-        </w:rPr>
-        <w:t xml:space="preserve">Голови ваші перед Господом схиліть.</w:t>
-      </w:r>
-    </w:p>
-    <w:p>
-      <w:pPr>
-        <w:spacing w:after="120" w:line="240" w:lineRule="auto"/>
-        <w:jc w:val="both"/>
-        <w:rPr>
-          <w:rFonts w:ascii="Times New Roman" w:cs="Times New Roman" w:eastAsia="Times New Roman" w:hAnsi="Times New Roman"/>
-          <w:sz w:val="24"/>
-          <w:szCs w:val="24"/>
-        </w:rPr>
-      </w:pPr>
-      <w:r>
-        <w:rPr>
-          <w:rFonts w:ascii="Times New Roman" w:cs="Times New Roman" w:eastAsia="Times New Roman" w:hAnsi="Times New Roman"/>
-          <w:i w:val="1"/>
-          <w:color w:val="ff0000"/>
-          <w:sz w:val="24"/>
-          <w:szCs w:val="24"/>
-          <w:rtl w:val="0"/>
-        </w:rPr>
-        <w:t xml:space="preserve">Вірні:</w:t>
-      </w:r>
-      <w:r>
-        <w:rPr>
-          <w:rFonts w:ascii="Times New Roman" w:cs="Times New Roman" w:eastAsia="Times New Roman" w:hAnsi="Times New Roman"/>
-          <w:color w:val="ff0000"/>
-          <w:sz w:val="24"/>
-          <w:szCs w:val="24"/>
-          <w:rtl w:val="0"/>
-        </w:rPr>
-        <w:t xml:space="preserve"> </w:t>
-      </w:r>
-      <w:r>
-        <w:rPr>
-          <w:rFonts w:ascii="Times New Roman" w:cs="Times New Roman" w:eastAsia="Times New Roman" w:hAnsi="Times New Roman"/>
-          <w:sz w:val="24"/>
-          <w:szCs w:val="24"/>
-          <w:rtl w:val="0"/>
-        </w:rPr>
-        <w:t xml:space="preserve">Тобі, Господи.</w:t>
-      </w:r>
-    </w:p>
-    <w:p>
-      <w:pPr>
-        <w:spacing w:after="120" w:line="240" w:lineRule="auto"/>
-        <w:jc w:val="both"/>
-        <w:rPr>
-          <w:rFonts w:ascii="Times New Roman" w:cs="Times New Roman" w:eastAsia="Times New Roman" w:hAnsi="Times New Roman"/>
-          <w:sz w:val="24"/>
-          <w:szCs w:val="24"/>
-        </w:rPr>
-      </w:pPr>
-      <w:r>
-        <w:rPr>
-          <w:rFonts w:ascii="Times New Roman" w:cs="Times New Roman" w:eastAsia="Times New Roman" w:hAnsi="Times New Roman"/>
-          <w:i w:val="1"/>
-          <w:color w:val="ff0000"/>
-          <w:sz w:val="24"/>
-          <w:szCs w:val="24"/>
-          <w:rtl w:val="0"/>
-        </w:rPr>
         <w:t xml:space="preserve">Священник читає молитву:</w:t>
       </w:r>
       <w:r>
@@ -5152,21 +5128,17 @@
       </w:pPr>
       <w:r>
         <w:rPr>
-          <w:rFonts w:ascii="Times New Roman" w:cs="Times New Roman" w:eastAsia="Times New Roman" w:hAnsi="Times New Roman"/>
-          <w:i w:val="1"/>
-          <w:color w:val="ff0000"/>
-          <w:sz w:val="24"/>
-          <w:szCs w:val="24"/>
-          <w:rtl w:val="0"/>
-        </w:rPr>
-        <w:t xml:space="preserve">Священник:</w:t>
-      </w:r>
-      <w:r>
-        <w:rPr>
-          <w:rFonts w:ascii="Times New Roman" w:cs="Times New Roman" w:eastAsia="Times New Roman" w:hAnsi="Times New Roman"/>
-          <w:sz w:val="24"/>
-          <w:szCs w:val="24"/>
-          <w:rtl w:val="0"/>
+          <w:rFonts w:ascii="Times New Roman" w:hAnsi="Times New Roman"/>
+          <w:i/>
+          <w:color w:val="FF0000"/>
+          <w:sz w:val="24"/>
+        </w:rPr>
+        <w:t>Священник:</w:t>
+      </w:r>
+      <w:r>
+        <w:rPr>
+          <w:rFonts w:ascii="Times New Roman" w:hAnsi="Times New Roman"/>
+          <w:sz w:val="24"/>
         </w:rPr>
         <w:t xml:space="preserve"> Нехай буде влада царства Твого благословенна і дуже прославлена: Отця, і Сина, і Святого Духа, нині і повсякчас, і на віки віків.</w:t>
       </w:r>
@@ -5728,21 +5700,17 @@
       </w:pPr>
       <w:r>
         <w:rPr>
-          <w:rFonts w:ascii="Times New Roman" w:cs="Times New Roman" w:eastAsia="Times New Roman" w:hAnsi="Times New Roman"/>
-          <w:i w:val="1"/>
-          <w:color w:val="ff0000"/>
-          <w:sz w:val="24"/>
-          <w:szCs w:val="24"/>
-          <w:rtl w:val="0"/>
-        </w:rPr>
-        <w:t xml:space="preserve">Священник:</w:t>
-      </w:r>
-      <w:r>
-        <w:rPr>
-          <w:rFonts w:ascii="Times New Roman" w:cs="Times New Roman" w:eastAsia="Times New Roman" w:hAnsi="Times New Roman"/>
-          <w:sz w:val="24"/>
-          <w:szCs w:val="24"/>
-          <w:rtl w:val="0"/>
+          <w:rFonts w:ascii="Times New Roman" w:hAnsi="Times New Roman"/>
+          <w:i/>
+          <w:color w:val="FF0000"/>
+          <w:sz w:val="24"/>
+        </w:rPr>
+        <w:t>Священник:</w:t>
+      </w:r>
+      <w:r>
+        <w:rPr>
+          <w:rFonts w:ascii="Times New Roman" w:hAnsi="Times New Roman"/>
+          <w:sz w:val="24"/>
         </w:rPr>
         <w:t xml:space="preserve"> Бо Твоє є царство, і сила, і слава, Отця, і Сина, і Святого Духа, нині, і повсякчас, і на віки віків.</w:t>
       </w:r>
@@ -6430,21 +6398,17 @@
       </w:pPr>
       <w:r>
         <w:rPr>
-          <w:rFonts w:ascii="Times New Roman" w:cs="Times New Roman" w:eastAsia="Times New Roman" w:hAnsi="Times New Roman"/>
-          <w:i w:val="1"/>
-          <w:color w:val="ff0000"/>
-          <w:sz w:val="24"/>
-          <w:szCs w:val="24"/>
-          <w:rtl w:val="0"/>
-        </w:rPr>
-        <w:t xml:space="preserve">Священник:</w:t>
-      </w:r>
-      <w:r>
-        <w:rPr>
-          <w:rFonts w:ascii="Times New Roman" w:cs="Times New Roman" w:eastAsia="Times New Roman" w:hAnsi="Times New Roman"/>
-          <w:sz w:val="24"/>
-          <w:szCs w:val="24"/>
-          <w:rtl w:val="0"/>
+          <w:rFonts w:ascii="Times New Roman" w:hAnsi="Times New Roman"/>
+          <w:i/>
+          <w:color w:val="FF0000"/>
+          <w:sz w:val="24"/>
+        </w:rPr>
+        <w:t>Священник:</w:t>
+      </w:r>
+      <w:r>
+        <w:rPr>
+          <w:rFonts w:ascii="Times New Roman" w:hAnsi="Times New Roman"/>
+          <w:sz w:val="24"/>
         </w:rPr>
         <w:t xml:space="preserve"> Бо милостивий і людинолюбний Бог єси, і Тобі славу возсилаємо, Отцю, і Сину, і Святому Духові, нині, і повсякчас, і на віки віків.</w:t>
       </w:r>
@@ -6578,6 +6542,32 @@
       </w:pPr>
       <w:r>
         <w:rPr>
+          <w:rFonts w:ascii="Times New Roman" w:hAnsi="Times New Roman"/>
+          <w:i/>
+          <w:color w:val="FF0000"/>
+          <w:sz w:val="24"/>
+        </w:rPr>
+        <w:t>Священник:</w:t>
+      </w:r>
+      <w:r>
+        <w:rPr>
+          <w:rFonts w:ascii="Times New Roman" w:hAnsi="Times New Roman"/>
+          <w:sz w:val="24"/>
+        </w:rPr>
+        <w:t xml:space="preserve"> Сла́ва Тобі́, Хри́сте Бо́же, упова́ння на́ше, сла́ва Тобі́!</w:t>
+      </w:r>
+    </w:p>
+    <w:p>
+      <w:pPr>
+        <w:spacing w:after="120" w:line="240" w:lineRule="auto"/>
+        <w:rPr>
+          <w:rFonts w:ascii="Times New Roman" w:cs="Times New Roman" w:eastAsia="Times New Roman" w:hAnsi="Times New Roman"/>
+          <w:sz w:val="24"/>
+          <w:szCs w:val="24"/>
+        </w:rPr>
+      </w:pPr>
+      <w:r>
+        <w:rPr>
           <w:rFonts w:ascii="Times New Roman" w:cs="Times New Roman" w:eastAsia="Times New Roman" w:hAnsi="Times New Roman"/>
           <w:i w:val="1"/>
           <w:color w:val="ff0000"/>
@@ -6585,66 +6575,36 @@
           <w:szCs w:val="24"/>
           <w:rtl w:val="0"/>
         </w:rPr>
-        <w:t xml:space="preserve">Священник:</w:t>
-      </w:r>
-      <w:r>
-        <w:rPr>
-          <w:rFonts w:ascii="Times New Roman" w:cs="Times New Roman" w:eastAsia="Times New Roman" w:hAnsi="Times New Roman"/>
-          <w:sz w:val="24"/>
-          <w:szCs w:val="24"/>
-          <w:rtl w:val="0"/>
-        </w:rPr>
-        <w:t xml:space="preserve"> Сла́ва Тобі́, Хри́сте Бо́же, упова́ння на́ше, сла́ва Тобі́!</w:t>
-      </w:r>
-    </w:p>
-    <w:p>
-      <w:pPr>
-        <w:spacing w:after="120" w:line="240" w:lineRule="auto"/>
-        <w:rPr>
-          <w:rFonts w:ascii="Times New Roman" w:cs="Times New Roman" w:eastAsia="Times New Roman" w:hAnsi="Times New Roman"/>
-          <w:sz w:val="24"/>
-          <w:szCs w:val="24"/>
-        </w:rPr>
-      </w:pPr>
-      <w:r>
-        <w:rPr>
-          <w:rFonts w:ascii="Times New Roman" w:cs="Times New Roman" w:eastAsia="Times New Roman" w:hAnsi="Times New Roman"/>
-          <w:i w:val="1"/>
+        <w:t xml:space="preserve">Вірні:</w:t>
+      </w:r>
+      <w:r>
+        <w:rPr>
+          <w:rFonts w:ascii="Times New Roman" w:cs="Times New Roman" w:eastAsia="Times New Roman" w:hAnsi="Times New Roman"/>
           <w:color w:val="ff0000"/>
           <w:sz w:val="24"/>
           <w:szCs w:val="24"/>
           <w:rtl w:val="0"/>
         </w:rPr>
-        <w:t xml:space="preserve">Вірні:</w:t>
-      </w:r>
-      <w:r>
-        <w:rPr>
-          <w:rFonts w:ascii="Times New Roman" w:cs="Times New Roman" w:eastAsia="Times New Roman" w:hAnsi="Times New Roman"/>
+        <w:t xml:space="preserve"> </w:t>
+      </w:r>
+      <w:r>
+        <w:rPr>
+          <w:rFonts w:ascii="Times New Roman" w:cs="Times New Roman" w:eastAsia="Times New Roman" w:hAnsi="Times New Roman"/>
+          <w:sz w:val="24"/>
+          <w:szCs w:val="24"/>
+          <w:rtl w:val="0"/>
+        </w:rPr>
+        <w:t xml:space="preserve">Сла́ва Отцю́, і Си́ну, і Свято́му Ду́хові, і ни́ні, і повсякча́с, і на ві́ки вікі́в. Амі́нь. Го́споди, поми́луй. </w:t>
+      </w:r>
+      <w:r>
+        <w:rPr>
+          <w:rFonts w:ascii="Times New Roman" w:cs="Times New Roman" w:eastAsia="Times New Roman" w:hAnsi="Times New Roman"/>
+          <w:i w:val="1"/>
           <w:color w:val="ff0000"/>
           <w:sz w:val="24"/>
           <w:szCs w:val="24"/>
           <w:rtl w:val="0"/>
         </w:rPr>
-        <w:t xml:space="preserve"> </w:t>
-      </w:r>
-      <w:r>
-        <w:rPr>
-          <w:rFonts w:ascii="Times New Roman" w:cs="Times New Roman" w:eastAsia="Times New Roman" w:hAnsi="Times New Roman"/>
-          <w:sz w:val="24"/>
-          <w:szCs w:val="24"/>
-          <w:rtl w:val="0"/>
-        </w:rPr>
-        <w:t xml:space="preserve">Сла́ва Отцю́, і Си́ну, і Свято́му Ду́хові, і ни́ні, і повсякча́с, і на ві́ки вікі́в. Амі́нь. Го́споди, поми́луй. </w:t>
-      </w:r>
-      <w:r>
-        <w:rPr>
-          <w:rFonts w:ascii="Times New Roman" w:cs="Times New Roman" w:eastAsia="Times New Roman" w:hAnsi="Times New Roman"/>
-          <w:i w:val="1"/>
-          <w:color w:val="ff0000"/>
-          <w:sz w:val="24"/>
-          <w:szCs w:val="24"/>
-          <w:rtl w:val="0"/>
-        </w:rPr>
         <w:t xml:space="preserve">(3 р.)</w:t>
       </w:r>
       <w:r>
@@ -6659,63 +6619,39 @@
     </w:p>
     <w:p>
       <w:pPr>
-        <w:spacing w:after="120" w:line="240" w:lineRule="auto"/>
-        <w:jc w:val="both"/>
-        <w:rPr>
-          <w:rFonts w:ascii="Times New Roman" w:cs="Times New Roman" w:eastAsia="Times New Roman" w:hAnsi="Times New Roman"/>
-          <w:sz w:val="24"/>
-          <w:szCs w:val="24"/>
-        </w:rPr>
-      </w:pPr>
-      <w:r>
-        <w:rPr>
-          <w:rFonts w:ascii="Times New Roman" w:cs="Times New Roman" w:eastAsia="Times New Roman" w:hAnsi="Times New Roman"/>
-          <w:i w:val="1"/>
-          <w:color w:val="ff0000"/>
-          <w:sz w:val="24"/>
-          <w:szCs w:val="24"/>
-          <w:rtl w:val="0"/>
-        </w:rPr>
-        <w:t xml:space="preserve">Священик:</w:t>
-      </w:r>
-      <w:r>
-        <w:rPr>
-          <w:rFonts w:ascii="Times New Roman" w:cs="Times New Roman" w:eastAsia="Times New Roman" w:hAnsi="Times New Roman"/>
-          <w:color w:val="ff0000"/>
-          <w:sz w:val="24"/>
-          <w:szCs w:val="24"/>
-          <w:rtl w:val="0"/>
-        </w:rPr>
-        <w:t xml:space="preserve"> </w:t>
-      </w:r>
-      <w:r>
-        <w:rPr>
-          <w:rFonts w:ascii="Times New Roman" w:cs="Times New Roman" w:eastAsia="Times New Roman" w:hAnsi="Times New Roman"/>
-          <w:sz w:val="24"/>
-          <w:szCs w:val="24"/>
-          <w:rtl w:val="0"/>
-        </w:rPr>
-        <w:t xml:space="preserve">Христос, істинний Бог наш, молитвами пречистої своєї Матері, святих, славних і всехвальних апостолів, і святого (</w:t>
-      </w:r>
-      <w:r>
-        <w:rPr>
-          <w:rFonts w:ascii="Times New Roman" w:cs="Times New Roman" w:eastAsia="Times New Roman" w:hAnsi="Times New Roman"/>
-          <w:i w:val="1"/>
-          <w:color w:val="ff0000"/>
-          <w:sz w:val="24"/>
-          <w:szCs w:val="24"/>
-          <w:rtl w:val="0"/>
-        </w:rPr>
-        <w:t xml:space="preserve">ім'я, якого є храм</w:t>
-      </w:r>
-      <w:r>
-        <w:rPr>
-          <w:rFonts w:ascii="Times New Roman" w:cs="Times New Roman" w:eastAsia="Times New Roman" w:hAnsi="Times New Roman"/>
-          <w:sz w:val="24"/>
-          <w:szCs w:val="24"/>
-          <w:rtl w:val="0"/>
-        </w:rPr>
-        <w:t xml:space="preserve">), і святої преподобномучениці Євгенії, і всіх святих, помилує і спасе нас, як благий і людинолюбний.</w:t>
+        <w:spacing w:after="120"/>
+      </w:pPr>
+      <w:r>
+        <w:rPr>
+          <w:rFonts w:ascii="Times New Roman" w:hAnsi="Times New Roman"/>
+          <w:i/>
+          <w:color w:val="FF0000"/>
+          <w:sz w:val="24"/>
+        </w:rPr>
+        <w:t>Священник:</w:t>
+      </w:r>
+      <w:r>
+        <w:rPr>
+          <w:rFonts w:ascii="Times New Roman" w:hAnsi="Times New Roman"/>
+          <w:sz w:val="24"/>
+        </w:rPr>
+        <w:t xml:space="preserve"> Христос, істинний Бог наш - молитвами пречистої Своєї Матері, чесного і славного пророка, предтечі і хрестителя Івана, святих славних і всехвальних апостолів, і святого, </w:t>
+      </w:r>
+      <w:r>
+        <w:rPr>
+          <w:rFonts w:ascii="Times New Roman" w:hAnsi="Times New Roman"/>
+          <w:i/>
+          <w:color w:val="FF0000"/>
+          <w:sz w:val="24"/>
+        </w:rPr>
+        <w:t>якого є храм</w:t>
+      </w:r>
+      <w:r>
+        <w:rPr>
+          <w:rFonts w:ascii="Times New Roman" w:hAnsi="Times New Roman"/>
+          <w:sz w:val="24"/>
+        </w:rPr>
+        <w:t>, і святої преподобномучениці Євгенії, і всіх святих - помилує і спасе нас як благий і людинолюбний.</w:t>
       </w:r>
     </w:p>
     <w:p>
@@ -6899,21 +6835,17 @@
       </w:pPr>
       <w:r>
         <w:rPr>
-          <w:rFonts w:ascii="Times New Roman" w:cs="Times New Roman" w:eastAsia="Times New Roman" w:hAnsi="Times New Roman"/>
-          <w:i w:val="1"/>
-          <w:color w:val="ff0000"/>
-          <w:sz w:val="24"/>
-          <w:szCs w:val="24"/>
-          <w:rtl w:val="0"/>
-        </w:rPr>
-        <w:t xml:space="preserve">Священник:</w:t>
-      </w:r>
-      <w:r>
-        <w:rPr>
-          <w:rFonts w:ascii="Times New Roman" w:cs="Times New Roman" w:eastAsia="Times New Roman" w:hAnsi="Times New Roman"/>
-          <w:sz w:val="24"/>
-          <w:szCs w:val="24"/>
-          <w:rtl w:val="0"/>
+          <w:rFonts w:ascii="Times New Roman" w:hAnsi="Times New Roman"/>
+          <w:i/>
+          <w:color w:val="FF0000"/>
+          <w:sz w:val="24"/>
+        </w:rPr>
+        <w:t>Священник:</w:t>
+      </w:r>
+      <w:r>
+        <w:rPr>
+          <w:rFonts w:ascii="Times New Roman" w:hAnsi="Times New Roman"/>
+          <w:sz w:val="24"/>
         </w:rPr>
         <w:t xml:space="preserve"> Слава святій, одноістотній, животворчій і нероздільній Тройці, завжди, нині і повсякчас, і на віки віків.</w:t>
       </w:r>
@@ -11064,21 +10996,17 @@
       </w:pPr>
       <w:r>
         <w:rPr>
-          <w:rFonts w:ascii="Times New Roman" w:cs="Times New Roman" w:eastAsia="Times New Roman" w:hAnsi="Times New Roman"/>
-          <w:i w:val="1"/>
-          <w:color w:val="ff0000"/>
-          <w:sz w:val="24"/>
-          <w:szCs w:val="24"/>
-          <w:rtl w:val="0"/>
-        </w:rPr>
-        <w:t xml:space="preserve">Священник:</w:t>
-      </w:r>
-      <w:r>
-        <w:rPr>
-          <w:rFonts w:ascii="Times New Roman" w:cs="Times New Roman" w:eastAsia="Times New Roman" w:hAnsi="Times New Roman"/>
-          <w:sz w:val="24"/>
-          <w:szCs w:val="24"/>
-          <w:rtl w:val="0"/>
+          <w:rFonts w:ascii="Times New Roman" w:hAnsi="Times New Roman"/>
+          <w:i/>
+          <w:color w:val="FF0000"/>
+          <w:sz w:val="24"/>
+        </w:rPr>
+        <w:t>Священник:</w:t>
+      </w:r>
+      <w:r>
+        <w:rPr>
+          <w:rFonts w:ascii="Times New Roman" w:hAnsi="Times New Roman"/>
+          <w:sz w:val="24"/>
         </w:rPr>
         <w:t xml:space="preserve"> Бо Тобі належить усяка слава, честь і поклоніння, Отцю, і Сину, і Святому Духові, нині, і повсякчас, і на віки віків.</w:t>
       </w:r>
@@ -11837,21 +11765,17 @@
       </w:pPr>
       <w:r>
         <w:rPr>
-          <w:rFonts w:ascii="Times New Roman" w:cs="Times New Roman" w:eastAsia="Times New Roman" w:hAnsi="Times New Roman"/>
-          <w:i w:val="1"/>
-          <w:color w:val="ff0000"/>
-          <w:sz w:val="24"/>
-          <w:szCs w:val="24"/>
-          <w:rtl w:val="0"/>
-        </w:rPr>
-        <w:t xml:space="preserve">Священник:</w:t>
-      </w:r>
-      <w:r>
-        <w:rPr>
-          <w:rFonts w:ascii="Times New Roman" w:cs="Times New Roman" w:eastAsia="Times New Roman" w:hAnsi="Times New Roman"/>
-          <w:sz w:val="24"/>
-          <w:szCs w:val="24"/>
-          <w:rtl w:val="0"/>
+          <w:rFonts w:ascii="Times New Roman" w:hAnsi="Times New Roman"/>
+          <w:i/>
+          <w:color w:val="FF0000"/>
+          <w:sz w:val="24"/>
+        </w:rPr>
+        <w:t>Священник:</w:t>
+      </w:r>
+      <w:r>
+        <w:rPr>
+          <w:rFonts w:ascii="Times New Roman" w:hAnsi="Times New Roman"/>
+          <w:sz w:val="24"/>
         </w:rPr>
         <w:t xml:space="preserve"> Бо Твоя є влада і Твоє є царство, і сила, і слава, Отця, і Сина, і Святого Духа, нині, і повсякчас, і на віки віків.</w:t>
       </w:r>
@@ -12259,21 +12183,17 @@
       </w:pPr>
       <w:r>
         <w:rPr>
-          <w:rFonts w:ascii="Times New Roman" w:cs="Times New Roman" w:eastAsia="Times New Roman" w:hAnsi="Times New Roman"/>
-          <w:i w:val="1"/>
-          <w:color w:val="ff0000"/>
-          <w:sz w:val="24"/>
-          <w:szCs w:val="24"/>
-          <w:rtl w:val="0"/>
-        </w:rPr>
-        <w:t xml:space="preserve">Священник:</w:t>
-      </w:r>
-      <w:r>
-        <w:rPr>
-          <w:rFonts w:ascii="Times New Roman" w:cs="Times New Roman" w:eastAsia="Times New Roman" w:hAnsi="Times New Roman"/>
-          <w:sz w:val="24"/>
-          <w:szCs w:val="24"/>
-          <w:rtl w:val="0"/>
+          <w:rFonts w:ascii="Times New Roman" w:hAnsi="Times New Roman"/>
+          <w:i/>
+          <w:color w:val="FF0000"/>
+          <w:sz w:val="24"/>
+        </w:rPr>
+        <w:t>Священник:</w:t>
+      </w:r>
+      <w:r>
+        <w:rPr>
+          <w:rFonts w:ascii="Times New Roman" w:hAnsi="Times New Roman"/>
+          <w:sz w:val="24"/>
         </w:rPr>
         <w:t xml:space="preserve"> Бо Ти благий і людинолюбний Бог – і Тобі славу возсилаємо, Отцю, і Сину, і Святому Духові, нині, і повсякчас, і на віки віків.</w:t>
       </w:r>
@@ -15795,21 +15715,17 @@
       </w:pPr>
       <w:r>
         <w:rPr>
-          <w:rFonts w:ascii="Times New Roman" w:cs="Times New Roman" w:eastAsia="Times New Roman" w:hAnsi="Times New Roman"/>
-          <w:i w:val="1"/>
-          <w:color w:val="ff0000"/>
-          <w:sz w:val="24"/>
-          <w:szCs w:val="24"/>
-          <w:rtl w:val="0"/>
-        </w:rPr>
-        <w:t xml:space="preserve">Священник:</w:t>
-      </w:r>
-      <w:r>
-        <w:rPr>
-          <w:rFonts w:ascii="Times New Roman" w:cs="Times New Roman" w:eastAsia="Times New Roman" w:hAnsi="Times New Roman"/>
-          <w:sz w:val="24"/>
-          <w:szCs w:val="24"/>
-          <w:rtl w:val="0"/>
+          <w:rFonts w:ascii="Times New Roman" w:hAnsi="Times New Roman"/>
+          <w:i/>
+          <w:color w:val="FF0000"/>
+          <w:sz w:val="24"/>
+        </w:rPr>
+        <w:t>Священник:</w:t>
+      </w:r>
+      <w:r>
+        <w:rPr>
+          <w:rFonts w:ascii="Times New Roman" w:hAnsi="Times New Roman"/>
+          <w:sz w:val="24"/>
         </w:rPr>
         <w:t xml:space="preserve"> Бо Тебе хвалять усі сили небесні і Тобі славу возсилаємо: Отцю, і Сину, і Святому Духові, нині і повсякчас, і на віки віків.</w:t>
       </w:r>
@@ -16710,21 +16626,17 @@
       </w:pPr>
       <w:r>
         <w:rPr>
-          <w:rFonts w:ascii="Times New Roman" w:cs="Times New Roman" w:eastAsia="Times New Roman" w:hAnsi="Times New Roman"/>
-          <w:i w:val="1"/>
-          <w:color w:val="ff0000"/>
-          <w:sz w:val="24"/>
-          <w:szCs w:val="24"/>
-          <w:rtl w:val="0"/>
-        </w:rPr>
-        <w:t xml:space="preserve">Священник:</w:t>
-      </w:r>
-      <w:r>
-        <w:rPr>
-          <w:rFonts w:ascii="Times New Roman" w:cs="Times New Roman" w:eastAsia="Times New Roman" w:hAnsi="Times New Roman"/>
-          <w:sz w:val="24"/>
-          <w:szCs w:val="24"/>
-          <w:rtl w:val="0"/>
+          <w:rFonts w:ascii="Times New Roman" w:hAnsi="Times New Roman"/>
+          <w:i/>
+          <w:color w:val="FF0000"/>
+          <w:sz w:val="24"/>
+        </w:rPr>
+        <w:t>Священник:</w:t>
+      </w:r>
+      <w:r>
+        <w:rPr>
+          <w:rFonts w:ascii="Times New Roman" w:hAnsi="Times New Roman"/>
+          <w:sz w:val="24"/>
         </w:rPr>
         <w:t xml:space="preserve"> Слава тобі, що Світло нам показав!</w:t>
       </w:r>
@@ -17737,6 +17649,33 @@
       </w:pPr>
       <w:r>
         <w:rPr>
+          <w:rFonts w:ascii="Times New Roman" w:hAnsi="Times New Roman"/>
+          <w:i/>
+          <w:color w:val="FF0000"/>
+          <w:sz w:val="24"/>
+        </w:rPr>
+        <w:t>Священник:</w:t>
+      </w:r>
+      <w:r>
+        <w:rPr>
+          <w:rFonts w:ascii="Times New Roman" w:hAnsi="Times New Roman"/>
+          <w:sz w:val="24"/>
+        </w:rPr>
+        <w:t xml:space="preserve"> Бо Ти – Бог милости, ласк і людинолюбности, і Тобі славу возсилаємо, Отцю, і Сину, і Святому Духові, нині, і повсякчас, і на віки віків.</w:t>
+      </w:r>
+    </w:p>
+    <w:p>
+      <w:pPr>
+        <w:spacing w:after="120" w:line="240" w:lineRule="auto"/>
+        <w:jc w:val="both"/>
+        <w:rPr>
+          <w:rFonts w:ascii="Times New Roman" w:cs="Times New Roman" w:eastAsia="Times New Roman" w:hAnsi="Times New Roman"/>
+          <w:sz w:val="24"/>
+          <w:szCs w:val="24"/>
+        </w:rPr>
+      </w:pPr>
+      <w:r>
+        <w:rPr>
           <w:rFonts w:ascii="Times New Roman" w:cs="Times New Roman" w:eastAsia="Times New Roman" w:hAnsi="Times New Roman"/>
           <w:i w:val="1"/>
           <w:color w:val="ff0000"/>
@@ -17744,37 +17683,74 @@
           <w:szCs w:val="24"/>
           <w:rtl w:val="0"/>
         </w:rPr>
-        <w:t xml:space="preserve">Священник:</w:t>
-      </w:r>
-      <w:r>
-        <w:rPr>
-          <w:rFonts w:ascii="Times New Roman" w:cs="Times New Roman" w:eastAsia="Times New Roman" w:hAnsi="Times New Roman"/>
-          <w:sz w:val="24"/>
-          <w:szCs w:val="24"/>
-          <w:rtl w:val="0"/>
-        </w:rPr>
-        <w:t xml:space="preserve"> Бо Ти – Бог милости, ласк і людинолюбности, і Тобі славу возсилаємо, Отцю, і Сину, і Святому Духові, нині, і повсякчас, і на віки віків.</w:t>
-      </w:r>
-    </w:p>
-    <w:p>
-      <w:pPr>
-        <w:spacing w:after="120" w:line="240" w:lineRule="auto"/>
-        <w:jc w:val="both"/>
-        <w:rPr>
-          <w:rFonts w:ascii="Times New Roman" w:cs="Times New Roman" w:eastAsia="Times New Roman" w:hAnsi="Times New Roman"/>
-          <w:sz w:val="24"/>
-          <w:szCs w:val="24"/>
-        </w:rPr>
-      </w:pPr>
-      <w:r>
-        <w:rPr>
-          <w:rFonts w:ascii="Times New Roman" w:cs="Times New Roman" w:eastAsia="Times New Roman" w:hAnsi="Times New Roman"/>
-          <w:i w:val="1"/>
+        <w:t xml:space="preserve">Вірні:</w:t>
+      </w:r>
+      <w:r>
+        <w:rPr>
+          <w:rFonts w:ascii="Times New Roman" w:cs="Times New Roman" w:eastAsia="Times New Roman" w:hAnsi="Times New Roman"/>
           <w:color w:val="ff0000"/>
           <w:sz w:val="24"/>
           <w:szCs w:val="24"/>
           <w:rtl w:val="0"/>
         </w:rPr>
+        <w:t xml:space="preserve"> </w:t>
+      </w:r>
+      <w:r>
+        <w:rPr>
+          <w:rFonts w:ascii="Times New Roman" w:cs="Times New Roman" w:eastAsia="Times New Roman" w:hAnsi="Times New Roman"/>
+          <w:sz w:val="24"/>
+          <w:szCs w:val="24"/>
+          <w:rtl w:val="0"/>
+        </w:rPr>
+        <w:t xml:space="preserve">Амінь.</w:t>
+      </w:r>
+    </w:p>
+    <w:p>
+      <w:pPr>
+        <w:spacing w:after="120" w:line="240" w:lineRule="auto"/>
+        <w:jc w:val="both"/>
+        <w:rPr>
+          <w:rFonts w:ascii="Times New Roman" w:cs="Times New Roman" w:eastAsia="Times New Roman" w:hAnsi="Times New Roman"/>
+          <w:sz w:val="24"/>
+          <w:szCs w:val="24"/>
+        </w:rPr>
+      </w:pPr>
+      <w:r>
+        <w:rPr>
+          <w:rFonts w:ascii="Times New Roman" w:hAnsi="Times New Roman"/>
+          <w:i/>
+          <w:color w:val="FF0000"/>
+          <w:sz w:val="24"/>
+        </w:rPr>
+        <w:t>Священник:</w:t>
+      </w:r>
+      <w:r>
+        <w:rPr>
+          <w:rFonts w:ascii="Times New Roman" w:hAnsi="Times New Roman"/>
+          <w:sz w:val="24"/>
+        </w:rPr>
+        <w:t xml:space="preserve"> Мир всім.</w:t>
+      </w:r>
+    </w:p>
+    <w:p>
+      <w:pPr>
+        <w:spacing w:after="120" w:line="240" w:lineRule="auto"/>
+        <w:jc w:val="both"/>
+        <w:rPr>
+          <w:rFonts w:ascii="Times New Roman" w:cs="Times New Roman" w:eastAsia="Times New Roman" w:hAnsi="Times New Roman"/>
+          <w:sz w:val="24"/>
+          <w:szCs w:val="24"/>
+        </w:rPr>
+      </w:pPr>
+      <w:r>
+        <w:rPr>
+          <w:rFonts w:ascii="Times New Roman" w:cs="Times New Roman" w:eastAsia="Times New Roman" w:hAnsi="Times New Roman"/>
+          <w:i w:val="1"/>
+          <w:color w:val="ff0000"/>
+          <w:sz w:val="24"/>
+          <w:szCs w:val="24"/>
+          <w:rtl w:val="0"/>
+        </w:rPr>
         <w:t xml:space="preserve">Вірні:</w:t>
       </w:r>
       <w:r>
@@ -17794,7 +17770,27 @@
           <w:szCs w:val="24"/>
           <w:rtl w:val="0"/>
         </w:rPr>
-        <w:t xml:space="preserve">Амінь.</w:t>
+        <w:t xml:space="preserve">І духові твоєму.</w:t>
+      </w:r>
+    </w:p>
+    <w:p>
+      <w:pPr>
+        <w:spacing w:after="120" w:line="240" w:lineRule="auto"/>
+        <w:jc w:val="both"/>
+        <w:rPr>
+          <w:rFonts w:ascii="Times New Roman" w:cs="Times New Roman" w:eastAsia="Times New Roman" w:hAnsi="Times New Roman"/>
+          <w:sz w:val="24"/>
+          <w:szCs w:val="24"/>
+        </w:rPr>
+      </w:pPr>
+      <w:r>
+        <w:rPr>
+          <w:rFonts w:ascii="Times New Roman" w:cs="Times New Roman" w:eastAsia="Times New Roman" w:hAnsi="Times New Roman"/>
+          <w:sz w:val="24"/>
+          <w:szCs w:val="24"/>
+          <w:rtl w:val="0"/>
+        </w:rPr>
+        <w:t xml:space="preserve">Голови ваші перед Господом схиліть.</w:t>
       </w:r>
     </w:p>
     <w:p>
@@ -17816,139 +17812,47 @@
           <w:szCs w:val="24"/>
           <w:rtl w:val="0"/>
         </w:rPr>
-        <w:t xml:space="preserve">Священник:</w:t>
-      </w:r>
-      <w:r>
-        <w:rPr>
-          <w:rFonts w:ascii="Times New Roman" w:cs="Times New Roman" w:eastAsia="Times New Roman" w:hAnsi="Times New Roman"/>
-          <w:sz w:val="24"/>
-          <w:szCs w:val="24"/>
-          <w:rtl w:val="0"/>
-        </w:rPr>
-        <w:t xml:space="preserve"> Мир всім.</w:t>
-      </w:r>
-    </w:p>
-    <w:p>
-      <w:pPr>
-        <w:spacing w:after="120" w:line="240" w:lineRule="auto"/>
-        <w:jc w:val="both"/>
-        <w:rPr>
-          <w:rFonts w:ascii="Times New Roman" w:cs="Times New Roman" w:eastAsia="Times New Roman" w:hAnsi="Times New Roman"/>
-          <w:sz w:val="24"/>
-          <w:szCs w:val="24"/>
-        </w:rPr>
-      </w:pPr>
-      <w:r>
-        <w:rPr>
-          <w:rFonts w:ascii="Times New Roman" w:cs="Times New Roman" w:eastAsia="Times New Roman" w:hAnsi="Times New Roman"/>
-          <w:i w:val="1"/>
+        <w:t xml:space="preserve">Вірні:</w:t>
+      </w:r>
+      <w:r>
+        <w:rPr>
+          <w:rFonts w:ascii="Times New Roman" w:cs="Times New Roman" w:eastAsia="Times New Roman" w:hAnsi="Times New Roman"/>
           <w:color w:val="ff0000"/>
           <w:sz w:val="24"/>
           <w:szCs w:val="24"/>
           <w:rtl w:val="0"/>
         </w:rPr>
-        <w:t xml:space="preserve">Вірні:</w:t>
-      </w:r>
-      <w:r>
-        <w:rPr>
-          <w:rFonts w:ascii="Times New Roman" w:cs="Times New Roman" w:eastAsia="Times New Roman" w:hAnsi="Times New Roman"/>
+        <w:t xml:space="preserve"> </w:t>
+      </w:r>
+      <w:r>
+        <w:rPr>
+          <w:rFonts w:ascii="Times New Roman" w:cs="Times New Roman" w:eastAsia="Times New Roman" w:hAnsi="Times New Roman"/>
+          <w:sz w:val="24"/>
+          <w:szCs w:val="24"/>
+          <w:rtl w:val="0"/>
+        </w:rPr>
+        <w:t xml:space="preserve">Тобі, Господи.</w:t>
+      </w:r>
+    </w:p>
+    <w:p>
+      <w:pPr>
+        <w:spacing w:after="120" w:line="240" w:lineRule="auto"/>
+        <w:jc w:val="both"/>
+        <w:rPr>
+          <w:rFonts w:ascii="Times New Roman" w:cs="Times New Roman" w:eastAsia="Times New Roman" w:hAnsi="Times New Roman"/>
+          <w:sz w:val="24"/>
+          <w:szCs w:val="24"/>
+        </w:rPr>
+      </w:pPr>
+      <w:r>
+        <w:rPr>
+          <w:rFonts w:ascii="Times New Roman" w:cs="Times New Roman" w:eastAsia="Times New Roman" w:hAnsi="Times New Roman"/>
+          <w:i w:val="1"/>
           <w:color w:val="ff0000"/>
           <w:sz w:val="24"/>
           <w:szCs w:val="24"/>
           <w:rtl w:val="0"/>
         </w:rPr>
-        <w:t xml:space="preserve"> </w:t>
-      </w:r>
-      <w:r>
-        <w:rPr>
-          <w:rFonts w:ascii="Times New Roman" w:cs="Times New Roman" w:eastAsia="Times New Roman" w:hAnsi="Times New Roman"/>
-          <w:sz w:val="24"/>
-          <w:szCs w:val="24"/>
-          <w:rtl w:val="0"/>
-        </w:rPr>
-        <w:t xml:space="preserve">І духові твоєму.</w:t>
-      </w:r>
-    </w:p>
-    <w:p>
-      <w:pPr>
-        <w:spacing w:after="120" w:line="240" w:lineRule="auto"/>
-        <w:jc w:val="both"/>
-        <w:rPr>
-          <w:rFonts w:ascii="Times New Roman" w:cs="Times New Roman" w:eastAsia="Times New Roman" w:hAnsi="Times New Roman"/>
-          <w:sz w:val="24"/>
-          <w:szCs w:val="24"/>
-        </w:rPr>
-      </w:pPr>
-      <w:r>
-        <w:rPr>
-          <w:rFonts w:ascii="Times New Roman" w:cs="Times New Roman" w:eastAsia="Times New Roman" w:hAnsi="Times New Roman"/>
-          <w:sz w:val="24"/>
-          <w:szCs w:val="24"/>
-          <w:rtl w:val="0"/>
-        </w:rPr>
-        <w:t xml:space="preserve">Голови ваші перед Господом схиліть.</w:t>
-      </w:r>
-    </w:p>
-    <w:p>
-      <w:pPr>
-        <w:spacing w:after="120" w:line="240" w:lineRule="auto"/>
-        <w:jc w:val="both"/>
-        <w:rPr>
-          <w:rFonts w:ascii="Times New Roman" w:cs="Times New Roman" w:eastAsia="Times New Roman" w:hAnsi="Times New Roman"/>
-          <w:sz w:val="24"/>
-          <w:szCs w:val="24"/>
-        </w:rPr>
-      </w:pPr>
-      <w:r>
-        <w:rPr>
-          <w:rFonts w:ascii="Times New Roman" w:cs="Times New Roman" w:eastAsia="Times New Roman" w:hAnsi="Times New Roman"/>
-          <w:i w:val="1"/>
-          <w:color w:val="ff0000"/>
-          <w:sz w:val="24"/>
-          <w:szCs w:val="24"/>
-          <w:rtl w:val="0"/>
-        </w:rPr>
-        <w:t xml:space="preserve">Вірні:</w:t>
-      </w:r>
-      <w:r>
-        <w:rPr>
-          <w:rFonts w:ascii="Times New Roman" w:cs="Times New Roman" w:eastAsia="Times New Roman" w:hAnsi="Times New Roman"/>
-          <w:color w:val="ff0000"/>
-          <w:sz w:val="24"/>
-          <w:szCs w:val="24"/>
-          <w:rtl w:val="0"/>
-        </w:rPr>
-        <w:t xml:space="preserve"> </w:t>
-      </w:r>
-      <w:r>
-        <w:rPr>
-          <w:rFonts w:ascii="Times New Roman" w:cs="Times New Roman" w:eastAsia="Times New Roman" w:hAnsi="Times New Roman"/>
-          <w:sz w:val="24"/>
-          <w:szCs w:val="24"/>
-          <w:rtl w:val="0"/>
-        </w:rPr>
-        <w:t xml:space="preserve">Тобі, Господи.</w:t>
-      </w:r>
-    </w:p>
-    <w:p>
-      <w:pPr>
-        <w:spacing w:after="120" w:line="240" w:lineRule="auto"/>
-        <w:jc w:val="both"/>
-        <w:rPr>
-          <w:rFonts w:ascii="Times New Roman" w:cs="Times New Roman" w:eastAsia="Times New Roman" w:hAnsi="Times New Roman"/>
-          <w:sz w:val="24"/>
-          <w:szCs w:val="24"/>
-        </w:rPr>
-      </w:pPr>
-      <w:r>
-        <w:rPr>
-          <w:rFonts w:ascii="Times New Roman" w:cs="Times New Roman" w:eastAsia="Times New Roman" w:hAnsi="Times New Roman"/>
-          <w:i w:val="1"/>
-          <w:color w:val="ff0000"/>
-          <w:sz w:val="24"/>
-          <w:szCs w:val="24"/>
-          <w:rtl w:val="0"/>
-        </w:rPr>
         <w:t xml:space="preserve">Священник читає молитву:</w:t>
       </w:r>
       <w:r>
@@ -17972,21 +17876,17 @@
       </w:pPr>
       <w:r>
         <w:rPr>
-          <w:rFonts w:ascii="Times New Roman" w:cs="Times New Roman" w:eastAsia="Times New Roman" w:hAnsi="Times New Roman"/>
-          <w:i w:val="1"/>
-          <w:color w:val="ff0000"/>
-          <w:sz w:val="24"/>
-          <w:szCs w:val="24"/>
-          <w:rtl w:val="0"/>
-        </w:rPr>
-        <w:t xml:space="preserve">Священник:</w:t>
-      </w:r>
-      <w:r>
-        <w:rPr>
-          <w:rFonts w:ascii="Times New Roman" w:cs="Times New Roman" w:eastAsia="Times New Roman" w:hAnsi="Times New Roman"/>
-          <w:sz w:val="24"/>
-          <w:szCs w:val="24"/>
-          <w:rtl w:val="0"/>
+          <w:rFonts w:ascii="Times New Roman" w:hAnsi="Times New Roman"/>
+          <w:i/>
+          <w:color w:val="FF0000"/>
+          <w:sz w:val="24"/>
+        </w:rPr>
+        <w:t>Священник:</w:t>
+      </w:r>
+      <w:r>
+        <w:rPr>
+          <w:rFonts w:ascii="Times New Roman" w:hAnsi="Times New Roman"/>
+          <w:sz w:val="24"/>
         </w:rPr>
         <w:t xml:space="preserve"> Бо до Тебе належить милувати і спасати нас, Боже наш, і Тобі славу возсилаємо, Отцю, і Сину, і Святому Духові, нині, і повсякчас, і на віки віків.</w:t>
       </w:r>
@@ -18517,21 +18417,17 @@
       </w:pPr>
       <w:r>
         <w:rPr>
-          <w:rFonts w:ascii="Times New Roman" w:cs="Times New Roman" w:eastAsia="Times New Roman" w:hAnsi="Times New Roman"/>
-          <w:i w:val="1"/>
-          <w:color w:val="ff0000"/>
-          <w:sz w:val="24"/>
-          <w:szCs w:val="24"/>
-          <w:rtl w:val="0"/>
-        </w:rPr>
-        <w:t xml:space="preserve">Священник:</w:t>
-      </w:r>
-      <w:r>
-        <w:rPr>
-          <w:rFonts w:ascii="Times New Roman" w:cs="Times New Roman" w:eastAsia="Times New Roman" w:hAnsi="Times New Roman"/>
-          <w:sz w:val="24"/>
-          <w:szCs w:val="24"/>
-          <w:rtl w:val="0"/>
+          <w:rFonts w:ascii="Times New Roman" w:hAnsi="Times New Roman"/>
+          <w:i/>
+          <w:color w:val="FF0000"/>
+          <w:sz w:val="24"/>
+        </w:rPr>
+        <w:t>Священник:</w:t>
+      </w:r>
+      <w:r>
+        <w:rPr>
+          <w:rFonts w:ascii="Times New Roman" w:hAnsi="Times New Roman"/>
+          <w:sz w:val="24"/>
         </w:rPr>
         <w:t xml:space="preserve"> Бо Твоє є царство, і сила, і слава, Отця, і Сина, і Святого Духа, нині, і повсякчас, і на віки віків.</w:t>
       </w:r>
@@ -19109,21 +19005,17 @@
       </w:pPr>
       <w:r>
         <w:rPr>
-          <w:rFonts w:ascii="Times New Roman" w:cs="Times New Roman" w:eastAsia="Times New Roman" w:hAnsi="Times New Roman"/>
-          <w:i w:val="1"/>
-          <w:color w:val="ff0000"/>
-          <w:sz w:val="24"/>
-          <w:szCs w:val="24"/>
-          <w:rtl w:val="0"/>
-        </w:rPr>
-        <w:t xml:space="preserve">Священник:</w:t>
-      </w:r>
-      <w:r>
-        <w:rPr>
-          <w:rFonts w:ascii="Times New Roman" w:cs="Times New Roman" w:eastAsia="Times New Roman" w:hAnsi="Times New Roman"/>
-          <w:sz w:val="24"/>
-          <w:szCs w:val="24"/>
-          <w:rtl w:val="0"/>
+          <w:rFonts w:ascii="Times New Roman" w:hAnsi="Times New Roman"/>
+          <w:i/>
+          <w:color w:val="FF0000"/>
+          <w:sz w:val="24"/>
+        </w:rPr>
+        <w:t>Священник:</w:t>
+      </w:r>
+      <w:r>
+        <w:rPr>
+          <w:rFonts w:ascii="Times New Roman" w:hAnsi="Times New Roman"/>
+          <w:sz w:val="24"/>
         </w:rPr>
         <w:t xml:space="preserve"> Бо милостивий і людинолюбний Бог єси, і Тобі славу возсилаємо, Отцю, і Сину, і Святому Духові, нині, і повсякчас, і на віки віків.</w:t>
       </w:r>
@@ -19272,6 +19164,32 @@
       </w:pPr>
       <w:r>
         <w:rPr>
+          <w:rFonts w:ascii="Times New Roman" w:hAnsi="Times New Roman"/>
+          <w:i/>
+          <w:color w:val="FF0000"/>
+          <w:sz w:val="24"/>
+        </w:rPr>
+        <w:t>Священник:</w:t>
+      </w:r>
+      <w:r>
+        <w:rPr>
+          <w:rFonts w:ascii="Times New Roman" w:hAnsi="Times New Roman"/>
+          <w:sz w:val="24"/>
+        </w:rPr>
+        <w:t xml:space="preserve"> Сла́ва Тобі́, Хри́сте Бо́же, упова́ння на́ше, сла́ва Тобі́!</w:t>
+      </w:r>
+    </w:p>
+    <w:p>
+      <w:pPr>
+        <w:spacing w:after="120" w:line="240" w:lineRule="auto"/>
+        <w:rPr>
+          <w:rFonts w:ascii="Times New Roman" w:cs="Times New Roman" w:eastAsia="Times New Roman" w:hAnsi="Times New Roman"/>
+          <w:sz w:val="24"/>
+          <w:szCs w:val="24"/>
+        </w:rPr>
+      </w:pPr>
+      <w:r>
+        <w:rPr>
           <w:rFonts w:ascii="Times New Roman" w:cs="Times New Roman" w:eastAsia="Times New Roman" w:hAnsi="Times New Roman"/>
           <w:i w:val="1"/>
           <w:color w:val="ff0000"/>
@@ -19279,66 +19197,36 @@
           <w:szCs w:val="24"/>
           <w:rtl w:val="0"/>
         </w:rPr>
-        <w:t xml:space="preserve">Священник:</w:t>
-      </w:r>
-      <w:r>
-        <w:rPr>
-          <w:rFonts w:ascii="Times New Roman" w:cs="Times New Roman" w:eastAsia="Times New Roman" w:hAnsi="Times New Roman"/>
-          <w:sz w:val="24"/>
-          <w:szCs w:val="24"/>
-          <w:rtl w:val="0"/>
-        </w:rPr>
-        <w:t xml:space="preserve"> Сла́ва Тобі́, Хри́сте Бо́же, упова́ння на́ше, сла́ва Тобі́!</w:t>
-      </w:r>
-    </w:p>
-    <w:p>
-      <w:pPr>
-        <w:spacing w:after="120" w:line="240" w:lineRule="auto"/>
-        <w:rPr>
-          <w:rFonts w:ascii="Times New Roman" w:cs="Times New Roman" w:eastAsia="Times New Roman" w:hAnsi="Times New Roman"/>
-          <w:sz w:val="24"/>
-          <w:szCs w:val="24"/>
-        </w:rPr>
-      </w:pPr>
-      <w:r>
-        <w:rPr>
-          <w:rFonts w:ascii="Times New Roman" w:cs="Times New Roman" w:eastAsia="Times New Roman" w:hAnsi="Times New Roman"/>
-          <w:i w:val="1"/>
+        <w:t xml:space="preserve">Вірні:</w:t>
+      </w:r>
+      <w:r>
+        <w:rPr>
+          <w:rFonts w:ascii="Times New Roman" w:cs="Times New Roman" w:eastAsia="Times New Roman" w:hAnsi="Times New Roman"/>
           <w:color w:val="ff0000"/>
           <w:sz w:val="24"/>
           <w:szCs w:val="24"/>
           <w:rtl w:val="0"/>
         </w:rPr>
-        <w:t xml:space="preserve">Вірні:</w:t>
-      </w:r>
-      <w:r>
-        <w:rPr>
-          <w:rFonts w:ascii="Times New Roman" w:cs="Times New Roman" w:eastAsia="Times New Roman" w:hAnsi="Times New Roman"/>
+        <w:t xml:space="preserve"> </w:t>
+      </w:r>
+      <w:r>
+        <w:rPr>
+          <w:rFonts w:ascii="Times New Roman" w:cs="Times New Roman" w:eastAsia="Times New Roman" w:hAnsi="Times New Roman"/>
+          <w:sz w:val="24"/>
+          <w:szCs w:val="24"/>
+          <w:rtl w:val="0"/>
+        </w:rPr>
+        <w:t xml:space="preserve">Сла́ва Отцю́, і Си́ну, і Свято́му Ду́хові, і ни́ні, і повсякча́с, і на ві́ки вікі́в. Амі́нь. Го́споди, поми́луй. </w:t>
+      </w:r>
+      <w:r>
+        <w:rPr>
+          <w:rFonts w:ascii="Times New Roman" w:cs="Times New Roman" w:eastAsia="Times New Roman" w:hAnsi="Times New Roman"/>
+          <w:i w:val="1"/>
           <w:color w:val="ff0000"/>
           <w:sz w:val="24"/>
           <w:szCs w:val="24"/>
           <w:rtl w:val="0"/>
         </w:rPr>
-        <w:t xml:space="preserve"> </w:t>
-      </w:r>
-      <w:r>
-        <w:rPr>
-          <w:rFonts w:ascii="Times New Roman" w:cs="Times New Roman" w:eastAsia="Times New Roman" w:hAnsi="Times New Roman"/>
-          <w:sz w:val="24"/>
-          <w:szCs w:val="24"/>
-          <w:rtl w:val="0"/>
-        </w:rPr>
-        <w:t xml:space="preserve">Сла́ва Отцю́, і Си́ну, і Свято́му Ду́хові, і ни́ні, і повсякча́с, і на ві́ки вікі́в. Амі́нь. Го́споди, поми́луй. </w:t>
-      </w:r>
-      <w:r>
-        <w:rPr>
-          <w:rFonts w:ascii="Times New Roman" w:cs="Times New Roman" w:eastAsia="Times New Roman" w:hAnsi="Times New Roman"/>
-          <w:i w:val="1"/>
-          <w:color w:val="ff0000"/>
-          <w:sz w:val="24"/>
-          <w:szCs w:val="24"/>
-          <w:rtl w:val="0"/>
-        </w:rPr>
         <w:t xml:space="preserve">(3 р.)</w:t>
       </w:r>
       <w:r>
@@ -19353,63 +19241,39 @@
     </w:p>
     <w:p>
       <w:pPr>
-        <w:spacing w:after="120" w:line="240" w:lineRule="auto"/>
-        <w:jc w:val="both"/>
-        <w:rPr>
-          <w:rFonts w:ascii="Times New Roman" w:cs="Times New Roman" w:eastAsia="Times New Roman" w:hAnsi="Times New Roman"/>
-          <w:sz w:val="24"/>
-          <w:szCs w:val="24"/>
-        </w:rPr>
-      </w:pPr>
-      <w:r>
-        <w:rPr>
-          <w:rFonts w:ascii="Times New Roman" w:cs="Times New Roman" w:eastAsia="Times New Roman" w:hAnsi="Times New Roman"/>
-          <w:i w:val="1"/>
-          <w:color w:val="ff0000"/>
-          <w:sz w:val="24"/>
-          <w:szCs w:val="24"/>
-          <w:rtl w:val="0"/>
-        </w:rPr>
-        <w:t xml:space="preserve">Священик:</w:t>
-      </w:r>
-      <w:r>
-        <w:rPr>
-          <w:rFonts w:ascii="Times New Roman" w:cs="Times New Roman" w:eastAsia="Times New Roman" w:hAnsi="Times New Roman"/>
-          <w:color w:val="ff0000"/>
-          <w:sz w:val="24"/>
-          <w:szCs w:val="24"/>
-          <w:rtl w:val="0"/>
-        </w:rPr>
-        <w:t xml:space="preserve"> </w:t>
-      </w:r>
-      <w:r>
-        <w:rPr>
-          <w:rFonts w:ascii="Times New Roman" w:cs="Times New Roman" w:eastAsia="Times New Roman" w:hAnsi="Times New Roman"/>
-          <w:sz w:val="24"/>
-          <w:szCs w:val="24"/>
-          <w:rtl w:val="0"/>
-        </w:rPr>
-        <w:t xml:space="preserve">Христос, істинний Бог наш, молитвами пречистої своєї Матері, святих, славних і всехвальних апостолів, і святого (</w:t>
-      </w:r>
-      <w:r>
-        <w:rPr>
-          <w:rFonts w:ascii="Times New Roman" w:cs="Times New Roman" w:eastAsia="Times New Roman" w:hAnsi="Times New Roman"/>
-          <w:i w:val="1"/>
-          <w:color w:val="ff0000"/>
-          <w:sz w:val="24"/>
-          <w:szCs w:val="24"/>
-          <w:rtl w:val="0"/>
-        </w:rPr>
-        <w:t xml:space="preserve">ім'я, якого є храм</w:t>
-      </w:r>
-      <w:r>
-        <w:rPr>
-          <w:rFonts w:ascii="Times New Roman" w:cs="Times New Roman" w:eastAsia="Times New Roman" w:hAnsi="Times New Roman"/>
-          <w:sz w:val="24"/>
-          <w:szCs w:val="24"/>
-          <w:rtl w:val="0"/>
-        </w:rPr>
-        <w:t xml:space="preserve">), і святої преподобномучениці Євгенії, і всіх святих, помилує і спасе нас, як благий і людинолюбний.</w:t>
+        <w:spacing w:after="120"/>
+      </w:pPr>
+      <w:r>
+        <w:rPr>
+          <w:rFonts w:ascii="Times New Roman" w:hAnsi="Times New Roman"/>
+          <w:i/>
+          <w:color w:val="FF0000"/>
+          <w:sz w:val="24"/>
+        </w:rPr>
+        <w:t>Священник:</w:t>
+      </w:r>
+      <w:r>
+        <w:rPr>
+          <w:rFonts w:ascii="Times New Roman" w:hAnsi="Times New Roman"/>
+          <w:sz w:val="24"/>
+        </w:rPr>
+        <w:t xml:space="preserve"> Христос, істинний Бог наш - молитвами пречистої Своєї Матері, чесного і славного пророка, предтечі і хрестителя Івана, святих славних і всехвальних апостолів, і святого, </w:t>
+      </w:r>
+      <w:r>
+        <w:rPr>
+          <w:rFonts w:ascii="Times New Roman" w:hAnsi="Times New Roman"/>
+          <w:i/>
+          <w:color w:val="FF0000"/>
+          <w:sz w:val="24"/>
+        </w:rPr>
+        <w:t>якого є храм</w:t>
+      </w:r>
+      <w:r>
+        <w:rPr>
+          <w:rFonts w:ascii="Times New Roman" w:hAnsi="Times New Roman"/>
+          <w:sz w:val="24"/>
+        </w:rPr>
+        <w:t>, і святої преподобномучениці Євгенії, і всіх святих - помилує і спасе нас як благий і людинолюбний.</w:t>
       </w:r>
     </w:p>
     <w:p>

--- a/flow/20230914_vu_template/drafts/2024-12-u/24-ВТ-надвечіря_Різдва.docx
+++ b/flow/20230914_vu_template/drafts/2024-12-u/24-ВТ-надвечіря_Різдва.docx
@@ -3413,33 +3413,305 @@
     </w:p>
     <w:p>
       <w:pPr>
-        <w:spacing w:after="120" w:line="240" w:lineRule="auto"/>
-        <w:jc w:val="both"/>
-        <w:rPr>
-          <w:rFonts w:ascii="Times New Roman" w:eastAsia="Times New Roman" w:hAnsi="Times New Roman" w:cs="Times New Roman"/>
-          <w:sz w:val="24"/>
-          <w:szCs w:val="24"/>
-          <w:u w:val="single"/>
-        </w:rPr>
-      </w:pPr>
-      <w:r>
-        <w:rPr>
-          <w:rFonts w:ascii="Times New Roman" w:eastAsia="Times New Roman" w:hAnsi="Times New Roman" w:cs="Times New Roman"/>
+        <w:spacing w:after="120"/>
+        <w:jc w:val="both"/>
+      </w:pPr>
+      <w:r>
+        <w:rPr>
+          <w:rFonts w:ascii="Times New Roman" w:hAnsi="Times New Roman"/>
           <w:i/>
           <w:color w:val="FF0000"/>
           <w:sz w:val="24"/>
-          <w:szCs w:val="24"/>
-        </w:rPr>
-        <w:t xml:space="preserve">Стих: </w:t>
-      </w:r>
-      <w:r>
-        <w:rPr>
-          <w:rFonts w:ascii="Times New Roman" w:eastAsia="Times New Roman" w:hAnsi="Times New Roman" w:cs="Times New Roman"/>
-          <w:sz w:val="24"/>
-          <w:szCs w:val="24"/>
+        </w:rPr>
+        <w:t>Стих:</w:t>
+      </w:r>
+      <w:r>
+        <w:rPr>
+          <w:rFonts w:ascii="Times New Roman" w:hAnsi="Times New Roman"/>
+          <w:i/>
+          <w:sz w:val="24"/>
+        </w:rPr>
+        <w:t xml:space="preserve"> </w:t>
+      </w:r>
+      <w:r>
+        <w:rPr>
+          <w:rFonts w:ascii="Times New Roman" w:hAnsi="Times New Roman"/>
+          <w:sz w:val="24"/>
           <w:u w:val="single"/>
         </w:rPr>
-        <w:t>Задля імени твого надіюсь на тебе, Господи,* надіється душа моя на слово твоє; надіється душа моя на Господа.</w:t>
+        <w:t>За́для</w:t>
+      </w:r>
+      <w:r>
+        <w:rPr>
+          <w:rFonts w:ascii="Times New Roman" w:hAnsi="Times New Roman"/>
+          <w:sz w:val="24"/>
+          <w:u w:val="single"/>
+        </w:rPr>
+        <w:t xml:space="preserve"> </w:t>
+      </w:r>
+      <w:r>
+        <w:rPr>
+          <w:rFonts w:ascii="Times New Roman" w:hAnsi="Times New Roman"/>
+          <w:sz w:val="24"/>
+          <w:u w:val="single"/>
+        </w:rPr>
+        <w:t>І́мени</w:t>
+      </w:r>
+      <w:r>
+        <w:rPr>
+          <w:rFonts w:ascii="Times New Roman" w:hAnsi="Times New Roman"/>
+          <w:sz w:val="24"/>
+          <w:u w:val="single"/>
+        </w:rPr>
+        <w:t xml:space="preserve"> </w:t>
+      </w:r>
+      <w:r>
+        <w:rPr>
+          <w:rFonts w:ascii="Times New Roman" w:hAnsi="Times New Roman"/>
+          <w:sz w:val="24"/>
+          <w:u w:val="single"/>
+        </w:rPr>
+        <w:t>Твого́</w:t>
+      </w:r>
+      <w:r>
+        <w:rPr>
+          <w:rFonts w:ascii="Times New Roman" w:hAnsi="Times New Roman"/>
+          <w:sz w:val="24"/>
+          <w:u w:val="single"/>
+        </w:rPr>
+        <w:t xml:space="preserve"> </w:t>
+      </w:r>
+      <w:r>
+        <w:rPr>
+          <w:rFonts w:ascii="Times New Roman" w:hAnsi="Times New Roman"/>
+          <w:sz w:val="24"/>
+          <w:u w:val="single"/>
+        </w:rPr>
+        <w:t>наді́юсь</w:t>
+      </w:r>
+      <w:r>
+        <w:rPr>
+          <w:rFonts w:ascii="Times New Roman" w:hAnsi="Times New Roman"/>
+          <w:sz w:val="24"/>
+          <w:u w:val="single"/>
+        </w:rPr>
+        <w:t xml:space="preserve"> </w:t>
+      </w:r>
+      <w:r>
+        <w:rPr>
+          <w:rFonts w:ascii="Times New Roman" w:hAnsi="Times New Roman"/>
+          <w:sz w:val="24"/>
+          <w:u w:val="single"/>
+        </w:rPr>
+        <w:t>на</w:t>
+      </w:r>
+      <w:r>
+        <w:rPr>
+          <w:rFonts w:ascii="Times New Roman" w:hAnsi="Times New Roman"/>
+          <w:sz w:val="24"/>
+          <w:u w:val="single"/>
+        </w:rPr>
+        <w:t xml:space="preserve"> </w:t>
+      </w:r>
+      <w:r>
+        <w:rPr>
+          <w:rFonts w:ascii="Times New Roman" w:hAnsi="Times New Roman"/>
+          <w:sz w:val="24"/>
+          <w:u w:val="single"/>
+        </w:rPr>
+        <w:t>Те́бе,</w:t>
+      </w:r>
+      <w:r>
+        <w:rPr>
+          <w:rFonts w:ascii="Times New Roman" w:hAnsi="Times New Roman"/>
+          <w:sz w:val="24"/>
+          <w:u w:val="single"/>
+        </w:rPr>
+        <w:t xml:space="preserve"> </w:t>
+      </w:r>
+      <w:r>
+        <w:rPr>
+          <w:rFonts w:ascii="Times New Roman" w:hAnsi="Times New Roman"/>
+          <w:sz w:val="24"/>
+          <w:u w:val="single"/>
+        </w:rPr>
+        <w:t>Го́споди,</w:t>
+      </w:r>
+      <w:r>
+        <w:rPr>
+          <w:rFonts w:ascii="Times New Roman" w:hAnsi="Times New Roman"/>
+          <w:sz w:val="24"/>
+          <w:u w:val="single"/>
+        </w:rPr>
+        <w:t xml:space="preserve"> </w:t>
+      </w:r>
+      <w:r>
+        <w:rPr>
+          <w:rFonts w:ascii="Times New Roman" w:hAnsi="Times New Roman"/>
+          <w:sz w:val="24"/>
+          <w:u w:val="single"/>
+        </w:rPr>
+        <w:t>наді́ється</w:t>
+      </w:r>
+      <w:r>
+        <w:rPr>
+          <w:rFonts w:ascii="Times New Roman" w:hAnsi="Times New Roman"/>
+          <w:sz w:val="24"/>
+          <w:u w:val="single"/>
+        </w:rPr>
+        <w:t xml:space="preserve"> </w:t>
+      </w:r>
+      <w:r>
+        <w:rPr>
+          <w:rFonts w:ascii="Times New Roman" w:hAnsi="Times New Roman"/>
+          <w:sz w:val="24"/>
+          <w:u w:val="single"/>
+        </w:rPr>
+        <w:t>душа́</w:t>
+      </w:r>
+      <w:r>
+        <w:rPr>
+          <w:rFonts w:ascii="Times New Roman" w:hAnsi="Times New Roman"/>
+          <w:sz w:val="24"/>
+          <w:u w:val="single"/>
+        </w:rPr>
+        <w:t xml:space="preserve"> </w:t>
+      </w:r>
+      <w:r>
+        <w:rPr>
+          <w:rFonts w:ascii="Times New Roman" w:hAnsi="Times New Roman"/>
+          <w:sz w:val="24"/>
+          <w:u w:val="single"/>
+        </w:rPr>
+        <w:t>моя́</w:t>
+      </w:r>
+      <w:r>
+        <w:rPr>
+          <w:rFonts w:ascii="Times New Roman" w:hAnsi="Times New Roman"/>
+          <w:sz w:val="24"/>
+          <w:u w:val="single"/>
+        </w:rPr>
+        <w:t xml:space="preserve"> </w:t>
+      </w:r>
+      <w:r>
+        <w:rPr>
+          <w:rFonts w:ascii="Times New Roman" w:hAnsi="Times New Roman"/>
+          <w:sz w:val="24"/>
+          <w:u w:val="single"/>
+        </w:rPr>
+        <w:t>на</w:t>
+      </w:r>
+      <w:r>
+        <w:rPr>
+          <w:rFonts w:ascii="Times New Roman" w:hAnsi="Times New Roman"/>
+          <w:sz w:val="24"/>
+          <w:u w:val="single"/>
+        </w:rPr>
+        <w:t xml:space="preserve"> </w:t>
+      </w:r>
+      <w:r>
+        <w:rPr>
+          <w:rFonts w:ascii="Times New Roman" w:hAnsi="Times New Roman"/>
+          <w:sz w:val="24"/>
+          <w:u w:val="single"/>
+        </w:rPr>
+        <w:t>сло́во</w:t>
+      </w:r>
+      <w:r>
+        <w:rPr>
+          <w:rFonts w:ascii="Times New Roman" w:hAnsi="Times New Roman"/>
+          <w:sz w:val="24"/>
+          <w:u w:val="single"/>
+        </w:rPr>
+        <w:t xml:space="preserve"> </w:t>
+      </w:r>
+      <w:r>
+        <w:rPr>
+          <w:rFonts w:ascii="Times New Roman" w:hAnsi="Times New Roman"/>
+          <w:sz w:val="24"/>
+          <w:u w:val="single"/>
+        </w:rPr>
+        <w:t>Твоє́;*</w:t>
+      </w:r>
+      <w:r>
+        <w:rPr>
+          <w:rFonts w:ascii="Times New Roman" w:hAnsi="Times New Roman"/>
+          <w:sz w:val="24"/>
+          <w:u w:val="single"/>
+        </w:rPr>
+        <w:t xml:space="preserve"> </w:t>
+      </w:r>
+      <w:r>
+        <w:rPr>
+          <w:rFonts w:ascii="Times New Roman" w:hAnsi="Times New Roman"/>
+          <w:sz w:val="24"/>
+          <w:u w:val="single"/>
+        </w:rPr>
+        <w:t>наді́ється</w:t>
+      </w:r>
+      <w:r>
+        <w:rPr>
+          <w:rFonts w:ascii="Times New Roman" w:hAnsi="Times New Roman"/>
+          <w:sz w:val="24"/>
+          <w:u w:val="single"/>
+        </w:rPr>
+        <w:t xml:space="preserve"> </w:t>
+      </w:r>
+      <w:r>
+        <w:rPr>
+          <w:rFonts w:ascii="Times New Roman" w:hAnsi="Times New Roman"/>
+          <w:sz w:val="24"/>
+          <w:u w:val="single"/>
+        </w:rPr>
+        <w:t>душа́</w:t>
+      </w:r>
+      <w:r>
+        <w:rPr>
+          <w:rFonts w:ascii="Times New Roman" w:hAnsi="Times New Roman"/>
+          <w:sz w:val="24"/>
+          <w:u w:val="single"/>
+        </w:rPr>
+        <w:t xml:space="preserve"> </w:t>
+      </w:r>
+      <w:r>
+        <w:rPr>
+          <w:rFonts w:ascii="Times New Roman" w:hAnsi="Times New Roman"/>
+          <w:sz w:val="24"/>
+          <w:u w:val="single"/>
+        </w:rPr>
+        <w:t>моя́</w:t>
+      </w:r>
+      <w:r>
+        <w:rPr>
+          <w:rFonts w:ascii="Times New Roman" w:hAnsi="Times New Roman"/>
+          <w:sz w:val="24"/>
+          <w:u w:val="single"/>
+        </w:rPr>
+        <w:t xml:space="preserve"> </w:t>
+      </w:r>
+      <w:r>
+        <w:rPr>
+          <w:rFonts w:ascii="Times New Roman" w:hAnsi="Times New Roman"/>
+          <w:sz w:val="24"/>
+          <w:u w:val="single"/>
+        </w:rPr>
+        <w:t>на</w:t>
+      </w:r>
+      <w:r>
+        <w:rPr>
+          <w:rFonts w:ascii="Times New Roman" w:hAnsi="Times New Roman"/>
+          <w:sz w:val="24"/>
+          <w:u w:val="single"/>
+        </w:rPr>
+        <w:t xml:space="preserve"> </w:t>
+      </w:r>
+      <w:r>
+        <w:rPr>
+          <w:rFonts w:ascii="Times New Roman" w:hAnsi="Times New Roman"/>
+          <w:sz w:val="24"/>
+          <w:u w:val="single"/>
+        </w:rPr>
+        <w:t>Го́спода.</w:t>
       </w:r>
     </w:p>
     <w:p>
@@ -3479,51 +3751,225 @@
     </w:p>
     <w:p>
       <w:pPr>
-        <w:spacing w:after="120" w:line="240" w:lineRule="auto"/>
-        <w:jc w:val="both"/>
-        <w:rPr>
-          <w:rFonts w:ascii="Times New Roman" w:eastAsia="Times New Roman" w:hAnsi="Times New Roman" w:cs="Times New Roman"/>
-          <w:sz w:val="24"/>
-          <w:szCs w:val="24"/>
-          <w:u w:val="single"/>
-        </w:rPr>
-      </w:pPr>
-      <w:r>
-        <w:rPr>
-          <w:rFonts w:ascii="Times New Roman" w:eastAsia="Times New Roman" w:hAnsi="Times New Roman" w:cs="Times New Roman"/>
+        <w:spacing w:after="120"/>
+        <w:jc w:val="both"/>
+      </w:pPr>
+      <w:r>
+        <w:rPr>
+          <w:rFonts w:ascii="Times New Roman" w:hAnsi="Times New Roman"/>
           <w:i/>
           <w:color w:val="FF0000"/>
           <w:sz w:val="24"/>
-          <w:szCs w:val="24"/>
         </w:rPr>
         <w:t>Стих:</w:t>
       </w:r>
       <w:r>
         <w:rPr>
-          <w:rFonts w:ascii="Times New Roman" w:eastAsia="Times New Roman" w:hAnsi="Times New Roman" w:cs="Times New Roman"/>
+          <w:rFonts w:ascii="Times New Roman" w:hAnsi="Times New Roman"/>
           <w:i/>
           <w:sz w:val="24"/>
-          <w:szCs w:val="24"/>
         </w:rPr>
         <w:t xml:space="preserve"> </w:t>
       </w:r>
       <w:r>
         <w:rPr>
-          <w:rFonts w:ascii="Times New Roman" w:eastAsia="Times New Roman" w:hAnsi="Times New Roman" w:cs="Times New Roman"/>
-          <w:sz w:val="24"/>
-          <w:szCs w:val="24"/>
+          <w:rFonts w:ascii="Times New Roman" w:hAnsi="Times New Roman"/>
+          <w:sz w:val="24"/>
           <w:u w:val="single"/>
         </w:rPr>
-        <w:t>Від ранньої сторожі до ночі* від ранньої сторожі нехай уповає Ізраїль на Госпо</w:t>
-      </w:r>
-      <w:r>
-        <w:rPr>
-          <w:rFonts w:ascii="Times New Roman" w:eastAsia="Times New Roman" w:hAnsi="Times New Roman" w:cs="Times New Roman"/>
-          <w:sz w:val="24"/>
-          <w:szCs w:val="24"/>
+        <w:t>Від</w:t>
+      </w:r>
+      <w:r>
+        <w:rPr>
+          <w:rFonts w:ascii="Times New Roman" w:hAnsi="Times New Roman"/>
+          <w:sz w:val="24"/>
           <w:u w:val="single"/>
         </w:rPr>
-        <w:t>да.</w:t>
+        <w:t xml:space="preserve"> </w:t>
+      </w:r>
+      <w:r>
+        <w:rPr>
+          <w:rFonts w:ascii="Times New Roman" w:hAnsi="Times New Roman"/>
+          <w:sz w:val="24"/>
+          <w:u w:val="single"/>
+        </w:rPr>
+        <w:t>ра́нньої</w:t>
+      </w:r>
+      <w:r>
+        <w:rPr>
+          <w:rFonts w:ascii="Times New Roman" w:hAnsi="Times New Roman"/>
+          <w:sz w:val="24"/>
+          <w:u w:val="single"/>
+        </w:rPr>
+        <w:t xml:space="preserve"> </w:t>
+      </w:r>
+      <w:r>
+        <w:rPr>
+          <w:rFonts w:ascii="Times New Roman" w:hAnsi="Times New Roman"/>
+          <w:sz w:val="24"/>
+          <w:u w:val="single"/>
+        </w:rPr>
+        <w:t>сторо́жі</w:t>
+      </w:r>
+      <w:r>
+        <w:rPr>
+          <w:rFonts w:ascii="Times New Roman" w:hAnsi="Times New Roman"/>
+          <w:sz w:val="24"/>
+          <w:u w:val="single"/>
+        </w:rPr>
+        <w:t xml:space="preserve"> </w:t>
+      </w:r>
+      <w:r>
+        <w:rPr>
+          <w:rFonts w:ascii="Times New Roman" w:hAnsi="Times New Roman"/>
+          <w:sz w:val="24"/>
+          <w:u w:val="single"/>
+        </w:rPr>
+        <w:t>до</w:t>
+      </w:r>
+      <w:r>
+        <w:rPr>
+          <w:rFonts w:ascii="Times New Roman" w:hAnsi="Times New Roman"/>
+          <w:sz w:val="24"/>
+          <w:u w:val="single"/>
+        </w:rPr>
+        <w:t xml:space="preserve"> </w:t>
+      </w:r>
+      <w:r>
+        <w:rPr>
+          <w:rFonts w:ascii="Times New Roman" w:hAnsi="Times New Roman"/>
+          <w:sz w:val="24"/>
+          <w:u w:val="single"/>
+        </w:rPr>
+        <w:t>но́чі</w:t>
+      </w:r>
+      <w:r>
+        <w:rPr>
+          <w:rFonts w:ascii="Times New Roman" w:hAnsi="Times New Roman"/>
+          <w:sz w:val="24"/>
+          <w:u w:val="single"/>
+        </w:rPr>
+        <w:t xml:space="preserve"> </w:t>
+      </w:r>
+      <w:r>
+        <w:rPr>
+          <w:rFonts w:ascii="Times New Roman" w:hAnsi="Times New Roman"/>
+          <w:sz w:val="24"/>
+          <w:u w:val="single"/>
+        </w:rPr>
+        <w:t>від</w:t>
+      </w:r>
+      <w:r>
+        <w:rPr>
+          <w:rFonts w:ascii="Times New Roman" w:hAnsi="Times New Roman"/>
+          <w:sz w:val="24"/>
+          <w:u w:val="single"/>
+        </w:rPr>
+        <w:t xml:space="preserve"> </w:t>
+      </w:r>
+      <w:r>
+        <w:rPr>
+          <w:rFonts w:ascii="Times New Roman" w:hAnsi="Times New Roman"/>
+          <w:sz w:val="24"/>
+          <w:u w:val="single"/>
+        </w:rPr>
+        <w:t>ра́нньої</w:t>
+      </w:r>
+      <w:r>
+        <w:rPr>
+          <w:rFonts w:ascii="Times New Roman" w:hAnsi="Times New Roman"/>
+          <w:sz w:val="24"/>
+          <w:u w:val="single"/>
+        </w:rPr>
+        <w:t xml:space="preserve"> </w:t>
+      </w:r>
+      <w:r>
+        <w:rPr>
+          <w:rFonts w:ascii="Times New Roman" w:hAnsi="Times New Roman"/>
+          <w:sz w:val="24"/>
+          <w:u w:val="single"/>
+        </w:rPr>
+        <w:t>сторо́жі*</w:t>
+      </w:r>
+      <w:r>
+        <w:rPr>
+          <w:rFonts w:ascii="Times New Roman" w:hAnsi="Times New Roman"/>
+          <w:sz w:val="24"/>
+          <w:u w:val="single"/>
+        </w:rPr>
+        <w:t xml:space="preserve"> </w:t>
+      </w:r>
+      <w:r>
+        <w:rPr>
+          <w:rFonts w:ascii="Times New Roman" w:hAnsi="Times New Roman"/>
+          <w:sz w:val="24"/>
+          <w:u w:val="single"/>
+        </w:rPr>
+        <w:t>неха́й</w:t>
+      </w:r>
+      <w:r>
+        <w:rPr>
+          <w:rFonts w:ascii="Times New Roman" w:hAnsi="Times New Roman"/>
+          <w:sz w:val="24"/>
+          <w:u w:val="single"/>
+        </w:rPr>
+        <w:t xml:space="preserve"> </w:t>
+      </w:r>
+      <w:r>
+        <w:rPr>
+          <w:rFonts w:ascii="Times New Roman" w:hAnsi="Times New Roman"/>
+          <w:sz w:val="24"/>
+          <w:u w:val="single"/>
+        </w:rPr>
+        <w:t>упова́є</w:t>
+      </w:r>
+      <w:r>
+        <w:rPr>
+          <w:rFonts w:ascii="Times New Roman" w:hAnsi="Times New Roman"/>
+          <w:sz w:val="24"/>
+          <w:u w:val="single"/>
+        </w:rPr>
+        <w:t xml:space="preserve"> </w:t>
+      </w:r>
+      <w:r>
+        <w:rPr>
+          <w:rFonts w:ascii="Times New Roman" w:hAnsi="Times New Roman"/>
+          <w:sz w:val="24"/>
+          <w:u w:val="single"/>
+        </w:rPr>
+        <w:t>Ізра́їль</w:t>
+      </w:r>
+      <w:r>
+        <w:rPr>
+          <w:rFonts w:ascii="Times New Roman" w:hAnsi="Times New Roman"/>
+          <w:sz w:val="24"/>
+          <w:u w:val="single"/>
+        </w:rPr>
+        <w:t xml:space="preserve"> </w:t>
+      </w:r>
+      <w:r>
+        <w:rPr>
+          <w:rFonts w:ascii="Times New Roman" w:hAnsi="Times New Roman"/>
+          <w:sz w:val="24"/>
+          <w:u w:val="single"/>
+        </w:rPr>
+        <w:t>на</w:t>
+      </w:r>
+      <w:r>
+        <w:rPr>
+          <w:rFonts w:ascii="Times New Roman" w:hAnsi="Times New Roman"/>
+          <w:sz w:val="24"/>
+          <w:u w:val="single"/>
+        </w:rPr>
+        <w:t xml:space="preserve"> </w:t>
+      </w:r>
+      <w:r>
+        <w:rPr>
+          <w:rFonts w:ascii="Times New Roman" w:hAnsi="Times New Roman"/>
+          <w:sz w:val="24"/>
+          <w:u w:val="single"/>
+        </w:rPr>
+        <w:t>Го́спода.</w:t>
       </w:r>
     </w:p>
     <w:p>
@@ -3555,51 +4001,273 @@
     </w:p>
     <w:p>
       <w:pPr>
-        <w:spacing w:after="120" w:line="240" w:lineRule="auto"/>
-        <w:jc w:val="both"/>
-        <w:rPr>
-          <w:rFonts w:ascii="Times New Roman" w:eastAsia="Times New Roman" w:hAnsi="Times New Roman" w:cs="Times New Roman"/>
-          <w:sz w:val="24"/>
-          <w:szCs w:val="24"/>
-          <w:u w:val="single"/>
-        </w:rPr>
-      </w:pPr>
-      <w:r>
-        <w:rPr>
-          <w:rFonts w:ascii="Times New Roman" w:eastAsia="Times New Roman" w:hAnsi="Times New Roman" w:cs="Times New Roman"/>
+        <w:spacing w:after="120"/>
+        <w:jc w:val="both"/>
+      </w:pPr>
+      <w:r>
+        <w:rPr>
+          <w:rFonts w:ascii="Times New Roman" w:hAnsi="Times New Roman"/>
           <w:i/>
           <w:color w:val="FF0000"/>
           <w:sz w:val="24"/>
-          <w:szCs w:val="24"/>
         </w:rPr>
         <w:t>Стих:</w:t>
       </w:r>
       <w:r>
         <w:rPr>
-          <w:rFonts w:ascii="Times New Roman" w:eastAsia="Times New Roman" w:hAnsi="Times New Roman" w:cs="Times New Roman"/>
+          <w:rFonts w:ascii="Times New Roman" w:hAnsi="Times New Roman"/>
           <w:i/>
           <w:sz w:val="24"/>
-          <w:szCs w:val="24"/>
         </w:rPr>
         <w:t xml:space="preserve"> </w:t>
       </w:r>
       <w:r>
         <w:rPr>
-          <w:rFonts w:ascii="Times New Roman" w:eastAsia="Times New Roman" w:hAnsi="Times New Roman" w:cs="Times New Roman"/>
-          <w:sz w:val="24"/>
-          <w:szCs w:val="24"/>
+          <w:rFonts w:ascii="Times New Roman" w:hAnsi="Times New Roman"/>
+          <w:sz w:val="24"/>
           <w:u w:val="single"/>
         </w:rPr>
-        <w:t>Бо в Господа милість і відкуплення велике в нього;* він визволить Ізраїл</w:t>
-      </w:r>
-      <w:r>
-        <w:rPr>
-          <w:rFonts w:ascii="Times New Roman" w:eastAsia="Times New Roman" w:hAnsi="Times New Roman" w:cs="Times New Roman"/>
-          <w:sz w:val="24"/>
-          <w:szCs w:val="24"/>
+        <w:t>Бо</w:t>
+      </w:r>
+      <w:r>
+        <w:rPr>
+          <w:rFonts w:ascii="Times New Roman" w:hAnsi="Times New Roman"/>
+          <w:sz w:val="24"/>
           <w:u w:val="single"/>
         </w:rPr>
-        <w:t>я від усього беззаконня його.</w:t>
+        <w:t xml:space="preserve"> </w:t>
+      </w:r>
+      <w:r>
+        <w:rPr>
+          <w:rFonts w:ascii="Times New Roman" w:hAnsi="Times New Roman"/>
+          <w:sz w:val="24"/>
+          <w:u w:val="single"/>
+        </w:rPr>
+        <w:t>в</w:t>
+      </w:r>
+      <w:r>
+        <w:rPr>
+          <w:rFonts w:ascii="Times New Roman" w:hAnsi="Times New Roman"/>
+          <w:sz w:val="24"/>
+          <w:u w:val="single"/>
+        </w:rPr>
+        <w:t xml:space="preserve"> </w:t>
+      </w:r>
+      <w:r>
+        <w:rPr>
+          <w:rFonts w:ascii="Times New Roman" w:hAnsi="Times New Roman"/>
+          <w:sz w:val="24"/>
+          <w:u w:val="single"/>
+        </w:rPr>
+        <w:t>Го́спода</w:t>
+      </w:r>
+      <w:r>
+        <w:rPr>
+          <w:rFonts w:ascii="Times New Roman" w:hAnsi="Times New Roman"/>
+          <w:sz w:val="24"/>
+          <w:u w:val="single"/>
+        </w:rPr>
+        <w:t xml:space="preserve"> </w:t>
+      </w:r>
+      <w:r>
+        <w:rPr>
+          <w:rFonts w:ascii="Times New Roman" w:hAnsi="Times New Roman"/>
+          <w:sz w:val="24"/>
+          <w:u w:val="single"/>
+        </w:rPr>
+        <w:t>ми́лість</w:t>
+      </w:r>
+      <w:r>
+        <w:rPr>
+          <w:rFonts w:ascii="Times New Roman" w:hAnsi="Times New Roman"/>
+          <w:sz w:val="24"/>
+          <w:u w:val="single"/>
+        </w:rPr>
+        <w:t xml:space="preserve"> </w:t>
+      </w:r>
+      <w:r>
+        <w:rPr>
+          <w:rFonts w:ascii="Times New Roman" w:hAnsi="Times New Roman"/>
+          <w:sz w:val="24"/>
+          <w:u w:val="single"/>
+        </w:rPr>
+        <w:t>і</w:t>
+      </w:r>
+      <w:r>
+        <w:rPr>
+          <w:rFonts w:ascii="Times New Roman" w:hAnsi="Times New Roman"/>
+          <w:sz w:val="24"/>
+          <w:u w:val="single"/>
+        </w:rPr>
+        <w:t xml:space="preserve"> </w:t>
+      </w:r>
+      <w:r>
+        <w:rPr>
+          <w:rFonts w:ascii="Times New Roman" w:hAnsi="Times New Roman"/>
+          <w:sz w:val="24"/>
+          <w:u w:val="single"/>
+        </w:rPr>
+        <w:t>відку́плення</w:t>
+      </w:r>
+      <w:r>
+        <w:rPr>
+          <w:rFonts w:ascii="Times New Roman" w:hAnsi="Times New Roman"/>
+          <w:sz w:val="24"/>
+          <w:u w:val="single"/>
+        </w:rPr>
+        <w:t xml:space="preserve"> </w:t>
+      </w:r>
+      <w:r>
+        <w:rPr>
+          <w:rFonts w:ascii="Times New Roman" w:hAnsi="Times New Roman"/>
+          <w:sz w:val="24"/>
+          <w:u w:val="single"/>
+        </w:rPr>
+        <w:t>вели́ке</w:t>
+      </w:r>
+      <w:r>
+        <w:rPr>
+          <w:rFonts w:ascii="Times New Roman" w:hAnsi="Times New Roman"/>
+          <w:sz w:val="24"/>
+          <w:u w:val="single"/>
+        </w:rPr>
+        <w:t xml:space="preserve"> </w:t>
+      </w:r>
+      <w:r>
+        <w:rPr>
+          <w:rFonts w:ascii="Times New Roman" w:hAnsi="Times New Roman"/>
+          <w:sz w:val="24"/>
+          <w:u w:val="single"/>
+        </w:rPr>
+        <w:t>в</w:t>
+      </w:r>
+      <w:r>
+        <w:rPr>
+          <w:rFonts w:ascii="Times New Roman" w:hAnsi="Times New Roman"/>
+          <w:sz w:val="24"/>
+          <w:u w:val="single"/>
+        </w:rPr>
+        <w:t xml:space="preserve"> </w:t>
+      </w:r>
+      <w:r>
+        <w:rPr>
+          <w:rFonts w:ascii="Times New Roman" w:hAnsi="Times New Roman"/>
+          <w:sz w:val="24"/>
+          <w:u w:val="single"/>
+        </w:rPr>
+        <w:t>Ньо́го;*</w:t>
+      </w:r>
+      <w:r>
+        <w:rPr>
+          <w:rFonts w:ascii="Times New Roman" w:hAnsi="Times New Roman"/>
+          <w:sz w:val="24"/>
+          <w:u w:val="single"/>
+        </w:rPr>
+        <w:t xml:space="preserve"> </w:t>
+      </w:r>
+      <w:r>
+        <w:rPr>
+          <w:rFonts w:ascii="Times New Roman" w:hAnsi="Times New Roman"/>
+          <w:sz w:val="24"/>
+          <w:u w:val="single"/>
+        </w:rPr>
+        <w:t>Він</w:t>
+      </w:r>
+      <w:r>
+        <w:rPr>
+          <w:rFonts w:ascii="Times New Roman" w:hAnsi="Times New Roman"/>
+          <w:sz w:val="24"/>
+          <w:u w:val="single"/>
+        </w:rPr>
+        <w:t xml:space="preserve"> </w:t>
+      </w:r>
+      <w:r>
+        <w:rPr>
+          <w:rFonts w:ascii="Times New Roman" w:hAnsi="Times New Roman"/>
+          <w:sz w:val="24"/>
+          <w:u w:val="single"/>
+        </w:rPr>
+        <w:t>ви́зволить</w:t>
+      </w:r>
+      <w:r>
+        <w:rPr>
+          <w:rFonts w:ascii="Times New Roman" w:hAnsi="Times New Roman"/>
+          <w:sz w:val="24"/>
+          <w:u w:val="single"/>
+        </w:rPr>
+        <w:t xml:space="preserve"> </w:t>
+      </w:r>
+      <w:r>
+        <w:rPr>
+          <w:rFonts w:ascii="Times New Roman" w:hAnsi="Times New Roman"/>
+          <w:sz w:val="24"/>
+          <w:u w:val="single"/>
+        </w:rPr>
+        <w:t>Ізра́їля</w:t>
+      </w:r>
+      <w:r>
+        <w:rPr>
+          <w:rFonts w:ascii="Times New Roman" w:hAnsi="Times New Roman"/>
+          <w:sz w:val="24"/>
+          <w:u w:val="single"/>
+        </w:rPr>
+        <w:t xml:space="preserve"> </w:t>
+      </w:r>
+      <w:r>
+        <w:rPr>
+          <w:rFonts w:ascii="Times New Roman" w:hAnsi="Times New Roman"/>
+          <w:sz w:val="24"/>
+          <w:u w:val="single"/>
+        </w:rPr>
+        <w:t>від</w:t>
+      </w:r>
+      <w:r>
+        <w:rPr>
+          <w:rFonts w:ascii="Times New Roman" w:hAnsi="Times New Roman"/>
+          <w:sz w:val="24"/>
+          <w:u w:val="single"/>
+        </w:rPr>
+        <w:t xml:space="preserve"> </w:t>
+      </w:r>
+      <w:r>
+        <w:rPr>
+          <w:rFonts w:ascii="Times New Roman" w:hAnsi="Times New Roman"/>
+          <w:sz w:val="24"/>
+          <w:u w:val="single"/>
+        </w:rPr>
+        <w:t>усьо́го</w:t>
+      </w:r>
+      <w:r>
+        <w:rPr>
+          <w:rFonts w:ascii="Times New Roman" w:hAnsi="Times New Roman"/>
+          <w:sz w:val="24"/>
+          <w:u w:val="single"/>
+        </w:rPr>
+        <w:t xml:space="preserve"> </w:t>
+      </w:r>
+      <w:r>
+        <w:rPr>
+          <w:rFonts w:ascii="Times New Roman" w:hAnsi="Times New Roman"/>
+          <w:sz w:val="24"/>
+          <w:u w:val="single"/>
+        </w:rPr>
+        <w:t>беззако́ння</w:t>
+      </w:r>
+      <w:r>
+        <w:rPr>
+          <w:rFonts w:ascii="Times New Roman" w:hAnsi="Times New Roman"/>
+          <w:sz w:val="24"/>
+          <w:u w:val="single"/>
+        </w:rPr>
+        <w:t xml:space="preserve"> </w:t>
+      </w:r>
+      <w:r>
+        <w:rPr>
+          <w:rFonts w:ascii="Times New Roman" w:hAnsi="Times New Roman"/>
+          <w:sz w:val="24"/>
+          <w:u w:val="single"/>
+        </w:rPr>
+        <w:t>його́.</w:t>
       </w:r>
     </w:p>
     <w:p>
@@ -3675,42 +4343,145 @@
     </w:p>
     <w:p>
       <w:pPr>
-        <w:spacing w:after="120" w:line="240" w:lineRule="auto"/>
-        <w:jc w:val="both"/>
-        <w:rPr>
-          <w:rFonts w:ascii="Times New Roman" w:eastAsia="Times New Roman" w:hAnsi="Times New Roman" w:cs="Times New Roman"/>
-          <w:sz w:val="24"/>
-          <w:szCs w:val="24"/>
-          <w:u w:val="single"/>
-        </w:rPr>
-      </w:pPr>
-      <w:r>
-        <w:rPr>
-          <w:rFonts w:ascii="Times New Roman" w:eastAsia="Times New Roman" w:hAnsi="Times New Roman" w:cs="Times New Roman"/>
+        <w:spacing w:after="120"/>
+        <w:jc w:val="both"/>
+      </w:pPr>
+      <w:r>
+        <w:rPr>
+          <w:rFonts w:ascii="Times New Roman" w:hAnsi="Times New Roman"/>
           <w:i/>
           <w:color w:val="FF0000"/>
           <w:sz w:val="24"/>
-          <w:szCs w:val="24"/>
         </w:rPr>
         <w:t>Стих:</w:t>
       </w:r>
       <w:r>
         <w:rPr>
-          <w:rFonts w:ascii="Times New Roman" w:eastAsia="Times New Roman" w:hAnsi="Times New Roman" w:cs="Times New Roman"/>
+          <w:rFonts w:ascii="Times New Roman" w:hAnsi="Times New Roman"/>
           <w:i/>
           <w:sz w:val="24"/>
-          <w:szCs w:val="24"/>
         </w:rPr>
         <w:t xml:space="preserve"> </w:t>
       </w:r>
       <w:r>
         <w:rPr>
-          <w:rFonts w:ascii="Times New Roman" w:eastAsia="Times New Roman" w:hAnsi="Times New Roman" w:cs="Times New Roman"/>
-          <w:sz w:val="24"/>
-          <w:szCs w:val="24"/>
+          <w:rFonts w:ascii="Times New Roman" w:hAnsi="Times New Roman"/>
+          <w:sz w:val="24"/>
           <w:u w:val="single"/>
         </w:rPr>
-        <w:t>Хваліте Господа всі народи!* Прославляйте його всі люди!</w:t>
+        <w:t>Хвалі́те</w:t>
+      </w:r>
+      <w:r>
+        <w:rPr>
+          <w:rFonts w:ascii="Times New Roman" w:hAnsi="Times New Roman"/>
+          <w:sz w:val="24"/>
+          <w:u w:val="single"/>
+        </w:rPr>
+        <w:t xml:space="preserve"> </w:t>
+      </w:r>
+      <w:r>
+        <w:rPr>
+          <w:rFonts w:ascii="Times New Roman" w:hAnsi="Times New Roman"/>
+          <w:sz w:val="24"/>
+          <w:u w:val="single"/>
+        </w:rPr>
+        <w:t>Го́спода</w:t>
+      </w:r>
+      <w:r>
+        <w:rPr>
+          <w:rFonts w:ascii="Times New Roman" w:hAnsi="Times New Roman"/>
+          <w:sz w:val="24"/>
+          <w:u w:val="single"/>
+        </w:rPr>
+        <w:t xml:space="preserve"> </w:t>
+      </w:r>
+      <w:r>
+        <w:rPr>
+          <w:rFonts w:ascii="Times New Roman" w:hAnsi="Times New Roman"/>
+          <w:sz w:val="24"/>
+          <w:u w:val="single"/>
+        </w:rPr>
+        <w:t>всі</w:t>
+      </w:r>
+      <w:r>
+        <w:rPr>
+          <w:rFonts w:ascii="Times New Roman" w:hAnsi="Times New Roman"/>
+          <w:sz w:val="24"/>
+          <w:u w:val="single"/>
+        </w:rPr>
+        <w:t xml:space="preserve"> </w:t>
+      </w:r>
+      <w:r>
+        <w:rPr>
+          <w:rFonts w:ascii="Times New Roman" w:hAnsi="Times New Roman"/>
+          <w:sz w:val="24"/>
+          <w:u w:val="single"/>
+        </w:rPr>
+        <w:t>наро́ди!*</w:t>
+      </w:r>
+      <w:r>
+        <w:rPr>
+          <w:rFonts w:ascii="Times New Roman" w:hAnsi="Times New Roman"/>
+          <w:sz w:val="24"/>
+          <w:u w:val="single"/>
+        </w:rPr>
+        <w:t xml:space="preserve"> </w:t>
+      </w:r>
+      <w:r>
+        <w:rPr>
+          <w:rFonts w:ascii="Times New Roman" w:hAnsi="Times New Roman"/>
+          <w:sz w:val="24"/>
+          <w:u w:val="single"/>
+        </w:rPr>
+        <w:t>Прославля́йте</w:t>
+      </w:r>
+      <w:r>
+        <w:rPr>
+          <w:rFonts w:ascii="Times New Roman" w:hAnsi="Times New Roman"/>
+          <w:sz w:val="24"/>
+          <w:u w:val="single"/>
+        </w:rPr>
+        <w:t xml:space="preserve"> </w:t>
+      </w:r>
+      <w:r>
+        <w:rPr>
+          <w:rFonts w:ascii="Times New Roman" w:hAnsi="Times New Roman"/>
+          <w:sz w:val="24"/>
+          <w:u w:val="single"/>
+        </w:rPr>
+        <w:t>Його́</w:t>
+      </w:r>
+      <w:r>
+        <w:rPr>
+          <w:rFonts w:ascii="Times New Roman" w:hAnsi="Times New Roman"/>
+          <w:sz w:val="24"/>
+          <w:u w:val="single"/>
+        </w:rPr>
+        <w:t xml:space="preserve"> </w:t>
+      </w:r>
+      <w:r>
+        <w:rPr>
+          <w:rFonts w:ascii="Times New Roman" w:hAnsi="Times New Roman"/>
+          <w:sz w:val="24"/>
+          <w:u w:val="single"/>
+        </w:rPr>
+        <w:t>всі</w:t>
+      </w:r>
+      <w:r>
+        <w:rPr>
+          <w:rFonts w:ascii="Times New Roman" w:hAnsi="Times New Roman"/>
+          <w:sz w:val="24"/>
+          <w:u w:val="single"/>
+        </w:rPr>
+        <w:t xml:space="preserve"> </w:t>
+      </w:r>
+      <w:r>
+        <w:rPr>
+          <w:rFonts w:ascii="Times New Roman" w:hAnsi="Times New Roman"/>
+          <w:sz w:val="24"/>
+          <w:u w:val="single"/>
+        </w:rPr>
+        <w:t>лю́ди!</w:t>
       </w:r>
     </w:p>
     <w:p>
@@ -3742,42 +4513,177 @@
     </w:p>
     <w:p>
       <w:pPr>
-        <w:spacing w:after="120" w:line="240" w:lineRule="auto"/>
-        <w:jc w:val="both"/>
-        <w:rPr>
-          <w:rFonts w:ascii="Times New Roman" w:eastAsia="Times New Roman" w:hAnsi="Times New Roman" w:cs="Times New Roman"/>
-          <w:sz w:val="24"/>
-          <w:szCs w:val="24"/>
-          <w:u w:val="single"/>
-        </w:rPr>
-      </w:pPr>
-      <w:r>
-        <w:rPr>
-          <w:rFonts w:ascii="Times New Roman" w:eastAsia="Times New Roman" w:hAnsi="Times New Roman" w:cs="Times New Roman"/>
+        <w:spacing w:after="120"/>
+        <w:jc w:val="both"/>
+      </w:pPr>
+      <w:r>
+        <w:rPr>
+          <w:rFonts w:ascii="Times New Roman" w:hAnsi="Times New Roman"/>
           <w:i/>
           <w:color w:val="FF0000"/>
           <w:sz w:val="24"/>
-          <w:szCs w:val="24"/>
         </w:rPr>
         <w:t>Стих:</w:t>
       </w:r>
       <w:r>
         <w:rPr>
-          <w:rFonts w:ascii="Times New Roman" w:eastAsia="Times New Roman" w:hAnsi="Times New Roman" w:cs="Times New Roman"/>
+          <w:rFonts w:ascii="Times New Roman" w:hAnsi="Times New Roman"/>
           <w:i/>
           <w:sz w:val="24"/>
-          <w:szCs w:val="24"/>
         </w:rPr>
         <w:t xml:space="preserve"> </w:t>
       </w:r>
       <w:r>
         <w:rPr>
-          <w:rFonts w:ascii="Times New Roman" w:eastAsia="Times New Roman" w:hAnsi="Times New Roman" w:cs="Times New Roman"/>
-          <w:sz w:val="24"/>
-          <w:szCs w:val="24"/>
+          <w:rFonts w:ascii="Times New Roman" w:hAnsi="Times New Roman"/>
+          <w:sz w:val="24"/>
           <w:u w:val="single"/>
         </w:rPr>
-        <w:t>Велике бо до нас його милосердя, і вірність Господа повіки.</w:t>
+        <w:t>Вели́ке</w:t>
+      </w:r>
+      <w:r>
+        <w:rPr>
+          <w:rFonts w:ascii="Times New Roman" w:hAnsi="Times New Roman"/>
+          <w:sz w:val="24"/>
+          <w:u w:val="single"/>
+        </w:rPr>
+        <w:t xml:space="preserve"> </w:t>
+      </w:r>
+      <w:r>
+        <w:rPr>
+          <w:rFonts w:ascii="Times New Roman" w:hAnsi="Times New Roman"/>
+          <w:sz w:val="24"/>
+          <w:u w:val="single"/>
+        </w:rPr>
+        <w:t>бо</w:t>
+      </w:r>
+      <w:r>
+        <w:rPr>
+          <w:rFonts w:ascii="Times New Roman" w:hAnsi="Times New Roman"/>
+          <w:sz w:val="24"/>
+          <w:u w:val="single"/>
+        </w:rPr>
+        <w:t xml:space="preserve"> </w:t>
+      </w:r>
+      <w:r>
+        <w:rPr>
+          <w:rFonts w:ascii="Times New Roman" w:hAnsi="Times New Roman"/>
+          <w:sz w:val="24"/>
+          <w:u w:val="single"/>
+        </w:rPr>
+        <w:t>до</w:t>
+      </w:r>
+      <w:r>
+        <w:rPr>
+          <w:rFonts w:ascii="Times New Roman" w:hAnsi="Times New Roman"/>
+          <w:sz w:val="24"/>
+          <w:u w:val="single"/>
+        </w:rPr>
+        <w:t xml:space="preserve"> </w:t>
+      </w:r>
+      <w:r>
+        <w:rPr>
+          <w:rFonts w:ascii="Times New Roman" w:hAnsi="Times New Roman"/>
+          <w:sz w:val="24"/>
+          <w:u w:val="single"/>
+        </w:rPr>
+        <w:t>нас</w:t>
+      </w:r>
+      <w:r>
+        <w:rPr>
+          <w:rFonts w:ascii="Times New Roman" w:hAnsi="Times New Roman"/>
+          <w:sz w:val="24"/>
+          <w:u w:val="single"/>
+        </w:rPr>
+        <w:t xml:space="preserve"> </w:t>
+      </w:r>
+      <w:r>
+        <w:rPr>
+          <w:rFonts w:ascii="Times New Roman" w:hAnsi="Times New Roman"/>
+          <w:sz w:val="24"/>
+          <w:u w:val="single"/>
+        </w:rPr>
+        <w:t>Його́</w:t>
+      </w:r>
+      <w:r>
+        <w:rPr>
+          <w:rFonts w:ascii="Times New Roman" w:hAnsi="Times New Roman"/>
+          <w:sz w:val="24"/>
+          <w:u w:val="single"/>
+        </w:rPr>
+        <w:t xml:space="preserve"> </w:t>
+      </w:r>
+      <w:r>
+        <w:rPr>
+          <w:rFonts w:ascii="Times New Roman" w:hAnsi="Times New Roman"/>
+          <w:sz w:val="24"/>
+          <w:u w:val="single"/>
+        </w:rPr>
+        <w:t>милосе́рдя,*</w:t>
+      </w:r>
+      <w:r>
+        <w:rPr>
+          <w:rFonts w:ascii="Times New Roman" w:hAnsi="Times New Roman"/>
+          <w:sz w:val="24"/>
+          <w:u w:val="single"/>
+        </w:rPr>
+        <w:t xml:space="preserve"> </w:t>
+      </w:r>
+      <w:r>
+        <w:rPr>
+          <w:rFonts w:ascii="Times New Roman" w:hAnsi="Times New Roman"/>
+          <w:sz w:val="24"/>
+          <w:u w:val="single"/>
+        </w:rPr>
+        <w:t>і</w:t>
+      </w:r>
+      <w:r>
+        <w:rPr>
+          <w:rFonts w:ascii="Times New Roman" w:hAnsi="Times New Roman"/>
+          <w:sz w:val="24"/>
+          <w:u w:val="single"/>
+        </w:rPr>
+        <w:t xml:space="preserve"> </w:t>
+      </w:r>
+      <w:r>
+        <w:rPr>
+          <w:rFonts w:ascii="Times New Roman" w:hAnsi="Times New Roman"/>
+          <w:sz w:val="24"/>
+          <w:u w:val="single"/>
+        </w:rPr>
+        <w:t>ві́рність</w:t>
+      </w:r>
+      <w:r>
+        <w:rPr>
+          <w:rFonts w:ascii="Times New Roman" w:hAnsi="Times New Roman"/>
+          <w:sz w:val="24"/>
+          <w:u w:val="single"/>
+        </w:rPr>
+        <w:t xml:space="preserve"> </w:t>
+      </w:r>
+      <w:r>
+        <w:rPr>
+          <w:rFonts w:ascii="Times New Roman" w:hAnsi="Times New Roman"/>
+          <w:sz w:val="24"/>
+          <w:u w:val="single"/>
+        </w:rPr>
+        <w:t>Го́спода</w:t>
+      </w:r>
+      <w:r>
+        <w:rPr>
+          <w:rFonts w:ascii="Times New Roman" w:hAnsi="Times New Roman"/>
+          <w:sz w:val="24"/>
+          <w:u w:val="single"/>
+        </w:rPr>
+        <w:t xml:space="preserve"> </w:t>
+      </w:r>
+      <w:r>
+        <w:rPr>
+          <w:rFonts w:ascii="Times New Roman" w:hAnsi="Times New Roman"/>
+          <w:sz w:val="24"/>
+          <w:u w:val="single"/>
+        </w:rPr>
+        <w:t>пові́ки.</w:t>
       </w:r>
     </w:p>
     <w:p>
@@ -11732,7 +12638,7 @@
           <w:sz w:val="24"/>
           <w:szCs w:val="24"/>
         </w:rPr>
-        <w:t>(г. 2, подібний: Благообразний Йосиф):</w:t>
+        <w:t>(г. 2, подібний: Благообразний Йосиф):</w:t>
       </w:r>
       <w:r>
         <w:rPr>
@@ -12116,7 +13022,7 @@
           <w:sz w:val="24"/>
           <w:szCs w:val="24"/>
         </w:rPr>
-        <w:t>(г. 5, подібний: Співбезначальне Слово):</w:t>
+        <w:t>(г. 5, подібний: Співбезначальне Слово):</w:t>
       </w:r>
       <w:r>
         <w:rPr>
@@ -12736,7 +13642,7 @@
           <w:sz w:val="24"/>
           <w:szCs w:val="24"/>
         </w:rPr>
-        <w:t>Ірмос 1</w:t>
+        <w:t>Ірмос 1</w:t>
       </w:r>
       <w:r>
         <w:rPr>
@@ -12948,7 +13854,7 @@
           <w:sz w:val="24"/>
           <w:szCs w:val="24"/>
         </w:rPr>
-        <w:t>Ірмос 3</w:t>
+        <w:t>Ірмос 3</w:t>
       </w:r>
       <w:r>
         <w:rPr>
@@ -13178,151 +14084,1190 @@
     </w:p>
     <w:p>
       <w:pPr>
-        <w:spacing w:after="120" w:line="240" w:lineRule="auto"/>
-        <w:jc w:val="both"/>
-        <w:rPr>
-          <w:rFonts w:ascii="Times New Roman" w:eastAsia="Times New Roman" w:hAnsi="Times New Roman" w:cs="Times New Roman"/>
+        <w:spacing w:after="120"/>
+      </w:pPr>
+      <w:r>
+        <w:rPr>
+          <w:rFonts w:ascii="Times New Roman" w:hAnsi="Times New Roman"/>
+          <w:color w:val="000000"/>
+          <w:sz w:val="24"/>
+        </w:rPr>
+        <w:t>Ще</w:t>
+      </w:r>
+      <w:r>
+        <w:rPr>
+          <w:rFonts w:ascii="Times New Roman" w:hAnsi="Times New Roman"/>
+          <w:color w:val="000000"/>
+          <w:sz w:val="24"/>
+        </w:rPr>
+        <w:t xml:space="preserve"> </w:t>
+      </w:r>
+      <w:r>
+        <w:rPr>
+          <w:rFonts w:ascii="Times New Roman" w:hAnsi="Times New Roman"/>
+          <w:color w:val="000000"/>
+          <w:sz w:val="24"/>
+        </w:rPr>
+        <w:t>і</w:t>
+      </w:r>
+      <w:r>
+        <w:rPr>
+          <w:rFonts w:ascii="Times New Roman" w:hAnsi="Times New Roman"/>
+          <w:color w:val="000000"/>
+          <w:sz w:val="24"/>
+        </w:rPr>
+        <w:t xml:space="preserve"> </w:t>
+      </w:r>
+      <w:r>
+        <w:rPr>
+          <w:rFonts w:ascii="Times New Roman" w:hAnsi="Times New Roman"/>
+          <w:color w:val="000000"/>
+          <w:sz w:val="24"/>
+        </w:rPr>
+        <w:t>ще</w:t>
+      </w:r>
+      <w:r>
+        <w:rPr>
+          <w:rFonts w:ascii="Times New Roman" w:hAnsi="Times New Roman"/>
+          <w:color w:val="000000"/>
+          <w:sz w:val="24"/>
+        </w:rPr>
+        <w:t xml:space="preserve"> </w:t>
+      </w:r>
+      <w:r>
+        <w:rPr>
+          <w:rFonts w:ascii="Times New Roman" w:hAnsi="Times New Roman"/>
+          <w:color w:val="000000"/>
+          <w:sz w:val="24"/>
+        </w:rPr>
+        <w:t>в</w:t>
+      </w:r>
+      <w:r>
+        <w:rPr>
+          <w:rFonts w:ascii="Times New Roman" w:hAnsi="Times New Roman"/>
+          <w:color w:val="000000"/>
+          <w:sz w:val="24"/>
+        </w:rPr>
+        <w:t xml:space="preserve"> </w:t>
+      </w:r>
+      <w:r>
+        <w:rPr>
+          <w:rFonts w:ascii="Times New Roman" w:hAnsi="Times New Roman"/>
+          <w:color w:val="000000"/>
+          <w:sz w:val="24"/>
+        </w:rPr>
+        <w:t>мирі</w:t>
+      </w:r>
+      <w:r>
+        <w:rPr>
+          <w:rFonts w:ascii="Times New Roman" w:hAnsi="Times New Roman"/>
+          <w:color w:val="000000"/>
+          <w:sz w:val="24"/>
+        </w:rPr>
+        <w:t xml:space="preserve"> </w:t>
+      </w:r>
+      <w:r>
+        <w:rPr>
+          <w:rFonts w:ascii="Times New Roman" w:hAnsi="Times New Roman"/>
+          <w:color w:val="000000"/>
+          <w:sz w:val="24"/>
+        </w:rPr>
+        <w:t>Господеві</w:t>
+      </w:r>
+      <w:r>
+        <w:rPr>
+          <w:rFonts w:ascii="Times New Roman" w:hAnsi="Times New Roman"/>
+          <w:color w:val="000000"/>
+          <w:sz w:val="24"/>
+        </w:rPr>
+        <w:t xml:space="preserve"> </w:t>
+      </w:r>
+      <w:r>
+        <w:rPr>
+          <w:rFonts w:ascii="Times New Roman" w:hAnsi="Times New Roman"/>
+          <w:color w:val="000000"/>
+          <w:sz w:val="24"/>
+        </w:rPr>
+        <w:t>помолімся.</w:t>
+      </w:r>
+    </w:p>
+    <w:p>
+      <w:pPr>
+        <w:spacing w:after="120"/>
+      </w:pPr>
+      <w:r>
+        <w:rPr>
+          <w:rFonts w:ascii="Times New Roman" w:hAnsi="Times New Roman"/>
           <w:i/>
-          <w:color w:val="000000"/>
-          <w:sz w:val="24"/>
-          <w:szCs w:val="24"/>
-        </w:rPr>
-      </w:pPr>
-      <w:r>
-        <w:rPr>
-          <w:rFonts w:ascii="Times New Roman" w:eastAsia="Times New Roman" w:hAnsi="Times New Roman" w:cs="Times New Roman"/>
-          <w:color w:val="000000"/>
-          <w:sz w:val="24"/>
-          <w:szCs w:val="24"/>
-        </w:rPr>
-        <w:t>Ще і ще в мирі Господеві помолімся.</w:t>
-      </w:r>
-    </w:p>
-    <w:p>
-      <w:pPr>
-        <w:spacing w:after="120" w:line="240" w:lineRule="auto"/>
-        <w:jc w:val="both"/>
-        <w:rPr>
-          <w:rFonts w:ascii="Times New Roman" w:eastAsia="Times New Roman" w:hAnsi="Times New Roman" w:cs="Times New Roman"/>
+          <w:color w:val="FF4400"/>
+          <w:sz w:val="24"/>
+        </w:rPr>
+        <w:t>Вірні:</w:t>
+      </w:r>
+      <w:r>
+        <w:rPr>
+          <w:rFonts w:ascii="Times New Roman" w:hAnsi="Times New Roman"/>
+          <w:color w:val="000000"/>
+          <w:sz w:val="24"/>
+        </w:rPr>
+        <w:t xml:space="preserve"> </w:t>
+      </w:r>
+      <w:r>
+        <w:rPr>
+          <w:rFonts w:ascii="Times New Roman" w:hAnsi="Times New Roman"/>
+          <w:color w:val="000000"/>
+          <w:sz w:val="24"/>
+        </w:rPr>
+        <w:t>Го́споди,</w:t>
+      </w:r>
+      <w:r>
+        <w:rPr>
+          <w:rFonts w:ascii="Times New Roman" w:hAnsi="Times New Roman"/>
+          <w:color w:val="000000"/>
+          <w:sz w:val="24"/>
+        </w:rPr>
+        <w:t xml:space="preserve"> </w:t>
+      </w:r>
+      <w:r>
+        <w:rPr>
+          <w:rFonts w:ascii="Times New Roman" w:hAnsi="Times New Roman"/>
+          <w:color w:val="000000"/>
+          <w:sz w:val="24"/>
+        </w:rPr>
+        <w:t>поми́луй.</w:t>
+      </w:r>
+    </w:p>
+    <w:p>
+      <w:pPr>
+        <w:spacing w:after="120"/>
+      </w:pPr>
+      <w:r>
+        <w:rPr>
+          <w:rFonts w:ascii="Times New Roman" w:hAnsi="Times New Roman"/>
+          <w:sz w:val="24"/>
+        </w:rPr>
+        <w:t>Заступи,</w:t>
+      </w:r>
+      <w:r>
+        <w:rPr>
+          <w:rFonts w:ascii="Times New Roman" w:hAnsi="Times New Roman"/>
+          <w:sz w:val="24"/>
+        </w:rPr>
+        <w:t xml:space="preserve"> </w:t>
+      </w:r>
+      <w:r>
+        <w:rPr>
+          <w:rFonts w:ascii="Times New Roman" w:hAnsi="Times New Roman"/>
+          <w:sz w:val="24"/>
+        </w:rPr>
+        <w:t>спаси,</w:t>
+      </w:r>
+      <w:r>
+        <w:rPr>
+          <w:rFonts w:ascii="Times New Roman" w:hAnsi="Times New Roman"/>
+          <w:sz w:val="24"/>
+        </w:rPr>
+        <w:t xml:space="preserve"> </w:t>
+      </w:r>
+      <w:r>
+        <w:rPr>
+          <w:rFonts w:ascii="Times New Roman" w:hAnsi="Times New Roman"/>
+          <w:sz w:val="24"/>
+        </w:rPr>
+        <w:t>помилуй</w:t>
+      </w:r>
+      <w:r>
+        <w:rPr>
+          <w:rFonts w:ascii="Times New Roman" w:hAnsi="Times New Roman"/>
+          <w:sz w:val="24"/>
+        </w:rPr>
+        <w:t xml:space="preserve"> </w:t>
+      </w:r>
+      <w:r>
+        <w:rPr>
+          <w:rFonts w:ascii="Times New Roman" w:hAnsi="Times New Roman"/>
+          <w:sz w:val="24"/>
+        </w:rPr>
+        <w:t>і</w:t>
+      </w:r>
+      <w:r>
+        <w:rPr>
+          <w:rFonts w:ascii="Times New Roman" w:hAnsi="Times New Roman"/>
+          <w:sz w:val="24"/>
+        </w:rPr>
+        <w:t xml:space="preserve"> </w:t>
+      </w:r>
+      <w:r>
+        <w:rPr>
+          <w:rFonts w:ascii="Times New Roman" w:hAnsi="Times New Roman"/>
+          <w:sz w:val="24"/>
+        </w:rPr>
+        <w:t>охорони</w:t>
+      </w:r>
+      <w:r>
+        <w:rPr>
+          <w:rFonts w:ascii="Times New Roman" w:hAnsi="Times New Roman"/>
+          <w:sz w:val="24"/>
+        </w:rPr>
+        <w:t xml:space="preserve"> </w:t>
+      </w:r>
+      <w:r>
+        <w:rPr>
+          <w:rFonts w:ascii="Times New Roman" w:hAnsi="Times New Roman"/>
+          <w:sz w:val="24"/>
+        </w:rPr>
+        <w:t>нас,</w:t>
+      </w:r>
+      <w:r>
+        <w:rPr>
+          <w:rFonts w:ascii="Times New Roman" w:hAnsi="Times New Roman"/>
+          <w:sz w:val="24"/>
+        </w:rPr>
+        <w:t xml:space="preserve"> </w:t>
+      </w:r>
+      <w:r>
+        <w:rPr>
+          <w:rFonts w:ascii="Times New Roman" w:hAnsi="Times New Roman"/>
+          <w:sz w:val="24"/>
+        </w:rPr>
+        <w:t>Боже,</w:t>
+      </w:r>
+      <w:r>
+        <w:rPr>
+          <w:rFonts w:ascii="Times New Roman" w:hAnsi="Times New Roman"/>
+          <w:sz w:val="24"/>
+        </w:rPr>
+        <w:t xml:space="preserve"> </w:t>
+      </w:r>
+      <w:r>
+        <w:rPr>
+          <w:rFonts w:ascii="Times New Roman" w:hAnsi="Times New Roman"/>
+          <w:sz w:val="24"/>
+        </w:rPr>
+        <w:t>Твоєю</w:t>
+      </w:r>
+      <w:r>
+        <w:rPr>
+          <w:rFonts w:ascii="Times New Roman" w:hAnsi="Times New Roman"/>
+          <w:sz w:val="24"/>
+        </w:rPr>
+        <w:t xml:space="preserve"> </w:t>
+      </w:r>
+      <w:r>
+        <w:rPr>
+          <w:rFonts w:ascii="Times New Roman" w:hAnsi="Times New Roman"/>
+          <w:sz w:val="24"/>
+        </w:rPr>
+        <w:t>благодаттю</w:t>
+      </w:r>
+    </w:p>
+    <w:p>
+      <w:pPr>
+        <w:spacing w:after="120"/>
+      </w:pPr>
+      <w:r>
+        <w:rPr>
+          <w:rFonts w:ascii="Times New Roman" w:hAnsi="Times New Roman"/>
           <w:i/>
-          <w:color w:val="000000"/>
-          <w:sz w:val="24"/>
-          <w:szCs w:val="24"/>
-        </w:rPr>
-      </w:pPr>
-      <w:r>
-        <w:rPr>
-          <w:rFonts w:ascii="Times New Roman" w:eastAsia="Times New Roman" w:hAnsi="Times New Roman" w:cs="Times New Roman"/>
+          <w:color w:val="FF4400"/>
+          <w:sz w:val="24"/>
+        </w:rPr>
+        <w:t>Вірні:</w:t>
+      </w:r>
+      <w:r>
+        <w:rPr>
+          <w:rFonts w:ascii="Times New Roman" w:hAnsi="Times New Roman"/>
+          <w:color w:val="000000"/>
+          <w:sz w:val="24"/>
+        </w:rPr>
+        <w:t xml:space="preserve"> </w:t>
+      </w:r>
+      <w:r>
+        <w:rPr>
+          <w:rFonts w:ascii="Times New Roman" w:hAnsi="Times New Roman"/>
+          <w:color w:val="000000"/>
+          <w:sz w:val="24"/>
+        </w:rPr>
+        <w:t>Го́споди,</w:t>
+      </w:r>
+      <w:r>
+        <w:rPr>
+          <w:rFonts w:ascii="Times New Roman" w:hAnsi="Times New Roman"/>
+          <w:color w:val="000000"/>
+          <w:sz w:val="24"/>
+        </w:rPr>
+        <w:t xml:space="preserve"> </w:t>
+      </w:r>
+      <w:r>
+        <w:rPr>
+          <w:rFonts w:ascii="Times New Roman" w:hAnsi="Times New Roman"/>
+          <w:color w:val="000000"/>
+          <w:sz w:val="24"/>
+        </w:rPr>
+        <w:t>поми́луй.</w:t>
+      </w:r>
+    </w:p>
+    <w:p>
+      <w:pPr>
+        <w:spacing w:after="120"/>
+      </w:pPr>
+      <w:r>
+        <w:rPr>
+          <w:rFonts w:ascii="Times New Roman" w:hAnsi="Times New Roman"/>
+          <w:color w:val="000000"/>
+          <w:sz w:val="24"/>
+        </w:rPr>
+        <w:t>Пресвяту,</w:t>
+      </w:r>
+      <w:r>
+        <w:rPr>
+          <w:rFonts w:ascii="Times New Roman" w:hAnsi="Times New Roman"/>
+          <w:color w:val="000000"/>
+          <w:sz w:val="24"/>
+        </w:rPr>
+        <w:t xml:space="preserve"> </w:t>
+      </w:r>
+      <w:r>
+        <w:rPr>
+          <w:rFonts w:ascii="Times New Roman" w:hAnsi="Times New Roman"/>
+          <w:color w:val="000000"/>
+          <w:sz w:val="24"/>
+        </w:rPr>
+        <w:t>пречисту,</w:t>
+      </w:r>
+      <w:r>
+        <w:rPr>
+          <w:rFonts w:ascii="Times New Roman" w:hAnsi="Times New Roman"/>
+          <w:color w:val="000000"/>
+          <w:sz w:val="24"/>
+        </w:rPr>
+        <w:t xml:space="preserve"> </w:t>
+      </w:r>
+      <w:r>
+        <w:rPr>
+          <w:rFonts w:ascii="Times New Roman" w:hAnsi="Times New Roman"/>
+          <w:color w:val="000000"/>
+          <w:sz w:val="24"/>
+        </w:rPr>
+        <w:t>преблагословенну,</w:t>
+      </w:r>
+      <w:r>
+        <w:rPr>
+          <w:rFonts w:ascii="Times New Roman" w:hAnsi="Times New Roman"/>
+          <w:color w:val="000000"/>
+          <w:sz w:val="24"/>
+        </w:rPr>
+        <w:t xml:space="preserve"> </w:t>
+      </w:r>
+      <w:r>
+        <w:rPr>
+          <w:rFonts w:ascii="Times New Roman" w:hAnsi="Times New Roman"/>
+          <w:color w:val="000000"/>
+          <w:sz w:val="24"/>
+        </w:rPr>
+        <w:t>славну</w:t>
+      </w:r>
+      <w:r>
+        <w:rPr>
+          <w:rFonts w:ascii="Times New Roman" w:hAnsi="Times New Roman"/>
+          <w:color w:val="000000"/>
+          <w:sz w:val="24"/>
+        </w:rPr>
+        <w:t xml:space="preserve"> </w:t>
+      </w:r>
+      <w:r>
+        <w:rPr>
+          <w:rFonts w:ascii="Times New Roman" w:hAnsi="Times New Roman"/>
+          <w:color w:val="000000"/>
+          <w:sz w:val="24"/>
+        </w:rPr>
+        <w:t>Владичицю</w:t>
+      </w:r>
+      <w:r>
+        <w:rPr>
+          <w:rFonts w:ascii="Times New Roman" w:hAnsi="Times New Roman"/>
+          <w:color w:val="000000"/>
+          <w:sz w:val="24"/>
+        </w:rPr>
+        <w:t xml:space="preserve"> </w:t>
+      </w:r>
+      <w:r>
+        <w:rPr>
+          <w:rFonts w:ascii="Times New Roman" w:hAnsi="Times New Roman"/>
+          <w:color w:val="000000"/>
+          <w:sz w:val="24"/>
+        </w:rPr>
+        <w:t>нашу</w:t>
+      </w:r>
+      <w:r>
+        <w:rPr>
+          <w:rFonts w:ascii="Times New Roman" w:hAnsi="Times New Roman"/>
+          <w:color w:val="000000"/>
+          <w:sz w:val="24"/>
+        </w:rPr>
+        <w:t xml:space="preserve"> </w:t>
+      </w:r>
+      <w:r>
+        <w:rPr>
+          <w:rFonts w:ascii="Times New Roman" w:hAnsi="Times New Roman"/>
+          <w:color w:val="000000"/>
+          <w:sz w:val="24"/>
+        </w:rPr>
+        <w:t>Богородицю</w:t>
+      </w:r>
+      <w:r>
+        <w:rPr>
+          <w:rFonts w:ascii="Times New Roman" w:hAnsi="Times New Roman"/>
+          <w:color w:val="000000"/>
+          <w:sz w:val="24"/>
+        </w:rPr>
+        <w:t xml:space="preserve"> </w:t>
+      </w:r>
+      <w:r>
+        <w:rPr>
+          <w:rFonts w:ascii="Times New Roman" w:hAnsi="Times New Roman"/>
+          <w:color w:val="000000"/>
+          <w:sz w:val="24"/>
+        </w:rPr>
+        <w:t>і</w:t>
+      </w:r>
+      <w:r>
+        <w:rPr>
+          <w:rFonts w:ascii="Times New Roman" w:hAnsi="Times New Roman"/>
+          <w:color w:val="000000"/>
+          <w:sz w:val="24"/>
+        </w:rPr>
+        <w:t xml:space="preserve"> </w:t>
+      </w:r>
+      <w:r>
+        <w:rPr>
+          <w:rFonts w:ascii="Times New Roman" w:hAnsi="Times New Roman"/>
+          <w:color w:val="000000"/>
+          <w:sz w:val="24"/>
+        </w:rPr>
+        <w:t>приснодіву</w:t>
+      </w:r>
+      <w:r>
+        <w:rPr>
+          <w:rFonts w:ascii="Times New Roman" w:hAnsi="Times New Roman"/>
+          <w:color w:val="000000"/>
+          <w:sz w:val="24"/>
+        </w:rPr>
+        <w:t xml:space="preserve"> </w:t>
+      </w:r>
+      <w:r>
+        <w:rPr>
+          <w:rFonts w:ascii="Times New Roman" w:hAnsi="Times New Roman"/>
+          <w:color w:val="000000"/>
+          <w:sz w:val="24"/>
+        </w:rPr>
+        <w:t>Марію,</w:t>
+      </w:r>
+      <w:r>
+        <w:rPr>
+          <w:rFonts w:ascii="Times New Roman" w:hAnsi="Times New Roman"/>
+          <w:color w:val="000000"/>
+          <w:sz w:val="24"/>
+        </w:rPr>
+        <w:t xml:space="preserve"> </w:t>
+      </w:r>
+      <w:r>
+        <w:rPr>
+          <w:rFonts w:ascii="Times New Roman" w:hAnsi="Times New Roman"/>
+          <w:color w:val="000000"/>
+          <w:sz w:val="24"/>
+        </w:rPr>
+        <w:t>з</w:t>
+      </w:r>
+      <w:r>
+        <w:rPr>
+          <w:rFonts w:ascii="Times New Roman" w:hAnsi="Times New Roman"/>
+          <w:color w:val="000000"/>
+          <w:sz w:val="24"/>
+        </w:rPr>
+        <w:t xml:space="preserve"> </w:t>
+      </w:r>
+      <w:r>
+        <w:rPr>
+          <w:rFonts w:ascii="Times New Roman" w:hAnsi="Times New Roman"/>
+          <w:color w:val="000000"/>
+          <w:sz w:val="24"/>
+        </w:rPr>
+        <w:t>усіма</w:t>
+      </w:r>
+      <w:r>
+        <w:rPr>
+          <w:rFonts w:ascii="Times New Roman" w:hAnsi="Times New Roman"/>
+          <w:color w:val="000000"/>
+          <w:sz w:val="24"/>
+        </w:rPr>
+        <w:t xml:space="preserve"> </w:t>
+      </w:r>
+      <w:r>
+        <w:rPr>
+          <w:rFonts w:ascii="Times New Roman" w:hAnsi="Times New Roman"/>
+          <w:color w:val="000000"/>
+          <w:sz w:val="24"/>
+        </w:rPr>
+        <w:t>святими</w:t>
+      </w:r>
+      <w:r>
+        <w:rPr>
+          <w:rFonts w:ascii="Times New Roman" w:hAnsi="Times New Roman"/>
+          <w:color w:val="000000"/>
+          <w:sz w:val="24"/>
+        </w:rPr>
+        <w:t xml:space="preserve"> </w:t>
+      </w:r>
+      <w:r>
+        <w:rPr>
+          <w:rFonts w:ascii="Times New Roman" w:hAnsi="Times New Roman"/>
+          <w:color w:val="000000"/>
+          <w:sz w:val="24"/>
+        </w:rPr>
+        <w:t>пом’янувши,</w:t>
+      </w:r>
+      <w:r>
+        <w:rPr>
+          <w:rFonts w:ascii="Times New Roman" w:hAnsi="Times New Roman"/>
+          <w:color w:val="000000"/>
+          <w:sz w:val="24"/>
+        </w:rPr>
+        <w:t xml:space="preserve"> </w:t>
+      </w:r>
+      <w:r>
+        <w:rPr>
+          <w:rFonts w:ascii="Times New Roman" w:hAnsi="Times New Roman"/>
+          <w:color w:val="000000"/>
+          <w:sz w:val="24"/>
+        </w:rPr>
+        <w:t>самих</w:t>
+      </w:r>
+      <w:r>
+        <w:rPr>
+          <w:rFonts w:ascii="Times New Roman" w:hAnsi="Times New Roman"/>
+          <w:color w:val="000000"/>
+          <w:sz w:val="24"/>
+        </w:rPr>
+        <w:t xml:space="preserve"> </w:t>
+      </w:r>
+      <w:r>
+        <w:rPr>
+          <w:rFonts w:ascii="Times New Roman" w:hAnsi="Times New Roman"/>
+          <w:color w:val="000000"/>
+          <w:sz w:val="24"/>
+        </w:rPr>
+        <w:t>себе,</w:t>
+      </w:r>
+      <w:r>
+        <w:rPr>
+          <w:rFonts w:ascii="Times New Roman" w:hAnsi="Times New Roman"/>
+          <w:color w:val="000000"/>
+          <w:sz w:val="24"/>
+        </w:rPr>
+        <w:t xml:space="preserve"> </w:t>
+      </w:r>
+      <w:r>
+        <w:rPr>
+          <w:rFonts w:ascii="Times New Roman" w:hAnsi="Times New Roman"/>
+          <w:color w:val="000000"/>
+          <w:sz w:val="24"/>
+        </w:rPr>
+        <w:t>і</w:t>
+      </w:r>
+      <w:r>
+        <w:rPr>
+          <w:rFonts w:ascii="Times New Roman" w:hAnsi="Times New Roman"/>
+          <w:color w:val="000000"/>
+          <w:sz w:val="24"/>
+        </w:rPr>
+        <w:t xml:space="preserve"> </w:t>
+      </w:r>
+      <w:r>
+        <w:rPr>
+          <w:rFonts w:ascii="Times New Roman" w:hAnsi="Times New Roman"/>
+          <w:color w:val="000000"/>
+          <w:sz w:val="24"/>
+        </w:rPr>
+        <w:t>один</w:t>
+      </w:r>
+      <w:r>
+        <w:rPr>
+          <w:rFonts w:ascii="Times New Roman" w:hAnsi="Times New Roman"/>
+          <w:color w:val="000000"/>
+          <w:sz w:val="24"/>
+        </w:rPr>
+        <w:t xml:space="preserve"> </w:t>
+      </w:r>
+      <w:r>
+        <w:rPr>
+          <w:rFonts w:ascii="Times New Roman" w:hAnsi="Times New Roman"/>
+          <w:color w:val="000000"/>
+          <w:sz w:val="24"/>
+        </w:rPr>
+        <w:t>одного,</w:t>
+      </w:r>
+      <w:r>
+        <w:rPr>
+          <w:rFonts w:ascii="Times New Roman" w:hAnsi="Times New Roman"/>
+          <w:color w:val="000000"/>
+          <w:sz w:val="24"/>
+        </w:rPr>
+        <w:t xml:space="preserve"> </w:t>
+      </w:r>
+      <w:r>
+        <w:rPr>
+          <w:rFonts w:ascii="Times New Roman" w:hAnsi="Times New Roman"/>
+          <w:color w:val="000000"/>
+          <w:sz w:val="24"/>
+        </w:rPr>
+        <w:t>і</w:t>
+      </w:r>
+      <w:r>
+        <w:rPr>
+          <w:rFonts w:ascii="Times New Roman" w:hAnsi="Times New Roman"/>
+          <w:color w:val="000000"/>
+          <w:sz w:val="24"/>
+        </w:rPr>
+        <w:t xml:space="preserve"> </w:t>
+      </w:r>
+      <w:r>
+        <w:rPr>
+          <w:rFonts w:ascii="Times New Roman" w:hAnsi="Times New Roman"/>
+          <w:color w:val="000000"/>
+          <w:sz w:val="24"/>
+        </w:rPr>
+        <w:t>все</w:t>
+      </w:r>
+      <w:r>
+        <w:rPr>
+          <w:rFonts w:ascii="Times New Roman" w:hAnsi="Times New Roman"/>
+          <w:color w:val="000000"/>
+          <w:sz w:val="24"/>
+        </w:rPr>
+        <w:t xml:space="preserve"> </w:t>
+      </w:r>
+      <w:r>
+        <w:rPr>
+          <w:rFonts w:ascii="Times New Roman" w:hAnsi="Times New Roman"/>
+          <w:color w:val="000000"/>
+          <w:sz w:val="24"/>
+        </w:rPr>
+        <w:t>життя</w:t>
+      </w:r>
+      <w:r>
+        <w:rPr>
+          <w:rFonts w:ascii="Times New Roman" w:hAnsi="Times New Roman"/>
+          <w:color w:val="000000"/>
+          <w:sz w:val="24"/>
+        </w:rPr>
+        <w:t xml:space="preserve"> </w:t>
+      </w:r>
+      <w:r>
+        <w:rPr>
+          <w:rFonts w:ascii="Times New Roman" w:hAnsi="Times New Roman"/>
+          <w:color w:val="000000"/>
+          <w:sz w:val="24"/>
+        </w:rPr>
+        <w:t>наше</w:t>
+      </w:r>
+      <w:r>
+        <w:rPr>
+          <w:rFonts w:ascii="Times New Roman" w:hAnsi="Times New Roman"/>
+          <w:color w:val="000000"/>
+          <w:sz w:val="24"/>
+        </w:rPr>
+        <w:t xml:space="preserve"> </w:t>
+      </w:r>
+      <w:r>
+        <w:rPr>
+          <w:rFonts w:ascii="Times New Roman" w:hAnsi="Times New Roman"/>
+          <w:color w:val="000000"/>
+          <w:sz w:val="24"/>
+        </w:rPr>
+        <w:t>Христу</w:t>
+      </w:r>
+      <w:r>
+        <w:rPr>
+          <w:rFonts w:ascii="Times New Roman" w:hAnsi="Times New Roman"/>
+          <w:color w:val="000000"/>
+          <w:sz w:val="24"/>
+        </w:rPr>
+        <w:t xml:space="preserve"> </w:t>
+      </w:r>
+      <w:r>
+        <w:rPr>
+          <w:rFonts w:ascii="Times New Roman" w:hAnsi="Times New Roman"/>
+          <w:color w:val="000000"/>
+          <w:sz w:val="24"/>
+        </w:rPr>
+        <w:t>Богові</w:t>
+      </w:r>
+      <w:r>
+        <w:rPr>
+          <w:rFonts w:ascii="Times New Roman" w:hAnsi="Times New Roman"/>
+          <w:color w:val="000000"/>
+          <w:sz w:val="24"/>
+        </w:rPr>
+        <w:t xml:space="preserve"> </w:t>
+      </w:r>
+      <w:r>
+        <w:rPr>
+          <w:rFonts w:ascii="Times New Roman" w:hAnsi="Times New Roman"/>
+          <w:color w:val="000000"/>
+          <w:sz w:val="24"/>
+        </w:rPr>
+        <w:t>віддаймо.</w:t>
+      </w:r>
+    </w:p>
+    <w:p>
+      <w:pPr>
+        <w:spacing w:after="120"/>
+      </w:pPr>
+      <w:r>
+        <w:rPr>
+          <w:rFonts w:ascii="Times New Roman" w:hAnsi="Times New Roman"/>
+          <w:i/>
+          <w:color w:val="FF4400"/>
+          <w:sz w:val="24"/>
+        </w:rPr>
+        <w:t>Вірні:</w:t>
+      </w:r>
+      <w:r>
+        <w:rPr>
+          <w:rFonts w:ascii="Times New Roman" w:hAnsi="Times New Roman"/>
+          <w:color w:val="000000"/>
+          <w:sz w:val="24"/>
+        </w:rPr>
+        <w:t xml:space="preserve"> </w:t>
+      </w:r>
+      <w:r>
+        <w:rPr>
+          <w:rFonts w:ascii="Times New Roman" w:hAnsi="Times New Roman"/>
+          <w:color w:val="000000"/>
+          <w:sz w:val="24"/>
+        </w:rPr>
+        <w:t>Тобі́,</w:t>
+      </w:r>
+      <w:r>
+        <w:rPr>
+          <w:rFonts w:ascii="Times New Roman" w:hAnsi="Times New Roman"/>
+          <w:color w:val="000000"/>
+          <w:sz w:val="24"/>
+        </w:rPr>
+        <w:t xml:space="preserve"> </w:t>
+      </w:r>
+      <w:r>
+        <w:rPr>
+          <w:rFonts w:ascii="Times New Roman" w:hAnsi="Times New Roman"/>
+          <w:color w:val="000000"/>
+          <w:sz w:val="24"/>
+        </w:rPr>
+        <w:t>Го́споди.</w:t>
+      </w:r>
+    </w:p>
+    <w:p>
+      <w:pPr>
+        <w:spacing w:after="120" w:line="240" w:lineRule="auto"/>
+        <w:jc w:val="both"/>
+        <w:rPr>
+          <w:rFonts w:ascii="Times New Roman" w:eastAsia="Times New Roman" w:hAnsi="Times New Roman" w:cs="Times New Roman"/>
+          <w:sz w:val="24"/>
+          <w:szCs w:val="24"/>
+          <w:u w:val="single"/>
+        </w:rPr>
+      </w:pPr>
+      <w:bookmarkStart w:id="0" w:name="_heading=h.gjdgxs" w:colFirst="0" w:colLast="0"/>
+      <w:bookmarkEnd w:id="0"/>
+      <w:r>
+        <w:rPr>
+          <w:rFonts w:ascii="Times New Roman" w:eastAsia="Times New Roman" w:hAnsi="Times New Roman" w:cs="Times New Roman"/>
+          <w:sz w:val="24"/>
+          <w:szCs w:val="24"/>
+          <w:u w:val="single"/>
+        </w:rPr>
+        <w:t>[Господи, Боже наш, що сонну неміч забрав від нас і покликав нас візванням святим, щоб і вночі підносити руки наші і прославляти тебе за справ</w:t>
+      </w:r>
+      <w:r>
+        <w:rPr>
+          <w:rFonts w:ascii="Times New Roman" w:eastAsia="Times New Roman" w:hAnsi="Times New Roman" w:cs="Times New Roman"/>
+          <w:sz w:val="24"/>
+          <w:szCs w:val="24"/>
+          <w:u w:val="single"/>
+        </w:rPr>
+        <w:t xml:space="preserve">едливі твої присуди. Прийми благання наші, моління, визнавання, нічні служби і даруй нам, Боже, віру бездоганну, надію впевнену, любов нелицемірну. Благослови наші входи й виходи, </w:t>
+      </w:r>
+      <w:r>
+        <w:rPr>
+          <w:rFonts w:ascii="Times New Roman" w:eastAsia="Times New Roman" w:hAnsi="Times New Roman" w:cs="Times New Roman"/>
+          <w:sz w:val="24"/>
+          <w:szCs w:val="24"/>
+          <w:u w:val="single"/>
+        </w:rPr>
+        <w:lastRenderedPageBreak/>
+        <w:t>вчинки, слова, діла й думки; і дай нам дочекатися початку дня, нам, що хваля</w:t>
+      </w:r>
+      <w:r>
+        <w:rPr>
+          <w:rFonts w:ascii="Times New Roman" w:eastAsia="Times New Roman" w:hAnsi="Times New Roman" w:cs="Times New Roman"/>
+          <w:sz w:val="24"/>
+          <w:szCs w:val="24"/>
+          <w:u w:val="single"/>
+        </w:rPr>
+        <w:t>ть й оспівують, і благословлять добрість твоєї несказанної сили]</w:t>
+      </w:r>
+    </w:p>
+    <w:p>
+      <w:pPr>
+        <w:spacing w:after="120"/>
+        <w:jc w:val="both"/>
+      </w:pPr>
+      <w:r>
+        <w:rPr>
+          <w:rFonts w:ascii="Times New Roman" w:hAnsi="Times New Roman"/>
           <w:i/>
           <w:color w:val="FF0000"/>
           <w:sz w:val="24"/>
-          <w:szCs w:val="24"/>
-        </w:rPr>
-        <w:t>Вірні:</w:t>
-      </w:r>
-      <w:r>
-        <w:rPr>
-          <w:rFonts w:ascii="Times New Roman" w:eastAsia="Times New Roman" w:hAnsi="Times New Roman" w:cs="Times New Roman"/>
-          <w:color w:val="000000"/>
-          <w:sz w:val="24"/>
-          <w:szCs w:val="24"/>
-        </w:rPr>
-        <w:t xml:space="preserve"> Господи, помилуй.</w:t>
-      </w:r>
-    </w:p>
-    <w:p>
-      <w:pPr>
-        <w:spacing w:after="120" w:line="240" w:lineRule="auto"/>
-        <w:jc w:val="both"/>
-        <w:rPr>
-          <w:rFonts w:ascii="Times New Roman" w:eastAsia="Times New Roman" w:hAnsi="Times New Roman" w:cs="Times New Roman"/>
-          <w:i/>
-          <w:color w:val="000000"/>
-          <w:sz w:val="24"/>
-          <w:szCs w:val="24"/>
-        </w:rPr>
-      </w:pPr>
-      <w:r>
-        <w:rPr>
-          <w:rFonts w:ascii="Times New Roman" w:eastAsia="Times New Roman" w:hAnsi="Times New Roman" w:cs="Times New Roman"/>
-          <w:color w:val="000000"/>
-          <w:sz w:val="24"/>
-          <w:szCs w:val="24"/>
-        </w:rPr>
-        <w:t>Заступи, спаси, помилуй і охорони нас, Боже, твоєю благодаттю.</w:t>
-      </w:r>
-    </w:p>
-    <w:p>
-      <w:pPr>
-        <w:spacing w:after="120" w:line="240" w:lineRule="auto"/>
-        <w:jc w:val="both"/>
-        <w:rPr>
-          <w:rFonts w:ascii="Times New Roman" w:eastAsia="Times New Roman" w:hAnsi="Times New Roman" w:cs="Times New Roman"/>
-          <w:i/>
-          <w:color w:val="000000"/>
-          <w:sz w:val="24"/>
-          <w:szCs w:val="24"/>
-        </w:rPr>
-      </w:pPr>
-      <w:r>
-        <w:rPr>
-          <w:rFonts w:ascii="Times New Roman" w:eastAsia="Times New Roman" w:hAnsi="Times New Roman" w:cs="Times New Roman"/>
+        </w:rPr>
+        <w:t>Священник:</w:t>
+      </w:r>
+      <w:r>
+        <w:rPr>
+          <w:rFonts w:ascii="Times New Roman" w:hAnsi="Times New Roman"/>
           <w:i/>
           <w:color w:val="FF0000"/>
           <w:sz w:val="24"/>
-          <w:szCs w:val="24"/>
-        </w:rPr>
-        <w:t>Вірні:</w:t>
-      </w:r>
-      <w:r>
-        <w:rPr>
-          <w:rFonts w:ascii="Times New Roman" w:eastAsia="Times New Roman" w:hAnsi="Times New Roman" w:cs="Times New Roman"/>
-          <w:color w:val="000000"/>
-          <w:sz w:val="24"/>
-          <w:szCs w:val="24"/>
-        </w:rPr>
-        <w:t xml:space="preserve"> Господи, помилуй.</w:t>
-      </w:r>
-    </w:p>
-    <w:p>
-      <w:pPr>
-        <w:spacing w:after="120" w:line="240" w:lineRule="auto"/>
-        <w:jc w:val="both"/>
-        <w:rPr>
-          <w:rFonts w:ascii="Times New Roman" w:eastAsia="Times New Roman" w:hAnsi="Times New Roman" w:cs="Times New Roman"/>
-          <w:i/>
-          <w:color w:val="000000"/>
-          <w:sz w:val="24"/>
-          <w:szCs w:val="24"/>
-        </w:rPr>
-      </w:pPr>
-      <w:r>
-        <w:rPr>
-          <w:rFonts w:ascii="Times New Roman" w:eastAsia="Times New Roman" w:hAnsi="Times New Roman" w:cs="Times New Roman"/>
-          <w:color w:val="000000"/>
-          <w:sz w:val="24"/>
-          <w:szCs w:val="24"/>
-        </w:rPr>
-        <w:t>Пресвяту, пречисту, преблагословенну, славну Владичицю нашу Богородицю і приснодіву Марію, з у</w:t>
-      </w:r>
-      <w:r>
-        <w:rPr>
-          <w:rFonts w:ascii="Times New Roman" w:eastAsia="Times New Roman" w:hAnsi="Times New Roman" w:cs="Times New Roman"/>
-          <w:color w:val="000000"/>
-          <w:sz w:val="24"/>
-          <w:szCs w:val="24"/>
-        </w:rPr>
-        <w:t>сіма святими пом'янувши, самі себе, і один одного, і все життя наше Христу Богові віддаймо.</w:t>
-      </w:r>
-    </w:p>
-    <w:p>
-      <w:pPr>
-        <w:spacing w:after="120" w:line="240" w:lineRule="auto"/>
-        <w:jc w:val="both"/>
-        <w:rPr>
-          <w:rFonts w:ascii="Times New Roman" w:eastAsia="Times New Roman" w:hAnsi="Times New Roman" w:cs="Times New Roman"/>
-          <w:i/>
-          <w:color w:val="000000"/>
+        </w:rPr>
+        <w:t xml:space="preserve"> </w:t>
+      </w:r>
+      <w:r>
+        <w:rPr>
+          <w:rFonts w:ascii="Times New Roman" w:hAnsi="Times New Roman"/>
+          <w:color w:val="000000"/>
+          <w:sz w:val="24"/>
+        </w:rPr>
+        <w:t>Бо</w:t>
+      </w:r>
+      <w:r>
+        <w:rPr>
+          <w:rFonts w:ascii="Times New Roman" w:hAnsi="Times New Roman"/>
+          <w:color w:val="000000"/>
+          <w:sz w:val="24"/>
+        </w:rPr>
+        <w:t xml:space="preserve"> </w:t>
+      </w:r>
+      <w:r>
+        <w:rPr>
+          <w:rFonts w:ascii="Times New Roman" w:hAnsi="Times New Roman"/>
+          <w:color w:val="000000"/>
+          <w:sz w:val="24"/>
+        </w:rPr>
+        <w:t>Ти</w:t>
+      </w:r>
+      <w:r>
+        <w:rPr>
+          <w:rFonts w:ascii="Times New Roman" w:hAnsi="Times New Roman"/>
+          <w:color w:val="000000"/>
+          <w:sz w:val="24"/>
+        </w:rPr>
+        <w:t xml:space="preserve"> </w:t>
+      </w:r>
+      <w:r>
+        <w:rPr>
+          <w:rFonts w:ascii="Times New Roman" w:hAnsi="Times New Roman"/>
+          <w:color w:val="000000"/>
+          <w:sz w:val="24"/>
+        </w:rPr>
+        <w:t>Бог</w:t>
+      </w:r>
+      <w:r>
+        <w:rPr>
+          <w:rFonts w:ascii="Times New Roman" w:hAnsi="Times New Roman"/>
+          <w:color w:val="000000"/>
+          <w:sz w:val="24"/>
+        </w:rPr>
+        <w:t xml:space="preserve"> </w:t>
+      </w:r>
+      <w:r>
+        <w:rPr>
+          <w:rFonts w:ascii="Times New Roman" w:hAnsi="Times New Roman"/>
+          <w:color w:val="000000"/>
+          <w:sz w:val="24"/>
+        </w:rPr>
+        <w:t>наш</w:t>
+      </w:r>
+      <w:r>
+        <w:rPr>
+          <w:rFonts w:ascii="Times New Roman" w:hAnsi="Times New Roman"/>
+          <w:color w:val="000000"/>
+          <w:sz w:val="24"/>
+        </w:rPr>
+        <w:t xml:space="preserve"> </w:t>
+      </w:r>
+      <w:r>
+        <w:rPr>
+          <w:rFonts w:ascii="Times New Roman" w:hAnsi="Times New Roman"/>
+          <w:color w:val="000000"/>
+          <w:sz w:val="24"/>
+        </w:rPr>
+        <w:t>і</w:t>
+      </w:r>
+      <w:r>
+        <w:rPr>
+          <w:rFonts w:ascii="Times New Roman" w:hAnsi="Times New Roman"/>
+          <w:color w:val="000000"/>
+          <w:sz w:val="24"/>
+        </w:rPr>
+        <w:t xml:space="preserve"> </w:t>
+      </w:r>
+      <w:r>
+        <w:rPr>
+          <w:rFonts w:ascii="Times New Roman" w:hAnsi="Times New Roman"/>
+          <w:color w:val="000000"/>
+          <w:sz w:val="24"/>
+        </w:rPr>
+        <w:t>Тобі</w:t>
+      </w:r>
+      <w:r>
+        <w:rPr>
+          <w:rFonts w:ascii="Times New Roman" w:hAnsi="Times New Roman"/>
+          <w:color w:val="000000"/>
+          <w:sz w:val="24"/>
+        </w:rPr>
+        <w:t xml:space="preserve"> </w:t>
+      </w:r>
+      <w:r>
+        <w:rPr>
+          <w:rFonts w:ascii="Times New Roman" w:hAnsi="Times New Roman"/>
+          <w:color w:val="000000"/>
+          <w:sz w:val="24"/>
+        </w:rPr>
+        <w:t>славу</w:t>
+      </w:r>
+      <w:r>
+        <w:rPr>
+          <w:rFonts w:ascii="Times New Roman" w:hAnsi="Times New Roman"/>
+          <w:color w:val="000000"/>
+          <w:sz w:val="24"/>
+        </w:rPr>
+        <w:t xml:space="preserve"> </w:t>
+      </w:r>
+      <w:r>
+        <w:rPr>
+          <w:rFonts w:ascii="Times New Roman" w:hAnsi="Times New Roman"/>
+          <w:color w:val="000000"/>
+          <w:sz w:val="24"/>
+        </w:rPr>
+        <w:t>возсилаємо:</w:t>
+      </w:r>
+      <w:r>
+        <w:rPr>
+          <w:rFonts w:ascii="Times New Roman" w:hAnsi="Times New Roman"/>
+          <w:color w:val="000000"/>
+          <w:sz w:val="24"/>
+        </w:rPr>
+        <w:t xml:space="preserve"> </w:t>
+      </w:r>
+      <w:r>
+        <w:rPr>
+          <w:rFonts w:ascii="Times New Roman" w:hAnsi="Times New Roman"/>
+          <w:color w:val="000000"/>
+          <w:sz w:val="24"/>
+        </w:rPr>
+        <w:t>Отцю,</w:t>
+      </w:r>
+      <w:r>
+        <w:rPr>
+          <w:rFonts w:ascii="Times New Roman" w:hAnsi="Times New Roman"/>
+          <w:color w:val="000000"/>
+          <w:sz w:val="24"/>
+        </w:rPr>
+        <w:t xml:space="preserve"> </w:t>
+      </w:r>
+      <w:r>
+        <w:rPr>
+          <w:rFonts w:ascii="Times New Roman" w:hAnsi="Times New Roman"/>
+          <w:color w:val="000000"/>
+          <w:sz w:val="24"/>
+        </w:rPr>
+        <w:t>і</w:t>
+      </w:r>
+      <w:r>
+        <w:rPr>
+          <w:rFonts w:ascii="Times New Roman" w:hAnsi="Times New Roman"/>
+          <w:color w:val="000000"/>
+          <w:sz w:val="24"/>
+        </w:rPr>
+        <w:t xml:space="preserve"> </w:t>
+      </w:r>
+      <w:r>
+        <w:rPr>
+          <w:rFonts w:ascii="Times New Roman" w:hAnsi="Times New Roman"/>
+          <w:color w:val="000000"/>
+          <w:sz w:val="24"/>
+        </w:rPr>
+        <w:t>Сину,</w:t>
+      </w:r>
+      <w:r>
+        <w:rPr>
+          <w:rFonts w:ascii="Times New Roman" w:hAnsi="Times New Roman"/>
+          <w:color w:val="000000"/>
+          <w:sz w:val="24"/>
+        </w:rPr>
+        <w:t xml:space="preserve"> </w:t>
+      </w:r>
+      <w:r>
+        <w:rPr>
+          <w:rFonts w:ascii="Times New Roman" w:hAnsi="Times New Roman"/>
+          <w:color w:val="000000"/>
+          <w:sz w:val="24"/>
+        </w:rPr>
+        <w:t>і</w:t>
+      </w:r>
+      <w:r>
+        <w:rPr>
+          <w:rFonts w:ascii="Times New Roman" w:hAnsi="Times New Roman"/>
+          <w:color w:val="000000"/>
+          <w:sz w:val="24"/>
+        </w:rPr>
+        <w:t xml:space="preserve"> </w:t>
+      </w:r>
+      <w:r>
+        <w:rPr>
+          <w:rFonts w:ascii="Times New Roman" w:hAnsi="Times New Roman"/>
+          <w:color w:val="000000"/>
+          <w:sz w:val="24"/>
+        </w:rPr>
+        <w:t>Святому</w:t>
+      </w:r>
+      <w:r>
+        <w:rPr>
+          <w:rFonts w:ascii="Times New Roman" w:hAnsi="Times New Roman"/>
+          <w:color w:val="000000"/>
+          <w:sz w:val="24"/>
+        </w:rPr>
+        <w:t xml:space="preserve"> </w:t>
+      </w:r>
+      <w:r>
+        <w:rPr>
+          <w:rFonts w:ascii="Times New Roman" w:hAnsi="Times New Roman"/>
+          <w:color w:val="000000"/>
+          <w:sz w:val="24"/>
+        </w:rPr>
+        <w:t>Духові</w:t>
+      </w:r>
+      <w:r>
+        <w:rPr>
+          <w:rFonts w:ascii="Times New Roman" w:hAnsi="Times New Roman"/>
+          <w:sz w:val="24"/>
+        </w:rPr>
+        <w:t>,</w:t>
+      </w:r>
+      <w:r>
+        <w:rPr>
+          <w:rFonts w:ascii="Times New Roman" w:hAnsi="Times New Roman"/>
+          <w:sz w:val="24"/>
+        </w:rPr>
+        <w:t xml:space="preserve"> </w:t>
+      </w:r>
+      <w:r>
+        <w:rPr>
+          <w:rFonts w:ascii="Times New Roman" w:hAnsi="Times New Roman"/>
+          <w:sz w:val="24"/>
+        </w:rPr>
+        <w:t>нині,</w:t>
+      </w:r>
+      <w:r>
+        <w:rPr>
+          <w:rFonts w:ascii="Times New Roman" w:hAnsi="Times New Roman"/>
+          <w:sz w:val="24"/>
+        </w:rPr>
+        <w:t xml:space="preserve"> </w:t>
+      </w:r>
+      <w:r>
+        <w:rPr>
+          <w:rFonts w:ascii="Times New Roman" w:hAnsi="Times New Roman"/>
+          <w:sz w:val="24"/>
+        </w:rPr>
+        <w:t>і</w:t>
+      </w:r>
+      <w:r>
+        <w:rPr>
+          <w:rFonts w:ascii="Times New Roman" w:hAnsi="Times New Roman"/>
+          <w:sz w:val="24"/>
+        </w:rPr>
+        <w:t xml:space="preserve"> </w:t>
+      </w:r>
+      <w:r>
+        <w:rPr>
+          <w:rFonts w:ascii="Times New Roman" w:hAnsi="Times New Roman"/>
+          <w:sz w:val="24"/>
+        </w:rPr>
+        <w:t>повсякчас,</w:t>
+      </w:r>
+      <w:r>
+        <w:rPr>
+          <w:rFonts w:ascii="Times New Roman" w:hAnsi="Times New Roman"/>
+          <w:sz w:val="24"/>
+        </w:rPr>
+        <w:t xml:space="preserve"> </w:t>
+      </w:r>
+      <w:r>
+        <w:rPr>
+          <w:rFonts w:ascii="Times New Roman" w:hAnsi="Times New Roman"/>
+          <w:sz w:val="24"/>
+        </w:rPr>
+        <w:t>і</w:t>
+      </w:r>
+      <w:r>
+        <w:rPr>
+          <w:rFonts w:ascii="Times New Roman" w:hAnsi="Times New Roman"/>
+          <w:sz w:val="24"/>
+        </w:rPr>
+        <w:t xml:space="preserve"> </w:t>
+      </w:r>
+      <w:r>
+        <w:rPr>
+          <w:rFonts w:ascii="Times New Roman" w:hAnsi="Times New Roman"/>
+          <w:sz w:val="24"/>
+        </w:rPr>
+        <w:t>на</w:t>
+      </w:r>
+      <w:r>
+        <w:rPr>
+          <w:rFonts w:ascii="Times New Roman" w:hAnsi="Times New Roman"/>
+          <w:sz w:val="24"/>
+        </w:rPr>
+        <w:t xml:space="preserve"> </w:t>
+      </w:r>
+      <w:r>
+        <w:rPr>
+          <w:rFonts w:ascii="Times New Roman" w:hAnsi="Times New Roman"/>
+          <w:sz w:val="24"/>
+        </w:rPr>
+        <w:t>віки</w:t>
+      </w:r>
+      <w:r>
+        <w:rPr>
+          <w:rFonts w:ascii="Times New Roman" w:hAnsi="Times New Roman"/>
+          <w:sz w:val="24"/>
+        </w:rPr>
+        <w:t xml:space="preserve"> </w:t>
+      </w:r>
+      <w:r>
+        <w:rPr>
+          <w:rFonts w:ascii="Times New Roman" w:hAnsi="Times New Roman"/>
+          <w:sz w:val="24"/>
+        </w:rPr>
+        <w:t>віків.</w:t>
+      </w:r>
+    </w:p>
+    <w:p>
+      <w:pPr>
+        <w:spacing w:after="120" w:line="240" w:lineRule="auto"/>
+        <w:jc w:val="both"/>
+        <w:rPr>
+          <w:rFonts w:ascii="Times New Roman" w:eastAsia="Times New Roman" w:hAnsi="Times New Roman" w:cs="Times New Roman"/>
           <w:sz w:val="24"/>
           <w:szCs w:val="24"/>
         </w:rPr>
@@ -13340,70 +15285,40 @@
       <w:r>
         <w:rPr>
           <w:rFonts w:ascii="Times New Roman" w:eastAsia="Times New Roman" w:hAnsi="Times New Roman" w:cs="Times New Roman"/>
-          <w:color w:val="000000"/>
-          <w:sz w:val="24"/>
-          <w:szCs w:val="24"/>
-        </w:rPr>
-        <w:t xml:space="preserve"> Тобі, Господи.</w:t>
-      </w:r>
-    </w:p>
-    <w:p>
-      <w:pPr>
-        <w:spacing w:after="120" w:line="240" w:lineRule="auto"/>
-        <w:jc w:val="both"/>
-        <w:rPr>
-          <w:rFonts w:ascii="Times New Roman" w:eastAsia="Times New Roman" w:hAnsi="Times New Roman" w:cs="Times New Roman"/>
-          <w:sz w:val="24"/>
-          <w:szCs w:val="24"/>
-          <w:u w:val="single"/>
-        </w:rPr>
-      </w:pPr>
-      <w:bookmarkStart w:id="0" w:name="_heading=h.gjdgxs" w:colFirst="0" w:colLast="0"/>
-      <w:bookmarkEnd w:id="0"/>
-      <w:r>
-        <w:rPr>
-          <w:rFonts w:ascii="Times New Roman" w:eastAsia="Times New Roman" w:hAnsi="Times New Roman" w:cs="Times New Roman"/>
-          <w:sz w:val="24"/>
-          <w:szCs w:val="24"/>
-          <w:u w:val="single"/>
-        </w:rPr>
-        <w:t>[Господи, Боже наш, що сонну неміч забрав від нас і покликав нас візванням святим, щоб і вночі підносити руки наші і прославляти тебе за справ</w:t>
-      </w:r>
-      <w:r>
-        <w:rPr>
-          <w:rFonts w:ascii="Times New Roman" w:eastAsia="Times New Roman" w:hAnsi="Times New Roman" w:cs="Times New Roman"/>
-          <w:sz w:val="24"/>
-          <w:szCs w:val="24"/>
-          <w:u w:val="single"/>
-        </w:rPr>
-        <w:t xml:space="preserve">едливі твої присуди. Прийми благання наші, моління, визнавання, нічні служби і даруй нам, Боже, віру бездоганну, надію впевнену, любов нелицемірну. Благослови наші входи й виходи, </w:t>
-      </w:r>
-      <w:r>
-        <w:rPr>
-          <w:rFonts w:ascii="Times New Roman" w:eastAsia="Times New Roman" w:hAnsi="Times New Roman" w:cs="Times New Roman"/>
-          <w:sz w:val="24"/>
-          <w:szCs w:val="24"/>
-          <w:u w:val="single"/>
-        </w:rPr>
-        <w:lastRenderedPageBreak/>
-        <w:t>вчинки, слова, діла й думки; і дай нам дочекатися початку дня, нам, що хваля</w:t>
-      </w:r>
-      <w:r>
-        <w:rPr>
-          <w:rFonts w:ascii="Times New Roman" w:eastAsia="Times New Roman" w:hAnsi="Times New Roman" w:cs="Times New Roman"/>
-          <w:sz w:val="24"/>
-          <w:szCs w:val="24"/>
-          <w:u w:val="single"/>
-        </w:rPr>
-        <w:t>ть й оспівують, і благословлять добрість твоєї несказанної сили]</w:t>
-      </w:r>
-    </w:p>
-    <w:p>
-      <w:pPr>
-        <w:spacing w:after="120" w:line="240" w:lineRule="auto"/>
-        <w:jc w:val="both"/>
-        <w:rPr>
-          <w:rFonts w:ascii="Times New Roman" w:eastAsia="Times New Roman" w:hAnsi="Times New Roman" w:cs="Times New Roman"/>
+          <w:color w:val="FF0000"/>
+          <w:sz w:val="24"/>
+          <w:szCs w:val="24"/>
+        </w:rPr>
+        <w:t xml:space="preserve"> </w:t>
+      </w:r>
+      <w:r>
+        <w:rPr>
+          <w:rFonts w:ascii="Times New Roman" w:eastAsia="Times New Roman" w:hAnsi="Times New Roman" w:cs="Times New Roman"/>
+          <w:sz w:val="24"/>
+          <w:szCs w:val="24"/>
+        </w:rPr>
+        <w:t>Амінь.</w:t>
+      </w:r>
+    </w:p>
+    <w:p>
+      <w:pPr>
+        <w:spacing w:after="120" w:line="240" w:lineRule="auto"/>
+        <w:jc w:val="both"/>
+        <w:rPr>
+          <w:rFonts w:ascii="Times New Roman" w:eastAsia="Times New Roman" w:hAnsi="Times New Roman" w:cs="Times New Roman"/>
+          <w:i/>
+          <w:sz w:val="24"/>
+          <w:szCs w:val="24"/>
+        </w:rPr>
+      </w:pPr>
+    </w:p>
+    <w:p>
+      <w:pPr>
+        <w:spacing w:after="120" w:line="240" w:lineRule="auto"/>
+        <w:jc w:val="both"/>
+        <w:rPr>
+          <w:rFonts w:ascii="Times New Roman" w:eastAsia="Times New Roman" w:hAnsi="Times New Roman" w:cs="Times New Roman"/>
+          <w:b/>
           <w:sz w:val="24"/>
           <w:szCs w:val="24"/>
         </w:rPr>
@@ -13416,34 +15331,36 @@
           <w:sz w:val="24"/>
           <w:szCs w:val="24"/>
         </w:rPr>
-        <w:t>Священик: </w:t>
-      </w:r>
-      <w:r>
-        <w:rPr>
-          <w:rFonts w:ascii="Times New Roman" w:eastAsia="Times New Roman" w:hAnsi="Times New Roman" w:cs="Times New Roman"/>
-          <w:color w:val="000000"/>
-          <w:sz w:val="24"/>
-          <w:szCs w:val="24"/>
-        </w:rPr>
-        <w:t>Бо Ти Бог наш і Тобі славу возсилаємо: Отцю, і Сину, і Святому Духові</w:t>
-      </w:r>
-      <w:r>
-        <w:rPr>
-          <w:rFonts w:ascii="Times New Roman" w:eastAsia="Times New Roman" w:hAnsi="Times New Roman" w:cs="Times New Roman"/>
-          <w:sz w:val="24"/>
-          <w:szCs w:val="24"/>
-        </w:rPr>
-        <w:t>, нині і повсякчас, і на віки віків.</w:t>
-      </w:r>
-    </w:p>
-    <w:p>
-      <w:pPr>
-        <w:spacing w:after="120" w:line="240" w:lineRule="auto"/>
-        <w:jc w:val="both"/>
-        <w:rPr>
-          <w:rFonts w:ascii="Times New Roman" w:eastAsia="Times New Roman" w:hAnsi="Times New Roman" w:cs="Times New Roman"/>
-          <w:sz w:val="24"/>
-          <w:szCs w:val="24"/>
+        <w:t>Ірмос 4</w:t>
+      </w:r>
+      <w:r>
+        <w:rPr>
+          <w:rFonts w:ascii="Times New Roman" w:eastAsia="Times New Roman" w:hAnsi="Times New Roman" w:cs="Times New Roman"/>
+          <w:color w:val="FF0000"/>
+          <w:sz w:val="24"/>
+          <w:szCs w:val="24"/>
+        </w:rPr>
+        <w:t>:</w:t>
+      </w:r>
+      <w:r>
+        <w:rPr>
+          <w:rFonts w:ascii="Times New Roman" w:eastAsia="Times New Roman" w:hAnsi="Times New Roman" w:cs="Times New Roman"/>
+          <w:b/>
+          <w:sz w:val="24"/>
+          <w:szCs w:val="24"/>
+        </w:rPr>
+        <w:t xml:space="preserve"> Паростком з Єссеєвого кореня і квітом від нього став ти, Христе,* коли від Діви, хвальний, народився:* від гори, гаєм покритої, прийшов ти, безтілесний і Бог,* тіло прийнявши від тієї, що мужа не знала.* Слава силі твоїй, Господи!</w:t>
+      </w:r>
+    </w:p>
+    <w:p>
+      <w:pPr>
+        <w:spacing w:after="120" w:line="240" w:lineRule="auto"/>
+        <w:jc w:val="both"/>
+        <w:rPr>
+          <w:rFonts w:ascii="Times New Roman" w:eastAsia="Times New Roman" w:hAnsi="Times New Roman" w:cs="Times New Roman"/>
+          <w:sz w:val="24"/>
+          <w:szCs w:val="24"/>
+          <w:u w:val="single"/>
         </w:rPr>
       </w:pPr>
       <w:r>
@@ -13454,12 +15371,12 @@
           <w:sz w:val="24"/>
           <w:szCs w:val="24"/>
         </w:rPr>
-        <w:t>Вірні:</w:t>
-      </w:r>
-      <w:r>
-        <w:rPr>
-          <w:rFonts w:ascii="Times New Roman" w:eastAsia="Times New Roman" w:hAnsi="Times New Roman" w:cs="Times New Roman"/>
-          <w:color w:val="FF0000"/>
+        <w:t>Стих:</w:t>
+      </w:r>
+      <w:r>
+        <w:rPr>
+          <w:rFonts w:ascii="Times New Roman" w:eastAsia="Times New Roman" w:hAnsi="Times New Roman" w:cs="Times New Roman"/>
+          <w:i/>
           <w:sz w:val="24"/>
           <w:szCs w:val="24"/>
         </w:rPr>
@@ -13470,31 +15387,48 @@
           <w:rFonts w:ascii="Times New Roman" w:eastAsia="Times New Roman" w:hAnsi="Times New Roman" w:cs="Times New Roman"/>
           <w:sz w:val="24"/>
           <w:szCs w:val="24"/>
-        </w:rPr>
-        <w:t>Амінь.</w:t>
-      </w:r>
-    </w:p>
-    <w:p>
-      <w:pPr>
-        <w:spacing w:after="120" w:line="240" w:lineRule="auto"/>
-        <w:jc w:val="both"/>
-        <w:rPr>
-          <w:rFonts w:ascii="Times New Roman" w:eastAsia="Times New Roman" w:hAnsi="Times New Roman" w:cs="Times New Roman"/>
-          <w:i/>
-          <w:sz w:val="24"/>
-          <w:szCs w:val="24"/>
-        </w:rPr>
-      </w:pPr>
-    </w:p>
-    <w:p>
-      <w:pPr>
-        <w:spacing w:after="120" w:line="240" w:lineRule="auto"/>
-        <w:jc w:val="both"/>
-        <w:rPr>
-          <w:rFonts w:ascii="Times New Roman" w:eastAsia="Times New Roman" w:hAnsi="Times New Roman" w:cs="Times New Roman"/>
-          <w:b/>
-          <w:sz w:val="24"/>
-          <w:szCs w:val="24"/>
+          <w:u w:val="single"/>
+        </w:rPr>
+        <w:t>Слава тобі, Боже н</w:t>
+      </w:r>
+      <w:r>
+        <w:rPr>
+          <w:rFonts w:ascii="Times New Roman" w:eastAsia="Times New Roman" w:hAnsi="Times New Roman" w:cs="Times New Roman"/>
+          <w:sz w:val="24"/>
+          <w:szCs w:val="24"/>
+          <w:u w:val="single"/>
+        </w:rPr>
+        <w:t>аш, слава тобі.</w:t>
+      </w:r>
+    </w:p>
+    <w:p>
+      <w:pPr>
+        <w:spacing w:after="120" w:line="240" w:lineRule="auto"/>
+        <w:jc w:val="both"/>
+        <w:rPr>
+          <w:rFonts w:ascii="Times New Roman" w:eastAsia="Times New Roman" w:hAnsi="Times New Roman" w:cs="Times New Roman"/>
+          <w:sz w:val="24"/>
+          <w:szCs w:val="24"/>
+        </w:rPr>
+      </w:pPr>
+      <w:r>
+        <w:rPr>
+          <w:rFonts w:ascii="Times New Roman" w:eastAsia="Times New Roman" w:hAnsi="Times New Roman" w:cs="Times New Roman"/>
+          <w:sz w:val="24"/>
+          <w:szCs w:val="24"/>
+        </w:rPr>
+        <w:t>Зійшовши як дощ на руно і як краплина на землю, на родительку Твою, Господи, грядеш родитися і з людьми пожити, Тебе бо, Єдинородного, як очищення у світ Отець послав.</w:t>
+      </w:r>
+    </w:p>
+    <w:p>
+      <w:pPr>
+        <w:spacing w:after="120" w:line="240" w:lineRule="auto"/>
+        <w:jc w:val="both"/>
+        <w:rPr>
+          <w:rFonts w:ascii="Times New Roman" w:eastAsia="Times New Roman" w:hAnsi="Times New Roman" w:cs="Times New Roman"/>
+          <w:sz w:val="24"/>
+          <w:szCs w:val="24"/>
+          <w:u w:val="single"/>
         </w:rPr>
       </w:pPr>
       <w:r>
@@ -13505,17 +15439,64 @@
           <w:sz w:val="24"/>
           <w:szCs w:val="24"/>
         </w:rPr>
-        <w:t>Ірмос 4</w:t>
-      </w:r>
-      <w:r>
-        <w:rPr>
-          <w:rFonts w:ascii="Times New Roman" w:eastAsia="Times New Roman" w:hAnsi="Times New Roman" w:cs="Times New Roman"/>
-          <w:color w:val="FF0000"/>
-          <w:sz w:val="24"/>
-          <w:szCs w:val="24"/>
-        </w:rPr>
-        <w:t>:</w:t>
-      </w:r>
+        <w:t>Стих:</w:t>
+      </w:r>
+      <w:r>
+        <w:rPr>
+          <w:rFonts w:ascii="Times New Roman" w:eastAsia="Times New Roman" w:hAnsi="Times New Roman" w:cs="Times New Roman"/>
+          <w:i/>
+          <w:sz w:val="24"/>
+          <w:szCs w:val="24"/>
+        </w:rPr>
+        <w:t xml:space="preserve"> </w:t>
+      </w:r>
+      <w:r>
+        <w:rPr>
+          <w:rFonts w:ascii="Times New Roman" w:eastAsia="Times New Roman" w:hAnsi="Times New Roman" w:cs="Times New Roman"/>
+          <w:sz w:val="24"/>
+          <w:szCs w:val="24"/>
+          <w:u w:val="single"/>
+        </w:rPr>
+        <w:t>Слава тобі, Боже наш, слава тобі.</w:t>
+      </w:r>
+    </w:p>
+    <w:p>
+      <w:pPr>
+        <w:spacing w:after="120" w:line="240" w:lineRule="auto"/>
+        <w:jc w:val="both"/>
+        <w:rPr>
+          <w:rFonts w:ascii="Times New Roman" w:eastAsia="Times New Roman" w:hAnsi="Times New Roman" w:cs="Times New Roman"/>
+          <w:sz w:val="24"/>
+          <w:szCs w:val="24"/>
+        </w:rPr>
+      </w:pPr>
+      <w:r>
+        <w:rPr>
+          <w:rFonts w:ascii="Times New Roman" w:eastAsia="Times New Roman" w:hAnsi="Times New Roman" w:cs="Times New Roman"/>
+          <w:sz w:val="24"/>
+          <w:szCs w:val="24"/>
+        </w:rPr>
+        <w:t>Злучаєшся, Христе, із людською п</w:t>
+      </w:r>
+      <w:r>
+        <w:rPr>
+          <w:rFonts w:ascii="Times New Roman" w:eastAsia="Times New Roman" w:hAnsi="Times New Roman" w:cs="Times New Roman"/>
+          <w:sz w:val="24"/>
+          <w:szCs w:val="24"/>
+        </w:rPr>
+        <w:t>лоттю від сімени Авраама щоб дати благодать за благодать і спасти образ і знетлінити. Тебе бо, Єдинородного, як очищення у світ Отець послав.</w:t>
+      </w:r>
+    </w:p>
+    <w:p>
+      <w:pPr>
+        <w:spacing w:after="120" w:line="240" w:lineRule="auto"/>
+        <w:jc w:val="both"/>
+        <w:rPr>
+          <w:rFonts w:ascii="Times New Roman" w:eastAsia="Times New Roman" w:hAnsi="Times New Roman" w:cs="Times New Roman"/>
+          <w:sz w:val="24"/>
+          <w:szCs w:val="24"/>
+        </w:rPr>
+      </w:pPr>
       <w:r>
         <w:rPr>
           <w:rFonts w:ascii="Times New Roman" w:eastAsia="Times New Roman" w:hAnsi="Times New Roman" w:cs="Times New Roman"/>
@@ -13523,18 +15504,34 @@
           <w:sz w:val="24"/>
           <w:szCs w:val="24"/>
         </w:rPr>
-        <w:t xml:space="preserve"> Паростком з Єссеєвого кореня і квітом від нього став ти, Христе,* коли від Діви, хвальний, народився:* від гори, гаєм покритої, прийшов ти, безтілесний і Бог,* тіло прийнявши від тієї, що мужа не знала.* Слава силі твоїй, Господи!</w:t>
-      </w:r>
-    </w:p>
-    <w:p>
-      <w:pPr>
-        <w:spacing w:after="120" w:line="240" w:lineRule="auto"/>
-        <w:jc w:val="both"/>
-        <w:rPr>
-          <w:rFonts w:ascii="Times New Roman" w:eastAsia="Times New Roman" w:hAnsi="Times New Roman" w:cs="Times New Roman"/>
-          <w:sz w:val="24"/>
-          <w:szCs w:val="24"/>
-          <w:u w:val="single"/>
+        <w:t>Слава і нині</w:t>
+      </w:r>
+      <w:r>
+        <w:rPr>
+          <w:rFonts w:ascii="Times New Roman" w:eastAsia="Times New Roman" w:hAnsi="Times New Roman" w:cs="Times New Roman"/>
+          <w:sz w:val="24"/>
+          <w:szCs w:val="24"/>
+        </w:rPr>
+        <w:t>: Пиття нове, яке колись Давид пити жадав, приходить, щоб струменіти у вертепі вифлеємськім і вгамуват</w:t>
+      </w:r>
+      <w:r>
+        <w:rPr>
+          <w:rFonts w:ascii="Times New Roman" w:eastAsia="Times New Roman" w:hAnsi="Times New Roman" w:cs="Times New Roman"/>
+          <w:sz w:val="24"/>
+          <w:szCs w:val="24"/>
+        </w:rPr>
+        <w:t>и набуту душевну спрагу Адамову і Давидову, з яких у плоті рождається Христос.</w:t>
+      </w:r>
+    </w:p>
+    <w:p>
+      <w:pPr>
+        <w:spacing w:after="120" w:line="240" w:lineRule="auto"/>
+        <w:jc w:val="both"/>
+        <w:rPr>
+          <w:rFonts w:ascii="Times New Roman" w:eastAsia="Times New Roman" w:hAnsi="Times New Roman" w:cs="Times New Roman"/>
+          <w:b/>
+          <w:sz w:val="24"/>
+          <w:szCs w:val="24"/>
         </w:rPr>
       </w:pPr>
       <w:r>
@@ -13545,53 +15542,34 @@
           <w:sz w:val="24"/>
           <w:szCs w:val="24"/>
         </w:rPr>
-        <w:t>Стих:</w:t>
-      </w:r>
-      <w:r>
-        <w:rPr>
-          <w:rFonts w:ascii="Times New Roman" w:eastAsia="Times New Roman" w:hAnsi="Times New Roman" w:cs="Times New Roman"/>
-          <w:i/>
-          <w:sz w:val="24"/>
-          <w:szCs w:val="24"/>
-        </w:rPr>
-        <w:t xml:space="preserve"> </w:t>
-      </w:r>
-      <w:r>
-        <w:rPr>
-          <w:rFonts w:ascii="Times New Roman" w:eastAsia="Times New Roman" w:hAnsi="Times New Roman" w:cs="Times New Roman"/>
-          <w:sz w:val="24"/>
-          <w:szCs w:val="24"/>
-          <w:u w:val="single"/>
-        </w:rPr>
-        <w:t>Слава тобі, Боже н</w:t>
-      </w:r>
-      <w:r>
-        <w:rPr>
-          <w:rFonts w:ascii="Times New Roman" w:eastAsia="Times New Roman" w:hAnsi="Times New Roman" w:cs="Times New Roman"/>
-          <w:sz w:val="24"/>
-          <w:szCs w:val="24"/>
-          <w:u w:val="single"/>
-        </w:rPr>
-        <w:t>аш, слава тобі.</w:t>
-      </w:r>
-    </w:p>
-    <w:p>
-      <w:pPr>
-        <w:spacing w:after="120" w:line="240" w:lineRule="auto"/>
-        <w:jc w:val="both"/>
-        <w:rPr>
-          <w:rFonts w:ascii="Times New Roman" w:eastAsia="Times New Roman" w:hAnsi="Times New Roman" w:cs="Times New Roman"/>
-          <w:sz w:val="24"/>
-          <w:szCs w:val="24"/>
-        </w:rPr>
-      </w:pPr>
-      <w:r>
-        <w:rPr>
-          <w:rFonts w:ascii="Times New Roman" w:eastAsia="Times New Roman" w:hAnsi="Times New Roman" w:cs="Times New Roman"/>
-          <w:sz w:val="24"/>
-          <w:szCs w:val="24"/>
-        </w:rPr>
-        <w:t>Зійшовши як дощ на руно і як краплина на землю, на родительку Твою, Господи, грядеш родитися і з людьми пожити, Тебе бо, Єдинородного, як очищення у світ Отець послав.</w:t>
+        <w:t>Ірмос 5</w:t>
+      </w:r>
+      <w:r>
+        <w:rPr>
+          <w:rFonts w:ascii="Times New Roman" w:eastAsia="Times New Roman" w:hAnsi="Times New Roman" w:cs="Times New Roman"/>
+          <w:color w:val="FF0000"/>
+          <w:sz w:val="24"/>
+          <w:szCs w:val="24"/>
+        </w:rPr>
+        <w:t>:</w:t>
+      </w:r>
+      <w:r>
+        <w:rPr>
+          <w:rFonts w:ascii="Times New Roman" w:eastAsia="Times New Roman" w:hAnsi="Times New Roman" w:cs="Times New Roman"/>
+          <w:b/>
+          <w:sz w:val="24"/>
+          <w:szCs w:val="24"/>
+        </w:rPr>
+        <w:t xml:space="preserve"> Як Бог миру й Отець щедрот,* ти послав до нас ангела великої своєї ради,* що спокій подає нам.* Тому ми, наставлені до світла богорозуміння,* з ночі до ранку чуваючи,* </w:t>
+      </w:r>
+      <w:r>
+        <w:rPr>
+          <w:rFonts w:ascii="Times New Roman" w:eastAsia="Times New Roman" w:hAnsi="Times New Roman" w:cs="Times New Roman"/>
+          <w:b/>
+          <w:sz w:val="24"/>
+          <w:szCs w:val="24"/>
+        </w:rPr>
+        <w:t>славословимо тебе, людинолюбче.</w:t>
       </w:r>
     </w:p>
     <w:p>
@@ -13650,15 +15628,7 @@
           <w:sz w:val="24"/>
           <w:szCs w:val="24"/>
         </w:rPr>
-        <w:t>Злучаєшся, Христе, із людською п</w:t>
-      </w:r>
-      <w:r>
-        <w:rPr>
-          <w:rFonts w:ascii="Times New Roman" w:eastAsia="Times New Roman" w:hAnsi="Times New Roman" w:cs="Times New Roman"/>
-          <w:sz w:val="24"/>
-          <w:szCs w:val="24"/>
-        </w:rPr>
-        <w:t>лоттю від сімени Авраама щоб дати благодать за благодать і спасти образ і знетлінити. Тебе бо, Єдинородного, як очищення у світ Отець послав.</w:t>
+        <w:t>Божа Премудрість, яка невдержну і вишню воду в повітрі утримує, безодні приборкує і моря підіймає, як дощ на руно зійшовши, вселилась в утробу діви.</w:t>
       </w:r>
     </w:p>
     <w:p>
@@ -13686,15 +15656,15 @@
           <w:sz w:val="24"/>
           <w:szCs w:val="24"/>
         </w:rPr>
-        <w:t>: Пиття нове, яке колись Давид пити жадав, приходить, щоб струменіти у вертепі вифлеємськім і вгамуват</w:t>
-      </w:r>
-      <w:r>
-        <w:rPr>
-          <w:rFonts w:ascii="Times New Roman" w:eastAsia="Times New Roman" w:hAnsi="Times New Roman" w:cs="Times New Roman"/>
-          <w:sz w:val="24"/>
-          <w:szCs w:val="24"/>
-        </w:rPr>
-        <w:t>и набуту душевну спрагу Адамову і Давидову, з яких у плоті рождається Христос.</w:t>
+        <w:t>: Волхвів, учнів Валаам</w:t>
+      </w:r>
+      <w:r>
+        <w:rPr>
+          <w:rFonts w:ascii="Times New Roman" w:eastAsia="Times New Roman" w:hAnsi="Times New Roman" w:cs="Times New Roman"/>
+          <w:sz w:val="24"/>
+          <w:szCs w:val="24"/>
+        </w:rPr>
+        <w:t>а-волхва зорею до розуміння кличе Христос, той який одягає небо хмарами – пеленами повивається і в яслах лежить той, перед яким тремтять херувими, у вертепі вміщається Той, який сповняє усе.</w:t>
       </w:r>
     </w:p>
     <w:p>
@@ -13716,151 +15686,7 @@
           <w:sz w:val="24"/>
           <w:szCs w:val="24"/>
         </w:rPr>
-        <w:t>Ірмос 5</w:t>
-      </w:r>
-      <w:r>
-        <w:rPr>
-          <w:rFonts w:ascii="Times New Roman" w:eastAsia="Times New Roman" w:hAnsi="Times New Roman" w:cs="Times New Roman"/>
-          <w:color w:val="FF0000"/>
-          <w:sz w:val="24"/>
-          <w:szCs w:val="24"/>
-        </w:rPr>
-        <w:t>:</w:t>
-      </w:r>
-      <w:r>
-        <w:rPr>
-          <w:rFonts w:ascii="Times New Roman" w:eastAsia="Times New Roman" w:hAnsi="Times New Roman" w:cs="Times New Roman"/>
-          <w:b/>
-          <w:sz w:val="24"/>
-          <w:szCs w:val="24"/>
-        </w:rPr>
-        <w:t xml:space="preserve"> Як Бог миру й Отець щедрот,* ти послав до нас ангела великої своєї ради,* що спокій подає нам.* Тому ми, наставлені до світла богорозуміння,* з ночі до ранку чуваючи,* </w:t>
-      </w:r>
-      <w:r>
-        <w:rPr>
-          <w:rFonts w:ascii="Times New Roman" w:eastAsia="Times New Roman" w:hAnsi="Times New Roman" w:cs="Times New Roman"/>
-          <w:b/>
-          <w:sz w:val="24"/>
-          <w:szCs w:val="24"/>
-        </w:rPr>
-        <w:t>славословимо тебе, людинолюбче.</w:t>
-      </w:r>
-    </w:p>
-    <w:p>
-      <w:pPr>
-        <w:spacing w:after="120" w:line="240" w:lineRule="auto"/>
-        <w:jc w:val="both"/>
-        <w:rPr>
-          <w:rFonts w:ascii="Times New Roman" w:eastAsia="Times New Roman" w:hAnsi="Times New Roman" w:cs="Times New Roman"/>
-          <w:sz w:val="24"/>
-          <w:szCs w:val="24"/>
-          <w:u w:val="single"/>
-        </w:rPr>
-      </w:pPr>
-      <w:r>
-        <w:rPr>
-          <w:rFonts w:ascii="Times New Roman" w:eastAsia="Times New Roman" w:hAnsi="Times New Roman" w:cs="Times New Roman"/>
-          <w:i/>
-          <w:color w:val="FF0000"/>
-          <w:sz w:val="24"/>
-          <w:szCs w:val="24"/>
-        </w:rPr>
-        <w:t>Стих:</w:t>
-      </w:r>
-      <w:r>
-        <w:rPr>
-          <w:rFonts w:ascii="Times New Roman" w:eastAsia="Times New Roman" w:hAnsi="Times New Roman" w:cs="Times New Roman"/>
-          <w:i/>
-          <w:sz w:val="24"/>
-          <w:szCs w:val="24"/>
-        </w:rPr>
-        <w:t xml:space="preserve"> </w:t>
-      </w:r>
-      <w:r>
-        <w:rPr>
-          <w:rFonts w:ascii="Times New Roman" w:eastAsia="Times New Roman" w:hAnsi="Times New Roman" w:cs="Times New Roman"/>
-          <w:sz w:val="24"/>
-          <w:szCs w:val="24"/>
-          <w:u w:val="single"/>
-        </w:rPr>
-        <w:t>Слава тобі, Боже наш, слава тобі.</w:t>
-      </w:r>
-    </w:p>
-    <w:p>
-      <w:pPr>
-        <w:spacing w:after="120" w:line="240" w:lineRule="auto"/>
-        <w:jc w:val="both"/>
-        <w:rPr>
-          <w:rFonts w:ascii="Times New Roman" w:eastAsia="Times New Roman" w:hAnsi="Times New Roman" w:cs="Times New Roman"/>
-          <w:sz w:val="24"/>
-          <w:szCs w:val="24"/>
-        </w:rPr>
-      </w:pPr>
-      <w:r>
-        <w:rPr>
-          <w:rFonts w:ascii="Times New Roman" w:eastAsia="Times New Roman" w:hAnsi="Times New Roman" w:cs="Times New Roman"/>
-          <w:sz w:val="24"/>
-          <w:szCs w:val="24"/>
-        </w:rPr>
-        <w:t>Божа Премудрість, яка невдержну і вишню воду в повітрі утримує, безодні приборкує і моря підіймає, як дощ на руно зійшовши, вселилась в утробу діви.</w:t>
-      </w:r>
-    </w:p>
-    <w:p>
-      <w:pPr>
-        <w:spacing w:after="120" w:line="240" w:lineRule="auto"/>
-        <w:jc w:val="both"/>
-        <w:rPr>
-          <w:rFonts w:ascii="Times New Roman" w:eastAsia="Times New Roman" w:hAnsi="Times New Roman" w:cs="Times New Roman"/>
-          <w:sz w:val="24"/>
-          <w:szCs w:val="24"/>
-        </w:rPr>
-      </w:pPr>
-      <w:r>
-        <w:rPr>
-          <w:rFonts w:ascii="Times New Roman" w:eastAsia="Times New Roman" w:hAnsi="Times New Roman" w:cs="Times New Roman"/>
-          <w:b/>
-          <w:sz w:val="24"/>
-          <w:szCs w:val="24"/>
-        </w:rPr>
-        <w:t>Слава і нині</w:t>
-      </w:r>
-      <w:r>
-        <w:rPr>
-          <w:rFonts w:ascii="Times New Roman" w:eastAsia="Times New Roman" w:hAnsi="Times New Roman" w:cs="Times New Roman"/>
-          <w:sz w:val="24"/>
-          <w:szCs w:val="24"/>
-        </w:rPr>
-        <w:t>: Волхвів, учнів Валаам</w:t>
-      </w:r>
-      <w:r>
-        <w:rPr>
-          <w:rFonts w:ascii="Times New Roman" w:eastAsia="Times New Roman" w:hAnsi="Times New Roman" w:cs="Times New Roman"/>
-          <w:sz w:val="24"/>
-          <w:szCs w:val="24"/>
-        </w:rPr>
-        <w:t>а-волхва зорею до розуміння кличе Христос, той який одягає небо хмарами – пеленами повивається і в яслах лежить той, перед яким тремтять херувими, у вертепі вміщається Той, який сповняє усе.</w:t>
-      </w:r>
-    </w:p>
-    <w:p>
-      <w:pPr>
-        <w:spacing w:after="120" w:line="240" w:lineRule="auto"/>
-        <w:jc w:val="both"/>
-        <w:rPr>
-          <w:rFonts w:ascii="Times New Roman" w:eastAsia="Times New Roman" w:hAnsi="Times New Roman" w:cs="Times New Roman"/>
-          <w:b/>
-          <w:sz w:val="24"/>
-          <w:szCs w:val="24"/>
-        </w:rPr>
-      </w:pPr>
-      <w:r>
-        <w:rPr>
-          <w:rFonts w:ascii="Times New Roman" w:eastAsia="Times New Roman" w:hAnsi="Times New Roman" w:cs="Times New Roman"/>
-          <w:i/>
-          <w:color w:val="FF0000"/>
-          <w:sz w:val="24"/>
-          <w:szCs w:val="24"/>
-        </w:rPr>
-        <w:t>Ірмос 6</w:t>
+        <w:t>Ірмос 6</w:t>
       </w:r>
       <w:r>
         <w:rPr>
@@ -14023,110 +15849,1252 @@
     </w:p>
     <w:p>
       <w:pPr>
-        <w:spacing w:after="120" w:line="240" w:lineRule="auto"/>
-        <w:jc w:val="both"/>
-        <w:rPr>
-          <w:rFonts w:ascii="Times New Roman" w:eastAsia="Times New Roman" w:hAnsi="Times New Roman" w:cs="Times New Roman"/>
+        <w:spacing w:after="120"/>
+      </w:pPr>
+      <w:r>
+        <w:rPr>
+          <w:rFonts w:ascii="Times New Roman" w:hAnsi="Times New Roman"/>
+          <w:color w:val="000000"/>
+          <w:sz w:val="24"/>
+        </w:rPr>
+        <w:t>Ще</w:t>
+      </w:r>
+      <w:r>
+        <w:rPr>
+          <w:rFonts w:ascii="Times New Roman" w:hAnsi="Times New Roman"/>
+          <w:color w:val="000000"/>
+          <w:sz w:val="24"/>
+        </w:rPr>
+        <w:t xml:space="preserve"> </w:t>
+      </w:r>
+      <w:r>
+        <w:rPr>
+          <w:rFonts w:ascii="Times New Roman" w:hAnsi="Times New Roman"/>
+          <w:color w:val="000000"/>
+          <w:sz w:val="24"/>
+        </w:rPr>
+        <w:t>і</w:t>
+      </w:r>
+      <w:r>
+        <w:rPr>
+          <w:rFonts w:ascii="Times New Roman" w:hAnsi="Times New Roman"/>
+          <w:color w:val="000000"/>
+          <w:sz w:val="24"/>
+        </w:rPr>
+        <w:t xml:space="preserve"> </w:t>
+      </w:r>
+      <w:r>
+        <w:rPr>
+          <w:rFonts w:ascii="Times New Roman" w:hAnsi="Times New Roman"/>
+          <w:color w:val="000000"/>
+          <w:sz w:val="24"/>
+        </w:rPr>
+        <w:t>ще</w:t>
+      </w:r>
+      <w:r>
+        <w:rPr>
+          <w:rFonts w:ascii="Times New Roman" w:hAnsi="Times New Roman"/>
+          <w:color w:val="000000"/>
+          <w:sz w:val="24"/>
+        </w:rPr>
+        <w:t xml:space="preserve"> </w:t>
+      </w:r>
+      <w:r>
+        <w:rPr>
+          <w:rFonts w:ascii="Times New Roman" w:hAnsi="Times New Roman"/>
+          <w:color w:val="000000"/>
+          <w:sz w:val="24"/>
+        </w:rPr>
+        <w:t>в</w:t>
+      </w:r>
+      <w:r>
+        <w:rPr>
+          <w:rFonts w:ascii="Times New Roman" w:hAnsi="Times New Roman"/>
+          <w:color w:val="000000"/>
+          <w:sz w:val="24"/>
+        </w:rPr>
+        <w:t xml:space="preserve"> </w:t>
+      </w:r>
+      <w:r>
+        <w:rPr>
+          <w:rFonts w:ascii="Times New Roman" w:hAnsi="Times New Roman"/>
+          <w:color w:val="000000"/>
+          <w:sz w:val="24"/>
+        </w:rPr>
+        <w:t>мирі</w:t>
+      </w:r>
+      <w:r>
+        <w:rPr>
+          <w:rFonts w:ascii="Times New Roman" w:hAnsi="Times New Roman"/>
+          <w:color w:val="000000"/>
+          <w:sz w:val="24"/>
+        </w:rPr>
+        <w:t xml:space="preserve"> </w:t>
+      </w:r>
+      <w:r>
+        <w:rPr>
+          <w:rFonts w:ascii="Times New Roman" w:hAnsi="Times New Roman"/>
+          <w:color w:val="000000"/>
+          <w:sz w:val="24"/>
+        </w:rPr>
+        <w:t>Господеві</w:t>
+      </w:r>
+      <w:r>
+        <w:rPr>
+          <w:rFonts w:ascii="Times New Roman" w:hAnsi="Times New Roman"/>
+          <w:color w:val="000000"/>
+          <w:sz w:val="24"/>
+        </w:rPr>
+        <w:t xml:space="preserve"> </w:t>
+      </w:r>
+      <w:r>
+        <w:rPr>
+          <w:rFonts w:ascii="Times New Roman" w:hAnsi="Times New Roman"/>
+          <w:color w:val="000000"/>
+          <w:sz w:val="24"/>
+        </w:rPr>
+        <w:t>помолімся.</w:t>
+      </w:r>
+    </w:p>
+    <w:p>
+      <w:pPr>
+        <w:spacing w:after="120"/>
+      </w:pPr>
+      <w:r>
+        <w:rPr>
+          <w:rFonts w:ascii="Times New Roman" w:hAnsi="Times New Roman"/>
           <w:i/>
-          <w:color w:val="000000"/>
-          <w:sz w:val="24"/>
-          <w:szCs w:val="24"/>
-        </w:rPr>
-      </w:pPr>
-      <w:r>
-        <w:rPr>
-          <w:rFonts w:ascii="Times New Roman" w:eastAsia="Times New Roman" w:hAnsi="Times New Roman" w:cs="Times New Roman"/>
-          <w:color w:val="000000"/>
-          <w:sz w:val="24"/>
-          <w:szCs w:val="24"/>
-        </w:rPr>
-        <w:t>Ще і ще в мирі Господеві помолімся.</w:t>
-      </w:r>
-    </w:p>
-    <w:p>
-      <w:pPr>
-        <w:spacing w:after="120" w:line="240" w:lineRule="auto"/>
-        <w:jc w:val="both"/>
-        <w:rPr>
-          <w:rFonts w:ascii="Times New Roman" w:eastAsia="Times New Roman" w:hAnsi="Times New Roman" w:cs="Times New Roman"/>
+          <w:color w:val="FF4400"/>
+          <w:sz w:val="24"/>
+        </w:rPr>
+        <w:t>Вірні:</w:t>
+      </w:r>
+      <w:r>
+        <w:rPr>
+          <w:rFonts w:ascii="Times New Roman" w:hAnsi="Times New Roman"/>
+          <w:color w:val="000000"/>
+          <w:sz w:val="24"/>
+        </w:rPr>
+        <w:t xml:space="preserve"> </w:t>
+      </w:r>
+      <w:r>
+        <w:rPr>
+          <w:rFonts w:ascii="Times New Roman" w:hAnsi="Times New Roman"/>
+          <w:color w:val="000000"/>
+          <w:sz w:val="24"/>
+        </w:rPr>
+        <w:t>Го́споди,</w:t>
+      </w:r>
+      <w:r>
+        <w:rPr>
+          <w:rFonts w:ascii="Times New Roman" w:hAnsi="Times New Roman"/>
+          <w:color w:val="000000"/>
+          <w:sz w:val="24"/>
+        </w:rPr>
+        <w:t xml:space="preserve"> </w:t>
+      </w:r>
+      <w:r>
+        <w:rPr>
+          <w:rFonts w:ascii="Times New Roman" w:hAnsi="Times New Roman"/>
+          <w:color w:val="000000"/>
+          <w:sz w:val="24"/>
+        </w:rPr>
+        <w:t>поми́луй.</w:t>
+      </w:r>
+    </w:p>
+    <w:p>
+      <w:pPr>
+        <w:spacing w:after="120"/>
+      </w:pPr>
+      <w:r>
+        <w:rPr>
+          <w:rFonts w:ascii="Times New Roman" w:hAnsi="Times New Roman"/>
+          <w:sz w:val="24"/>
+        </w:rPr>
+        <w:t>Заступи,</w:t>
+      </w:r>
+      <w:r>
+        <w:rPr>
+          <w:rFonts w:ascii="Times New Roman" w:hAnsi="Times New Roman"/>
+          <w:sz w:val="24"/>
+        </w:rPr>
+        <w:t xml:space="preserve"> </w:t>
+      </w:r>
+      <w:r>
+        <w:rPr>
+          <w:rFonts w:ascii="Times New Roman" w:hAnsi="Times New Roman"/>
+          <w:sz w:val="24"/>
+        </w:rPr>
+        <w:t>спаси,</w:t>
+      </w:r>
+      <w:r>
+        <w:rPr>
+          <w:rFonts w:ascii="Times New Roman" w:hAnsi="Times New Roman"/>
+          <w:sz w:val="24"/>
+        </w:rPr>
+        <w:t xml:space="preserve"> </w:t>
+      </w:r>
+      <w:r>
+        <w:rPr>
+          <w:rFonts w:ascii="Times New Roman" w:hAnsi="Times New Roman"/>
+          <w:sz w:val="24"/>
+        </w:rPr>
+        <w:t>помилуй</w:t>
+      </w:r>
+      <w:r>
+        <w:rPr>
+          <w:rFonts w:ascii="Times New Roman" w:hAnsi="Times New Roman"/>
+          <w:sz w:val="24"/>
+        </w:rPr>
+        <w:t xml:space="preserve"> </w:t>
+      </w:r>
+      <w:r>
+        <w:rPr>
+          <w:rFonts w:ascii="Times New Roman" w:hAnsi="Times New Roman"/>
+          <w:sz w:val="24"/>
+        </w:rPr>
+        <w:t>і</w:t>
+      </w:r>
+      <w:r>
+        <w:rPr>
+          <w:rFonts w:ascii="Times New Roman" w:hAnsi="Times New Roman"/>
+          <w:sz w:val="24"/>
+        </w:rPr>
+        <w:t xml:space="preserve"> </w:t>
+      </w:r>
+      <w:r>
+        <w:rPr>
+          <w:rFonts w:ascii="Times New Roman" w:hAnsi="Times New Roman"/>
+          <w:sz w:val="24"/>
+        </w:rPr>
+        <w:t>охорони</w:t>
+      </w:r>
+      <w:r>
+        <w:rPr>
+          <w:rFonts w:ascii="Times New Roman" w:hAnsi="Times New Roman"/>
+          <w:sz w:val="24"/>
+        </w:rPr>
+        <w:t xml:space="preserve"> </w:t>
+      </w:r>
+      <w:r>
+        <w:rPr>
+          <w:rFonts w:ascii="Times New Roman" w:hAnsi="Times New Roman"/>
+          <w:sz w:val="24"/>
+        </w:rPr>
+        <w:t>нас,</w:t>
+      </w:r>
+      <w:r>
+        <w:rPr>
+          <w:rFonts w:ascii="Times New Roman" w:hAnsi="Times New Roman"/>
+          <w:sz w:val="24"/>
+        </w:rPr>
+        <w:t xml:space="preserve"> </w:t>
+      </w:r>
+      <w:r>
+        <w:rPr>
+          <w:rFonts w:ascii="Times New Roman" w:hAnsi="Times New Roman"/>
+          <w:sz w:val="24"/>
+        </w:rPr>
+        <w:t>Боже,</w:t>
+      </w:r>
+      <w:r>
+        <w:rPr>
+          <w:rFonts w:ascii="Times New Roman" w:hAnsi="Times New Roman"/>
+          <w:sz w:val="24"/>
+        </w:rPr>
+        <w:t xml:space="preserve"> </w:t>
+      </w:r>
+      <w:r>
+        <w:rPr>
+          <w:rFonts w:ascii="Times New Roman" w:hAnsi="Times New Roman"/>
+          <w:sz w:val="24"/>
+        </w:rPr>
+        <w:t>Твоєю</w:t>
+      </w:r>
+      <w:r>
+        <w:rPr>
+          <w:rFonts w:ascii="Times New Roman" w:hAnsi="Times New Roman"/>
+          <w:sz w:val="24"/>
+        </w:rPr>
+        <w:t xml:space="preserve"> </w:t>
+      </w:r>
+      <w:r>
+        <w:rPr>
+          <w:rFonts w:ascii="Times New Roman" w:hAnsi="Times New Roman"/>
+          <w:sz w:val="24"/>
+        </w:rPr>
+        <w:t>благодаттю</w:t>
+      </w:r>
+    </w:p>
+    <w:p>
+      <w:pPr>
+        <w:spacing w:after="120"/>
+      </w:pPr>
+      <w:r>
+        <w:rPr>
+          <w:rFonts w:ascii="Times New Roman" w:hAnsi="Times New Roman"/>
           <w:i/>
-          <w:color w:val="000000"/>
-          <w:sz w:val="24"/>
-          <w:szCs w:val="24"/>
-        </w:rPr>
-      </w:pPr>
-      <w:r>
-        <w:rPr>
-          <w:rFonts w:ascii="Times New Roman" w:eastAsia="Times New Roman" w:hAnsi="Times New Roman" w:cs="Times New Roman"/>
+          <w:color w:val="FF4400"/>
+          <w:sz w:val="24"/>
+        </w:rPr>
+        <w:t>Вірні:</w:t>
+      </w:r>
+      <w:r>
+        <w:rPr>
+          <w:rFonts w:ascii="Times New Roman" w:hAnsi="Times New Roman"/>
+          <w:color w:val="000000"/>
+          <w:sz w:val="24"/>
+        </w:rPr>
+        <w:t xml:space="preserve"> </w:t>
+      </w:r>
+      <w:r>
+        <w:rPr>
+          <w:rFonts w:ascii="Times New Roman" w:hAnsi="Times New Roman"/>
+          <w:color w:val="000000"/>
+          <w:sz w:val="24"/>
+        </w:rPr>
+        <w:t>Го́споди,</w:t>
+      </w:r>
+      <w:r>
+        <w:rPr>
+          <w:rFonts w:ascii="Times New Roman" w:hAnsi="Times New Roman"/>
+          <w:color w:val="000000"/>
+          <w:sz w:val="24"/>
+        </w:rPr>
+        <w:t xml:space="preserve"> </w:t>
+      </w:r>
+      <w:r>
+        <w:rPr>
+          <w:rFonts w:ascii="Times New Roman" w:hAnsi="Times New Roman"/>
+          <w:color w:val="000000"/>
+          <w:sz w:val="24"/>
+        </w:rPr>
+        <w:t>поми́луй.</w:t>
+      </w:r>
+    </w:p>
+    <w:p>
+      <w:pPr>
+        <w:spacing w:after="120"/>
+      </w:pPr>
+      <w:r>
+        <w:rPr>
+          <w:rFonts w:ascii="Times New Roman" w:hAnsi="Times New Roman"/>
+          <w:color w:val="000000"/>
+          <w:sz w:val="24"/>
+        </w:rPr>
+        <w:t>Пресвяту,</w:t>
+      </w:r>
+      <w:r>
+        <w:rPr>
+          <w:rFonts w:ascii="Times New Roman" w:hAnsi="Times New Roman"/>
+          <w:color w:val="000000"/>
+          <w:sz w:val="24"/>
+        </w:rPr>
+        <w:t xml:space="preserve"> </w:t>
+      </w:r>
+      <w:r>
+        <w:rPr>
+          <w:rFonts w:ascii="Times New Roman" w:hAnsi="Times New Roman"/>
+          <w:color w:val="000000"/>
+          <w:sz w:val="24"/>
+        </w:rPr>
+        <w:t>пречисту,</w:t>
+      </w:r>
+      <w:r>
+        <w:rPr>
+          <w:rFonts w:ascii="Times New Roman" w:hAnsi="Times New Roman"/>
+          <w:color w:val="000000"/>
+          <w:sz w:val="24"/>
+        </w:rPr>
+        <w:t xml:space="preserve"> </w:t>
+      </w:r>
+      <w:r>
+        <w:rPr>
+          <w:rFonts w:ascii="Times New Roman" w:hAnsi="Times New Roman"/>
+          <w:color w:val="000000"/>
+          <w:sz w:val="24"/>
+        </w:rPr>
+        <w:t>преблагословенну,</w:t>
+      </w:r>
+      <w:r>
+        <w:rPr>
+          <w:rFonts w:ascii="Times New Roman" w:hAnsi="Times New Roman"/>
+          <w:color w:val="000000"/>
+          <w:sz w:val="24"/>
+        </w:rPr>
+        <w:t xml:space="preserve"> </w:t>
+      </w:r>
+      <w:r>
+        <w:rPr>
+          <w:rFonts w:ascii="Times New Roman" w:hAnsi="Times New Roman"/>
+          <w:color w:val="000000"/>
+          <w:sz w:val="24"/>
+        </w:rPr>
+        <w:t>славну</w:t>
+      </w:r>
+      <w:r>
+        <w:rPr>
+          <w:rFonts w:ascii="Times New Roman" w:hAnsi="Times New Roman"/>
+          <w:color w:val="000000"/>
+          <w:sz w:val="24"/>
+        </w:rPr>
+        <w:t xml:space="preserve"> </w:t>
+      </w:r>
+      <w:r>
+        <w:rPr>
+          <w:rFonts w:ascii="Times New Roman" w:hAnsi="Times New Roman"/>
+          <w:color w:val="000000"/>
+          <w:sz w:val="24"/>
+        </w:rPr>
+        <w:t>Владичицю</w:t>
+      </w:r>
+      <w:r>
+        <w:rPr>
+          <w:rFonts w:ascii="Times New Roman" w:hAnsi="Times New Roman"/>
+          <w:color w:val="000000"/>
+          <w:sz w:val="24"/>
+        </w:rPr>
+        <w:t xml:space="preserve"> </w:t>
+      </w:r>
+      <w:r>
+        <w:rPr>
+          <w:rFonts w:ascii="Times New Roman" w:hAnsi="Times New Roman"/>
+          <w:color w:val="000000"/>
+          <w:sz w:val="24"/>
+        </w:rPr>
+        <w:t>нашу</w:t>
+      </w:r>
+      <w:r>
+        <w:rPr>
+          <w:rFonts w:ascii="Times New Roman" w:hAnsi="Times New Roman"/>
+          <w:color w:val="000000"/>
+          <w:sz w:val="24"/>
+        </w:rPr>
+        <w:t xml:space="preserve"> </w:t>
+      </w:r>
+      <w:r>
+        <w:rPr>
+          <w:rFonts w:ascii="Times New Roman" w:hAnsi="Times New Roman"/>
+          <w:color w:val="000000"/>
+          <w:sz w:val="24"/>
+        </w:rPr>
+        <w:t>Богородицю</w:t>
+      </w:r>
+      <w:r>
+        <w:rPr>
+          <w:rFonts w:ascii="Times New Roman" w:hAnsi="Times New Roman"/>
+          <w:color w:val="000000"/>
+          <w:sz w:val="24"/>
+        </w:rPr>
+        <w:t xml:space="preserve"> </w:t>
+      </w:r>
+      <w:r>
+        <w:rPr>
+          <w:rFonts w:ascii="Times New Roman" w:hAnsi="Times New Roman"/>
+          <w:color w:val="000000"/>
+          <w:sz w:val="24"/>
+        </w:rPr>
+        <w:t>і</w:t>
+      </w:r>
+      <w:r>
+        <w:rPr>
+          <w:rFonts w:ascii="Times New Roman" w:hAnsi="Times New Roman"/>
+          <w:color w:val="000000"/>
+          <w:sz w:val="24"/>
+        </w:rPr>
+        <w:t xml:space="preserve"> </w:t>
+      </w:r>
+      <w:r>
+        <w:rPr>
+          <w:rFonts w:ascii="Times New Roman" w:hAnsi="Times New Roman"/>
+          <w:color w:val="000000"/>
+          <w:sz w:val="24"/>
+        </w:rPr>
+        <w:t>приснодіву</w:t>
+      </w:r>
+      <w:r>
+        <w:rPr>
+          <w:rFonts w:ascii="Times New Roman" w:hAnsi="Times New Roman"/>
+          <w:color w:val="000000"/>
+          <w:sz w:val="24"/>
+        </w:rPr>
+        <w:t xml:space="preserve"> </w:t>
+      </w:r>
+      <w:r>
+        <w:rPr>
+          <w:rFonts w:ascii="Times New Roman" w:hAnsi="Times New Roman"/>
+          <w:color w:val="000000"/>
+          <w:sz w:val="24"/>
+        </w:rPr>
+        <w:t>Марію,</w:t>
+      </w:r>
+      <w:r>
+        <w:rPr>
+          <w:rFonts w:ascii="Times New Roman" w:hAnsi="Times New Roman"/>
+          <w:color w:val="000000"/>
+          <w:sz w:val="24"/>
+        </w:rPr>
+        <w:t xml:space="preserve"> </w:t>
+      </w:r>
+      <w:r>
+        <w:rPr>
+          <w:rFonts w:ascii="Times New Roman" w:hAnsi="Times New Roman"/>
+          <w:color w:val="000000"/>
+          <w:sz w:val="24"/>
+        </w:rPr>
+        <w:t>з</w:t>
+      </w:r>
+      <w:r>
+        <w:rPr>
+          <w:rFonts w:ascii="Times New Roman" w:hAnsi="Times New Roman"/>
+          <w:color w:val="000000"/>
+          <w:sz w:val="24"/>
+        </w:rPr>
+        <w:t xml:space="preserve"> </w:t>
+      </w:r>
+      <w:r>
+        <w:rPr>
+          <w:rFonts w:ascii="Times New Roman" w:hAnsi="Times New Roman"/>
+          <w:color w:val="000000"/>
+          <w:sz w:val="24"/>
+        </w:rPr>
+        <w:t>усіма</w:t>
+      </w:r>
+      <w:r>
+        <w:rPr>
+          <w:rFonts w:ascii="Times New Roman" w:hAnsi="Times New Roman"/>
+          <w:color w:val="000000"/>
+          <w:sz w:val="24"/>
+        </w:rPr>
+        <w:t xml:space="preserve"> </w:t>
+      </w:r>
+      <w:r>
+        <w:rPr>
+          <w:rFonts w:ascii="Times New Roman" w:hAnsi="Times New Roman"/>
+          <w:color w:val="000000"/>
+          <w:sz w:val="24"/>
+        </w:rPr>
+        <w:t>святими</w:t>
+      </w:r>
+      <w:r>
+        <w:rPr>
+          <w:rFonts w:ascii="Times New Roman" w:hAnsi="Times New Roman"/>
+          <w:color w:val="000000"/>
+          <w:sz w:val="24"/>
+        </w:rPr>
+        <w:t xml:space="preserve"> </w:t>
+      </w:r>
+      <w:r>
+        <w:rPr>
+          <w:rFonts w:ascii="Times New Roman" w:hAnsi="Times New Roman"/>
+          <w:color w:val="000000"/>
+          <w:sz w:val="24"/>
+        </w:rPr>
+        <w:t>пом’янувши,</w:t>
+      </w:r>
+      <w:r>
+        <w:rPr>
+          <w:rFonts w:ascii="Times New Roman" w:hAnsi="Times New Roman"/>
+          <w:color w:val="000000"/>
+          <w:sz w:val="24"/>
+        </w:rPr>
+        <w:t xml:space="preserve"> </w:t>
+      </w:r>
+      <w:r>
+        <w:rPr>
+          <w:rFonts w:ascii="Times New Roman" w:hAnsi="Times New Roman"/>
+          <w:color w:val="000000"/>
+          <w:sz w:val="24"/>
+        </w:rPr>
+        <w:t>самих</w:t>
+      </w:r>
+      <w:r>
+        <w:rPr>
+          <w:rFonts w:ascii="Times New Roman" w:hAnsi="Times New Roman"/>
+          <w:color w:val="000000"/>
+          <w:sz w:val="24"/>
+        </w:rPr>
+        <w:t xml:space="preserve"> </w:t>
+      </w:r>
+      <w:r>
+        <w:rPr>
+          <w:rFonts w:ascii="Times New Roman" w:hAnsi="Times New Roman"/>
+          <w:color w:val="000000"/>
+          <w:sz w:val="24"/>
+        </w:rPr>
+        <w:t>себе,</w:t>
+      </w:r>
+      <w:r>
+        <w:rPr>
+          <w:rFonts w:ascii="Times New Roman" w:hAnsi="Times New Roman"/>
+          <w:color w:val="000000"/>
+          <w:sz w:val="24"/>
+        </w:rPr>
+        <w:t xml:space="preserve"> </w:t>
+      </w:r>
+      <w:r>
+        <w:rPr>
+          <w:rFonts w:ascii="Times New Roman" w:hAnsi="Times New Roman"/>
+          <w:color w:val="000000"/>
+          <w:sz w:val="24"/>
+        </w:rPr>
+        <w:t>і</w:t>
+      </w:r>
+      <w:r>
+        <w:rPr>
+          <w:rFonts w:ascii="Times New Roman" w:hAnsi="Times New Roman"/>
+          <w:color w:val="000000"/>
+          <w:sz w:val="24"/>
+        </w:rPr>
+        <w:t xml:space="preserve"> </w:t>
+      </w:r>
+      <w:r>
+        <w:rPr>
+          <w:rFonts w:ascii="Times New Roman" w:hAnsi="Times New Roman"/>
+          <w:color w:val="000000"/>
+          <w:sz w:val="24"/>
+        </w:rPr>
+        <w:t>один</w:t>
+      </w:r>
+      <w:r>
+        <w:rPr>
+          <w:rFonts w:ascii="Times New Roman" w:hAnsi="Times New Roman"/>
+          <w:color w:val="000000"/>
+          <w:sz w:val="24"/>
+        </w:rPr>
+        <w:t xml:space="preserve"> </w:t>
+      </w:r>
+      <w:r>
+        <w:rPr>
+          <w:rFonts w:ascii="Times New Roman" w:hAnsi="Times New Roman"/>
+          <w:color w:val="000000"/>
+          <w:sz w:val="24"/>
+        </w:rPr>
+        <w:t>одного,</w:t>
+      </w:r>
+      <w:r>
+        <w:rPr>
+          <w:rFonts w:ascii="Times New Roman" w:hAnsi="Times New Roman"/>
+          <w:color w:val="000000"/>
+          <w:sz w:val="24"/>
+        </w:rPr>
+        <w:t xml:space="preserve"> </w:t>
+      </w:r>
+      <w:r>
+        <w:rPr>
+          <w:rFonts w:ascii="Times New Roman" w:hAnsi="Times New Roman"/>
+          <w:color w:val="000000"/>
+          <w:sz w:val="24"/>
+        </w:rPr>
+        <w:t>і</w:t>
+      </w:r>
+      <w:r>
+        <w:rPr>
+          <w:rFonts w:ascii="Times New Roman" w:hAnsi="Times New Roman"/>
+          <w:color w:val="000000"/>
+          <w:sz w:val="24"/>
+        </w:rPr>
+        <w:t xml:space="preserve"> </w:t>
+      </w:r>
+      <w:r>
+        <w:rPr>
+          <w:rFonts w:ascii="Times New Roman" w:hAnsi="Times New Roman"/>
+          <w:color w:val="000000"/>
+          <w:sz w:val="24"/>
+        </w:rPr>
+        <w:t>все</w:t>
+      </w:r>
+      <w:r>
+        <w:rPr>
+          <w:rFonts w:ascii="Times New Roman" w:hAnsi="Times New Roman"/>
+          <w:color w:val="000000"/>
+          <w:sz w:val="24"/>
+        </w:rPr>
+        <w:t xml:space="preserve"> </w:t>
+      </w:r>
+      <w:r>
+        <w:rPr>
+          <w:rFonts w:ascii="Times New Roman" w:hAnsi="Times New Roman"/>
+          <w:color w:val="000000"/>
+          <w:sz w:val="24"/>
+        </w:rPr>
+        <w:t>життя</w:t>
+      </w:r>
+      <w:r>
+        <w:rPr>
+          <w:rFonts w:ascii="Times New Roman" w:hAnsi="Times New Roman"/>
+          <w:color w:val="000000"/>
+          <w:sz w:val="24"/>
+        </w:rPr>
+        <w:t xml:space="preserve"> </w:t>
+      </w:r>
+      <w:r>
+        <w:rPr>
+          <w:rFonts w:ascii="Times New Roman" w:hAnsi="Times New Roman"/>
+          <w:color w:val="000000"/>
+          <w:sz w:val="24"/>
+        </w:rPr>
+        <w:t>наше</w:t>
+      </w:r>
+      <w:r>
+        <w:rPr>
+          <w:rFonts w:ascii="Times New Roman" w:hAnsi="Times New Roman"/>
+          <w:color w:val="000000"/>
+          <w:sz w:val="24"/>
+        </w:rPr>
+        <w:t xml:space="preserve"> </w:t>
+      </w:r>
+      <w:r>
+        <w:rPr>
+          <w:rFonts w:ascii="Times New Roman" w:hAnsi="Times New Roman"/>
+          <w:color w:val="000000"/>
+          <w:sz w:val="24"/>
+        </w:rPr>
+        <w:t>Христу</w:t>
+      </w:r>
+      <w:r>
+        <w:rPr>
+          <w:rFonts w:ascii="Times New Roman" w:hAnsi="Times New Roman"/>
+          <w:color w:val="000000"/>
+          <w:sz w:val="24"/>
+        </w:rPr>
+        <w:t xml:space="preserve"> </w:t>
+      </w:r>
+      <w:r>
+        <w:rPr>
+          <w:rFonts w:ascii="Times New Roman" w:hAnsi="Times New Roman"/>
+          <w:color w:val="000000"/>
+          <w:sz w:val="24"/>
+        </w:rPr>
+        <w:t>Богові</w:t>
+      </w:r>
+      <w:r>
+        <w:rPr>
+          <w:rFonts w:ascii="Times New Roman" w:hAnsi="Times New Roman"/>
+          <w:color w:val="000000"/>
+          <w:sz w:val="24"/>
+        </w:rPr>
+        <w:t xml:space="preserve"> </w:t>
+      </w:r>
+      <w:r>
+        <w:rPr>
+          <w:rFonts w:ascii="Times New Roman" w:hAnsi="Times New Roman"/>
+          <w:color w:val="000000"/>
+          <w:sz w:val="24"/>
+        </w:rPr>
+        <w:t>віддаймо.</w:t>
+      </w:r>
+    </w:p>
+    <w:p>
+      <w:pPr>
+        <w:spacing w:after="120"/>
+      </w:pPr>
+      <w:r>
+        <w:rPr>
+          <w:rFonts w:ascii="Times New Roman" w:hAnsi="Times New Roman"/>
+          <w:i/>
+          <w:color w:val="FF4400"/>
+          <w:sz w:val="24"/>
+        </w:rPr>
+        <w:t>Вірні:</w:t>
+      </w:r>
+      <w:r>
+        <w:rPr>
+          <w:rFonts w:ascii="Times New Roman" w:hAnsi="Times New Roman"/>
+          <w:color w:val="000000"/>
+          <w:sz w:val="24"/>
+        </w:rPr>
+        <w:t xml:space="preserve"> </w:t>
+      </w:r>
+      <w:r>
+        <w:rPr>
+          <w:rFonts w:ascii="Times New Roman" w:hAnsi="Times New Roman"/>
+          <w:color w:val="000000"/>
+          <w:sz w:val="24"/>
+        </w:rPr>
+        <w:t>Тобі́,</w:t>
+      </w:r>
+      <w:r>
+        <w:rPr>
+          <w:rFonts w:ascii="Times New Roman" w:hAnsi="Times New Roman"/>
+          <w:color w:val="000000"/>
+          <w:sz w:val="24"/>
+        </w:rPr>
+        <w:t xml:space="preserve"> </w:t>
+      </w:r>
+      <w:r>
+        <w:rPr>
+          <w:rFonts w:ascii="Times New Roman" w:hAnsi="Times New Roman"/>
+          <w:color w:val="000000"/>
+          <w:sz w:val="24"/>
+        </w:rPr>
+        <w:t>Го́споди.</w:t>
+      </w:r>
+    </w:p>
+    <w:p>
+      <w:pPr>
+        <w:spacing w:after="120" w:line="240" w:lineRule="auto"/>
+        <w:jc w:val="both"/>
+        <w:rPr>
+          <w:rFonts w:ascii="Times New Roman" w:eastAsia="Times New Roman" w:hAnsi="Times New Roman" w:cs="Times New Roman"/>
+          <w:sz w:val="24"/>
+          <w:szCs w:val="24"/>
+          <w:u w:val="single"/>
+        </w:rPr>
+      </w:pPr>
+      <w:bookmarkStart w:id="1" w:name="_heading=h.30j0zll" w:colFirst="0" w:colLast="0"/>
+      <w:bookmarkEnd w:id="1"/>
+      <w:r>
+        <w:rPr>
+          <w:rFonts w:ascii="Times New Roman" w:eastAsia="Times New Roman" w:hAnsi="Times New Roman" w:cs="Times New Roman"/>
+          <w:sz w:val="24"/>
+          <w:szCs w:val="24"/>
+          <w:u w:val="single"/>
+        </w:rPr>
+        <w:t xml:space="preserve">[Благодаримо Тебе, Господи, Боже спасіння нашого, бо ти все робиш для добра життя нашого, щоб ми завжди </w:t>
+      </w:r>
+      <w:r>
+        <w:rPr>
+          <w:rFonts w:ascii="Times New Roman" w:eastAsia="Times New Roman" w:hAnsi="Times New Roman" w:cs="Times New Roman"/>
+          <w:sz w:val="24"/>
+          <w:szCs w:val="24"/>
+          <w:u w:val="single"/>
+        </w:rPr>
+        <w:t>на тебе споглядали, Спасителю й Доброчинцю душ наших. Бо ти дав спокій нам у час минулої ночі й підвів нас, щоб ми поклонялися величному імені твоєму. Тому молимо тебе, Господи: Дай нам ласку й силу, щоб ми стали гідними співати тобі розумно й молитися без</w:t>
+      </w:r>
+      <w:r>
+        <w:rPr>
+          <w:rFonts w:ascii="Times New Roman" w:eastAsia="Times New Roman" w:hAnsi="Times New Roman" w:cs="Times New Roman"/>
+          <w:sz w:val="24"/>
+          <w:szCs w:val="24"/>
+          <w:u w:val="single"/>
+        </w:rPr>
+        <w:t>упинно та в страсі і тремтінні над нашим спасінням працювали, при заступництві Христа твого. Пом'яни, Господи, і тих, що вночі до тебе кличуть. Вислухай їх і помилуй, і круши під ноги їх невидимих і войовничих ворогів.]</w:t>
+      </w:r>
+    </w:p>
+    <w:p>
+      <w:pPr>
+        <w:spacing w:after="120"/>
+        <w:jc w:val="both"/>
+      </w:pPr>
+      <w:r>
+        <w:rPr>
+          <w:rFonts w:ascii="Times New Roman" w:hAnsi="Times New Roman"/>
           <w:i/>
           <w:color w:val="FF0000"/>
           <w:sz w:val="24"/>
-          <w:szCs w:val="24"/>
-        </w:rPr>
-        <w:t>Вірні:</w:t>
-      </w:r>
-      <w:r>
-        <w:rPr>
-          <w:rFonts w:ascii="Times New Roman" w:eastAsia="Times New Roman" w:hAnsi="Times New Roman" w:cs="Times New Roman"/>
-          <w:color w:val="000000"/>
-          <w:sz w:val="24"/>
-          <w:szCs w:val="24"/>
-        </w:rPr>
-        <w:t xml:space="preserve"> Господи, помилуй.</w:t>
-      </w:r>
-    </w:p>
-    <w:p>
-      <w:pPr>
-        <w:spacing w:after="120" w:line="240" w:lineRule="auto"/>
-        <w:jc w:val="both"/>
-        <w:rPr>
-          <w:rFonts w:ascii="Times New Roman" w:eastAsia="Times New Roman" w:hAnsi="Times New Roman" w:cs="Times New Roman"/>
-          <w:i/>
-          <w:color w:val="000000"/>
-          <w:sz w:val="24"/>
-          <w:szCs w:val="24"/>
-        </w:rPr>
-      </w:pPr>
-      <w:r>
-        <w:rPr>
-          <w:rFonts w:ascii="Times New Roman" w:eastAsia="Times New Roman" w:hAnsi="Times New Roman" w:cs="Times New Roman"/>
-          <w:color w:val="000000"/>
-          <w:sz w:val="24"/>
-          <w:szCs w:val="24"/>
-        </w:rPr>
-        <w:t>Заступи, спаси, помилуй і охорони нас, Боже, твоєю благодаттю.</w:t>
-      </w:r>
-    </w:p>
-    <w:p>
-      <w:pPr>
-        <w:spacing w:after="120" w:line="240" w:lineRule="auto"/>
-        <w:jc w:val="both"/>
-        <w:rPr>
-          <w:rFonts w:ascii="Times New Roman" w:eastAsia="Times New Roman" w:hAnsi="Times New Roman" w:cs="Times New Roman"/>
-          <w:i/>
-          <w:color w:val="000000"/>
-          <w:sz w:val="24"/>
-          <w:szCs w:val="24"/>
-        </w:rPr>
-      </w:pPr>
-      <w:r>
-        <w:rPr>
-          <w:rFonts w:ascii="Times New Roman" w:eastAsia="Times New Roman" w:hAnsi="Times New Roman" w:cs="Times New Roman"/>
+        </w:rPr>
+        <w:t>Священник:</w:t>
+      </w:r>
+      <w:r>
+        <w:rPr>
+          <w:rFonts w:ascii="Times New Roman" w:hAnsi="Times New Roman"/>
           <w:i/>
           <w:color w:val="FF0000"/>
           <w:sz w:val="24"/>
-          <w:szCs w:val="24"/>
-        </w:rPr>
-        <w:t>Вірні:</w:t>
-      </w:r>
-      <w:r>
-        <w:rPr>
-          <w:rFonts w:ascii="Times New Roman" w:eastAsia="Times New Roman" w:hAnsi="Times New Roman" w:cs="Times New Roman"/>
-          <w:color w:val="000000"/>
-          <w:sz w:val="24"/>
-          <w:szCs w:val="24"/>
-        </w:rPr>
-        <w:t xml:space="preserve"> Господи, помилуй.</w:t>
+        </w:rPr>
+        <w:t xml:space="preserve"> </w:t>
+      </w:r>
+      <w:r>
+        <w:rPr>
+          <w:rFonts w:ascii="Times New Roman" w:hAnsi="Times New Roman"/>
+          <w:color w:val="000000"/>
+          <w:sz w:val="24"/>
+        </w:rPr>
+        <w:t>Бо</w:t>
+      </w:r>
+      <w:r>
+        <w:rPr>
+          <w:rFonts w:ascii="Times New Roman" w:hAnsi="Times New Roman"/>
+          <w:color w:val="000000"/>
+          <w:sz w:val="24"/>
+        </w:rPr>
+        <w:t xml:space="preserve"> </w:t>
+      </w:r>
+      <w:r>
+        <w:rPr>
+          <w:rFonts w:ascii="Times New Roman" w:hAnsi="Times New Roman"/>
+          <w:color w:val="000000"/>
+          <w:sz w:val="24"/>
+        </w:rPr>
+        <w:t>Ти</w:t>
+      </w:r>
+      <w:r>
+        <w:rPr>
+          <w:rFonts w:ascii="Times New Roman" w:hAnsi="Times New Roman"/>
+          <w:color w:val="000000"/>
+          <w:sz w:val="24"/>
+        </w:rPr>
+        <w:t xml:space="preserve"> </w:t>
+      </w:r>
+      <w:r>
+        <w:rPr>
+          <w:rFonts w:ascii="Times New Roman" w:hAnsi="Times New Roman"/>
+          <w:color w:val="000000"/>
+          <w:sz w:val="24"/>
+        </w:rPr>
+        <w:t>цар</w:t>
+      </w:r>
+      <w:r>
+        <w:rPr>
+          <w:rFonts w:ascii="Times New Roman" w:hAnsi="Times New Roman"/>
+          <w:color w:val="000000"/>
+          <w:sz w:val="24"/>
+        </w:rPr>
+        <w:t xml:space="preserve"> </w:t>
+      </w:r>
+      <w:r>
+        <w:rPr>
+          <w:rFonts w:ascii="Times New Roman" w:hAnsi="Times New Roman"/>
+          <w:color w:val="000000"/>
+          <w:sz w:val="24"/>
+        </w:rPr>
+        <w:t>миру</w:t>
+      </w:r>
+      <w:r>
+        <w:rPr>
+          <w:rFonts w:ascii="Times New Roman" w:hAnsi="Times New Roman"/>
+          <w:color w:val="000000"/>
+          <w:sz w:val="24"/>
+        </w:rPr>
+        <w:t xml:space="preserve"> </w:t>
+      </w:r>
+      <w:r>
+        <w:rPr>
+          <w:rFonts w:ascii="Times New Roman" w:hAnsi="Times New Roman"/>
+          <w:color w:val="000000"/>
+          <w:sz w:val="24"/>
+        </w:rPr>
+        <w:t>і</w:t>
+      </w:r>
+      <w:r>
+        <w:rPr>
+          <w:rFonts w:ascii="Times New Roman" w:hAnsi="Times New Roman"/>
+          <w:color w:val="000000"/>
+          <w:sz w:val="24"/>
+        </w:rPr>
+        <w:t xml:space="preserve"> </w:t>
+      </w:r>
+      <w:r>
+        <w:rPr>
+          <w:rFonts w:ascii="Times New Roman" w:hAnsi="Times New Roman"/>
+          <w:color w:val="000000"/>
+          <w:sz w:val="24"/>
+        </w:rPr>
+        <w:t>Спас</w:t>
+      </w:r>
+      <w:r>
+        <w:rPr>
+          <w:rFonts w:ascii="Times New Roman" w:hAnsi="Times New Roman"/>
+          <w:color w:val="000000"/>
+          <w:sz w:val="24"/>
+        </w:rPr>
+        <w:t xml:space="preserve"> </w:t>
+      </w:r>
+      <w:r>
+        <w:rPr>
+          <w:rFonts w:ascii="Times New Roman" w:hAnsi="Times New Roman"/>
+          <w:color w:val="000000"/>
+          <w:sz w:val="24"/>
+        </w:rPr>
+        <w:t>душ</w:t>
+      </w:r>
+      <w:r>
+        <w:rPr>
+          <w:rFonts w:ascii="Times New Roman" w:hAnsi="Times New Roman"/>
+          <w:color w:val="000000"/>
+          <w:sz w:val="24"/>
+        </w:rPr>
+        <w:t xml:space="preserve"> </w:t>
+      </w:r>
+      <w:r>
+        <w:rPr>
+          <w:rFonts w:ascii="Times New Roman" w:hAnsi="Times New Roman"/>
+          <w:color w:val="000000"/>
+          <w:sz w:val="24"/>
+        </w:rPr>
+        <w:t>наших</w:t>
+      </w:r>
+      <w:r>
+        <w:rPr>
+          <w:rFonts w:ascii="Times New Roman" w:hAnsi="Times New Roman"/>
+          <w:color w:val="000000"/>
+          <w:sz w:val="24"/>
+        </w:rPr>
+        <w:t xml:space="preserve"> </w:t>
+      </w:r>
+      <w:r>
+        <w:rPr>
+          <w:rFonts w:ascii="Times New Roman" w:hAnsi="Times New Roman"/>
+          <w:color w:val="000000"/>
+          <w:sz w:val="24"/>
+        </w:rPr>
+        <w:t>–</w:t>
+      </w:r>
+      <w:r>
+        <w:rPr>
+          <w:rFonts w:ascii="Times New Roman" w:hAnsi="Times New Roman"/>
+          <w:color w:val="000000"/>
+          <w:sz w:val="24"/>
+        </w:rPr>
+        <w:t xml:space="preserve"> </w:t>
+      </w:r>
+      <w:r>
+        <w:rPr>
+          <w:rFonts w:ascii="Times New Roman" w:hAnsi="Times New Roman"/>
+          <w:color w:val="000000"/>
+          <w:sz w:val="24"/>
+        </w:rPr>
+        <w:t>і</w:t>
+      </w:r>
+      <w:r>
+        <w:rPr>
+          <w:rFonts w:ascii="Times New Roman" w:hAnsi="Times New Roman"/>
+          <w:color w:val="000000"/>
+          <w:sz w:val="24"/>
+        </w:rPr>
+        <w:t xml:space="preserve"> </w:t>
+      </w:r>
+      <w:r>
+        <w:rPr>
+          <w:rFonts w:ascii="Times New Roman" w:hAnsi="Times New Roman"/>
+          <w:color w:val="000000"/>
+          <w:sz w:val="24"/>
+        </w:rPr>
+        <w:t>Тобі</w:t>
+      </w:r>
+      <w:r>
+        <w:rPr>
+          <w:rFonts w:ascii="Times New Roman" w:hAnsi="Times New Roman"/>
+          <w:color w:val="000000"/>
+          <w:sz w:val="24"/>
+        </w:rPr>
+        <w:t xml:space="preserve"> </w:t>
+      </w:r>
+      <w:r>
+        <w:rPr>
+          <w:rFonts w:ascii="Times New Roman" w:hAnsi="Times New Roman"/>
+          <w:color w:val="000000"/>
+          <w:sz w:val="24"/>
+        </w:rPr>
+        <w:t>славу</w:t>
+      </w:r>
+      <w:r>
+        <w:rPr>
+          <w:rFonts w:ascii="Times New Roman" w:hAnsi="Times New Roman"/>
+          <w:color w:val="000000"/>
+          <w:sz w:val="24"/>
+        </w:rPr>
+        <w:t xml:space="preserve"> </w:t>
+      </w:r>
+      <w:r>
+        <w:rPr>
+          <w:rFonts w:ascii="Times New Roman" w:hAnsi="Times New Roman"/>
+          <w:color w:val="000000"/>
+          <w:sz w:val="24"/>
+        </w:rPr>
+        <w:t>возсилаємо,</w:t>
+      </w:r>
+      <w:r>
+        <w:rPr>
+          <w:rFonts w:ascii="Times New Roman" w:hAnsi="Times New Roman"/>
+          <w:color w:val="000000"/>
+          <w:sz w:val="24"/>
+        </w:rPr>
+        <w:t xml:space="preserve"> </w:t>
+      </w:r>
+      <w:r>
+        <w:rPr>
+          <w:rFonts w:ascii="Times New Roman" w:hAnsi="Times New Roman"/>
+          <w:color w:val="000000"/>
+          <w:sz w:val="24"/>
+        </w:rPr>
+        <w:t>Отцю,</w:t>
+      </w:r>
+      <w:r>
+        <w:rPr>
+          <w:rFonts w:ascii="Times New Roman" w:hAnsi="Times New Roman"/>
+          <w:color w:val="000000"/>
+          <w:sz w:val="24"/>
+        </w:rPr>
+        <w:t xml:space="preserve"> </w:t>
+      </w:r>
+      <w:r>
+        <w:rPr>
+          <w:rFonts w:ascii="Times New Roman" w:hAnsi="Times New Roman"/>
+          <w:color w:val="000000"/>
+          <w:sz w:val="24"/>
+        </w:rPr>
+        <w:t>і</w:t>
+      </w:r>
+      <w:r>
+        <w:rPr>
+          <w:rFonts w:ascii="Times New Roman" w:hAnsi="Times New Roman"/>
+          <w:color w:val="000000"/>
+          <w:sz w:val="24"/>
+        </w:rPr>
+        <w:t xml:space="preserve"> </w:t>
+      </w:r>
+      <w:r>
+        <w:rPr>
+          <w:rFonts w:ascii="Times New Roman" w:hAnsi="Times New Roman"/>
+          <w:color w:val="000000"/>
+          <w:sz w:val="24"/>
+        </w:rPr>
+        <w:t>Сину,</w:t>
+      </w:r>
+      <w:r>
+        <w:rPr>
+          <w:rFonts w:ascii="Times New Roman" w:hAnsi="Times New Roman"/>
+          <w:color w:val="000000"/>
+          <w:sz w:val="24"/>
+        </w:rPr>
+        <w:t xml:space="preserve"> </w:t>
+      </w:r>
+      <w:r>
+        <w:rPr>
+          <w:rFonts w:ascii="Times New Roman" w:hAnsi="Times New Roman"/>
+          <w:color w:val="000000"/>
+          <w:sz w:val="24"/>
+        </w:rPr>
+        <w:t>і</w:t>
+      </w:r>
+      <w:r>
+        <w:rPr>
+          <w:rFonts w:ascii="Times New Roman" w:hAnsi="Times New Roman"/>
+          <w:color w:val="000000"/>
+          <w:sz w:val="24"/>
+        </w:rPr>
+        <w:t xml:space="preserve"> </w:t>
+      </w:r>
+      <w:r>
+        <w:rPr>
+          <w:rFonts w:ascii="Times New Roman" w:hAnsi="Times New Roman"/>
+          <w:color w:val="000000"/>
+          <w:sz w:val="24"/>
+        </w:rPr>
+        <w:t>Святому</w:t>
+      </w:r>
+      <w:r>
+        <w:rPr>
+          <w:rFonts w:ascii="Times New Roman" w:hAnsi="Times New Roman"/>
+          <w:color w:val="000000"/>
+          <w:sz w:val="24"/>
+        </w:rPr>
+        <w:t xml:space="preserve"> </w:t>
+      </w:r>
+      <w:r>
+        <w:rPr>
+          <w:rFonts w:ascii="Times New Roman" w:hAnsi="Times New Roman"/>
+          <w:color w:val="000000"/>
+          <w:sz w:val="24"/>
+        </w:rPr>
+        <w:t>Духові</w:t>
+      </w:r>
+      <w:r>
+        <w:rPr>
+          <w:rFonts w:ascii="Times New Roman" w:hAnsi="Times New Roman"/>
+          <w:sz w:val="24"/>
+        </w:rPr>
+        <w:t>,</w:t>
+      </w:r>
+      <w:r>
+        <w:rPr>
+          <w:rFonts w:ascii="Times New Roman" w:hAnsi="Times New Roman"/>
+          <w:sz w:val="24"/>
+        </w:rPr>
+        <w:t xml:space="preserve"> </w:t>
+      </w:r>
+      <w:r>
+        <w:rPr>
+          <w:rFonts w:ascii="Times New Roman" w:hAnsi="Times New Roman"/>
+          <w:sz w:val="24"/>
+        </w:rPr>
+        <w:t>нині,</w:t>
+      </w:r>
+      <w:r>
+        <w:rPr>
+          <w:rFonts w:ascii="Times New Roman" w:hAnsi="Times New Roman"/>
+          <w:sz w:val="24"/>
+        </w:rPr>
+        <w:t xml:space="preserve"> </w:t>
+      </w:r>
+      <w:r>
+        <w:rPr>
+          <w:rFonts w:ascii="Times New Roman" w:hAnsi="Times New Roman"/>
+          <w:sz w:val="24"/>
+        </w:rPr>
+        <w:t>і</w:t>
+      </w:r>
+      <w:r>
+        <w:rPr>
+          <w:rFonts w:ascii="Times New Roman" w:hAnsi="Times New Roman"/>
+          <w:sz w:val="24"/>
+        </w:rPr>
+        <w:t xml:space="preserve"> </w:t>
+      </w:r>
+      <w:r>
+        <w:rPr>
+          <w:rFonts w:ascii="Times New Roman" w:hAnsi="Times New Roman"/>
+          <w:sz w:val="24"/>
+        </w:rPr>
+        <w:t>повсякчас,</w:t>
+      </w:r>
+      <w:r>
+        <w:rPr>
+          <w:rFonts w:ascii="Times New Roman" w:hAnsi="Times New Roman"/>
+          <w:sz w:val="24"/>
+        </w:rPr>
+        <w:t xml:space="preserve"> </w:t>
+      </w:r>
+      <w:r>
+        <w:rPr>
+          <w:rFonts w:ascii="Times New Roman" w:hAnsi="Times New Roman"/>
+          <w:sz w:val="24"/>
+        </w:rPr>
+        <w:t>і</w:t>
+      </w:r>
+      <w:r>
+        <w:rPr>
+          <w:rFonts w:ascii="Times New Roman" w:hAnsi="Times New Roman"/>
+          <w:sz w:val="24"/>
+        </w:rPr>
+        <w:t xml:space="preserve"> </w:t>
+      </w:r>
+      <w:r>
+        <w:rPr>
+          <w:rFonts w:ascii="Times New Roman" w:hAnsi="Times New Roman"/>
+          <w:sz w:val="24"/>
+        </w:rPr>
+        <w:t>на</w:t>
+      </w:r>
+      <w:r>
+        <w:rPr>
+          <w:rFonts w:ascii="Times New Roman" w:hAnsi="Times New Roman"/>
+          <w:sz w:val="24"/>
+        </w:rPr>
+        <w:t xml:space="preserve"> </w:t>
+      </w:r>
+      <w:r>
+        <w:rPr>
+          <w:rFonts w:ascii="Times New Roman" w:hAnsi="Times New Roman"/>
+          <w:sz w:val="24"/>
+        </w:rPr>
+        <w:t>віки</w:t>
+      </w:r>
+      <w:r>
+        <w:rPr>
+          <w:rFonts w:ascii="Times New Roman" w:hAnsi="Times New Roman"/>
+          <w:sz w:val="24"/>
+        </w:rPr>
+        <w:t xml:space="preserve"> </w:t>
+      </w:r>
+      <w:r>
+        <w:rPr>
+          <w:rFonts w:ascii="Times New Roman" w:hAnsi="Times New Roman"/>
+          <w:sz w:val="24"/>
+        </w:rPr>
+        <w:t>віків.</w:t>
       </w:r>
     </w:p>
     <w:p>
@@ -14136,38 +17104,6 @@
         <w:rPr>
           <w:rFonts w:ascii="Times New Roman" w:eastAsia="Times New Roman" w:hAnsi="Times New Roman" w:cs="Times New Roman"/>
           <w:i/>
-          <w:color w:val="000000"/>
-          <w:sz w:val="24"/>
-          <w:szCs w:val="24"/>
-        </w:rPr>
-      </w:pPr>
-      <w:r>
-        <w:rPr>
-          <w:rFonts w:ascii="Times New Roman" w:eastAsia="Times New Roman" w:hAnsi="Times New Roman" w:cs="Times New Roman"/>
-          <w:color w:val="000000"/>
-          <w:sz w:val="24"/>
-          <w:szCs w:val="24"/>
-        </w:rPr>
-        <w:t>Пресвяту, пречисту, преблагословенну, славну Владичицю н</w:t>
-      </w:r>
-      <w:r>
-        <w:rPr>
-          <w:rFonts w:ascii="Times New Roman" w:eastAsia="Times New Roman" w:hAnsi="Times New Roman" w:cs="Times New Roman"/>
-          <w:color w:val="000000"/>
-          <w:sz w:val="24"/>
-          <w:szCs w:val="24"/>
-        </w:rPr>
-        <w:t>ашу Богородицю і приснодіву Марію, з усіма святими пом'янувши, самі себе, і один одного, і все життя наше Христу Богові віддаймо.</w:t>
-      </w:r>
-    </w:p>
-    <w:p>
-      <w:pPr>
-        <w:spacing w:after="120" w:line="240" w:lineRule="auto"/>
-        <w:jc w:val="both"/>
-        <w:rPr>
-          <w:rFonts w:ascii="Times New Roman" w:eastAsia="Times New Roman" w:hAnsi="Times New Roman" w:cs="Times New Roman"/>
-          <w:i/>
-          <w:color w:val="000000"/>
           <w:sz w:val="24"/>
           <w:szCs w:val="24"/>
         </w:rPr>
@@ -14185,60 +17121,49 @@
       <w:r>
         <w:rPr>
           <w:rFonts w:ascii="Times New Roman" w:eastAsia="Times New Roman" w:hAnsi="Times New Roman" w:cs="Times New Roman"/>
-          <w:color w:val="000000"/>
-          <w:sz w:val="24"/>
-          <w:szCs w:val="24"/>
-        </w:rPr>
-        <w:t xml:space="preserve"> Тобі, Господи.</w:t>
-      </w:r>
-    </w:p>
-    <w:p>
-      <w:pPr>
-        <w:spacing w:after="120" w:line="240" w:lineRule="auto"/>
-        <w:jc w:val="both"/>
-        <w:rPr>
-          <w:rFonts w:ascii="Times New Roman" w:eastAsia="Times New Roman" w:hAnsi="Times New Roman" w:cs="Times New Roman"/>
-          <w:sz w:val="24"/>
-          <w:szCs w:val="24"/>
-          <w:u w:val="single"/>
-        </w:rPr>
-      </w:pPr>
-      <w:bookmarkStart w:id="1" w:name="_heading=h.30j0zll" w:colFirst="0" w:colLast="0"/>
-      <w:bookmarkEnd w:id="1"/>
-      <w:r>
-        <w:rPr>
-          <w:rFonts w:ascii="Times New Roman" w:eastAsia="Times New Roman" w:hAnsi="Times New Roman" w:cs="Times New Roman"/>
-          <w:sz w:val="24"/>
-          <w:szCs w:val="24"/>
-          <w:u w:val="single"/>
-        </w:rPr>
-        <w:t xml:space="preserve">[Благодаримо Тебе, Господи, Боже спасіння нашого, бо ти все робиш для добра життя нашого, щоб ми завжди </w:t>
-      </w:r>
-      <w:r>
-        <w:rPr>
-          <w:rFonts w:ascii="Times New Roman" w:eastAsia="Times New Roman" w:hAnsi="Times New Roman" w:cs="Times New Roman"/>
-          <w:sz w:val="24"/>
-          <w:szCs w:val="24"/>
-          <w:u w:val="single"/>
-        </w:rPr>
-        <w:t>на тебе споглядали, Спасителю й Доброчинцю душ наших. Бо ти дав спокій нам у час минулої ночі й підвів нас, щоб ми поклонялися величному імені твоєму. Тому молимо тебе, Господи: Дай нам ласку й силу, щоб ми стали гідними співати тобі розумно й молитися без</w:t>
-      </w:r>
-      <w:r>
-        <w:rPr>
-          <w:rFonts w:ascii="Times New Roman" w:eastAsia="Times New Roman" w:hAnsi="Times New Roman" w:cs="Times New Roman"/>
-          <w:sz w:val="24"/>
-          <w:szCs w:val="24"/>
-          <w:u w:val="single"/>
-        </w:rPr>
-        <w:t>упинно та в страсі і тремтінні над нашим спасінням працювали, при заступництві Христа твого. Пом'яни, Господи, і тих, що вночі до тебе кличуть. Вислухай їх і помилуй, і круши під ноги їх невидимих і войовничих ворогів.]</w:t>
-      </w:r>
-    </w:p>
-    <w:p>
-      <w:pPr>
-        <w:spacing w:after="120" w:line="240" w:lineRule="auto"/>
-        <w:jc w:val="both"/>
-        <w:rPr>
-          <w:rFonts w:ascii="Times New Roman" w:eastAsia="Times New Roman" w:hAnsi="Times New Roman" w:cs="Times New Roman"/>
+          <w:color w:val="FF0000"/>
+          <w:sz w:val="24"/>
+          <w:szCs w:val="24"/>
+        </w:rPr>
+        <w:t xml:space="preserve"> </w:t>
+      </w:r>
+      <w:r>
+        <w:rPr>
+          <w:rFonts w:ascii="Times New Roman" w:eastAsia="Times New Roman" w:hAnsi="Times New Roman" w:cs="Times New Roman"/>
+          <w:sz w:val="24"/>
+          <w:szCs w:val="24"/>
+        </w:rPr>
+        <w:t>Амінь</w:t>
+      </w:r>
+      <w:r>
+        <w:rPr>
+          <w:rFonts w:ascii="Times New Roman" w:eastAsia="Times New Roman" w:hAnsi="Times New Roman" w:cs="Times New Roman"/>
+          <w:i/>
+          <w:sz w:val="24"/>
+          <w:szCs w:val="24"/>
+        </w:rPr>
+        <w:t>.</w:t>
+      </w:r>
+    </w:p>
+    <w:p>
+      <w:pPr>
+        <w:spacing w:after="120" w:line="240" w:lineRule="auto"/>
+        <w:jc w:val="both"/>
+        <w:rPr>
+          <w:rFonts w:ascii="Times New Roman" w:eastAsia="Times New Roman" w:hAnsi="Times New Roman" w:cs="Times New Roman"/>
+          <w:i/>
+          <w:sz w:val="24"/>
+          <w:szCs w:val="24"/>
+        </w:rPr>
+      </w:pPr>
+    </w:p>
+    <w:p>
+      <w:pPr>
+        <w:spacing w:after="120" w:line="240" w:lineRule="auto"/>
+        <w:jc w:val="both"/>
+        <w:rPr>
+          <w:rFonts w:ascii="Times New Roman" w:eastAsia="Times New Roman" w:hAnsi="Times New Roman" w:cs="Times New Roman"/>
+          <w:b/>
           <w:sz w:val="24"/>
           <w:szCs w:val="24"/>
         </w:rPr>
@@ -14251,44 +17176,36 @@
           <w:sz w:val="24"/>
           <w:szCs w:val="24"/>
         </w:rPr>
-        <w:t>Священик: </w:t>
-      </w:r>
-      <w:r>
-        <w:rPr>
-          <w:rFonts w:ascii="Times New Roman" w:eastAsia="Times New Roman" w:hAnsi="Times New Roman" w:cs="Times New Roman"/>
-          <w:color w:val="000000"/>
-          <w:sz w:val="24"/>
-          <w:szCs w:val="24"/>
-        </w:rPr>
-        <w:t xml:space="preserve">Бо Ти цар миру і Спас душ </w:t>
-      </w:r>
-      <w:r>
-        <w:rPr>
-          <w:rFonts w:ascii="Times New Roman" w:eastAsia="Times New Roman" w:hAnsi="Times New Roman" w:cs="Times New Roman"/>
-          <w:color w:val="000000"/>
-          <w:sz w:val="24"/>
-          <w:szCs w:val="24"/>
-        </w:rPr>
-        <w:t>наших і Тобі славу возсилаємо: Отцю, і Сину, і Святому Духові</w:t>
-      </w:r>
-      <w:r>
-        <w:rPr>
-          <w:rFonts w:ascii="Times New Roman" w:eastAsia="Times New Roman" w:hAnsi="Times New Roman" w:cs="Times New Roman"/>
-          <w:sz w:val="24"/>
-          <w:szCs w:val="24"/>
-        </w:rPr>
-        <w:t>, нині і повсякчас, і на віки віків.</w:t>
-      </w:r>
-    </w:p>
-    <w:p>
-      <w:pPr>
-        <w:spacing w:after="120" w:line="240" w:lineRule="auto"/>
-        <w:jc w:val="both"/>
-        <w:rPr>
-          <w:rFonts w:ascii="Times New Roman" w:eastAsia="Times New Roman" w:hAnsi="Times New Roman" w:cs="Times New Roman"/>
-          <w:i/>
-          <w:sz w:val="24"/>
-          <w:szCs w:val="24"/>
+        <w:t>Ірмос 7</w:t>
+      </w:r>
+      <w:r>
+        <w:rPr>
+          <w:rFonts w:ascii="Times New Roman" w:eastAsia="Times New Roman" w:hAnsi="Times New Roman" w:cs="Times New Roman"/>
+          <w:color w:val="FF0000"/>
+          <w:sz w:val="24"/>
+          <w:szCs w:val="24"/>
+        </w:rPr>
+        <w:t>:</w:t>
+      </w:r>
+      <w:r>
+        <w:rPr>
+          <w:rFonts w:ascii="Times New Roman" w:eastAsia="Times New Roman" w:hAnsi="Times New Roman" w:cs="Times New Roman"/>
+          <w:b/>
+          <w:sz w:val="24"/>
+          <w:szCs w:val="24"/>
+        </w:rPr>
+        <w:t xml:space="preserve"> Юнаки, що виховані були у побожності,* безбожного наказу не послухались,* ані погроз вогнем не злякалися,* але серед полум'я співали:* Боже батьків, ти благословенний.</w:t>
+      </w:r>
+    </w:p>
+    <w:p>
+      <w:pPr>
+        <w:spacing w:after="120" w:line="240" w:lineRule="auto"/>
+        <w:jc w:val="both"/>
+        <w:rPr>
+          <w:rFonts w:ascii="Times New Roman" w:eastAsia="Times New Roman" w:hAnsi="Times New Roman" w:cs="Times New Roman"/>
+          <w:sz w:val="24"/>
+          <w:szCs w:val="24"/>
+          <w:u w:val="single"/>
         </w:rPr>
       </w:pPr>
       <w:r>
@@ -14299,12 +17216,12 @@
           <w:sz w:val="24"/>
           <w:szCs w:val="24"/>
         </w:rPr>
-        <w:t>Вірні:</w:t>
-      </w:r>
-      <w:r>
-        <w:rPr>
-          <w:rFonts w:ascii="Times New Roman" w:eastAsia="Times New Roman" w:hAnsi="Times New Roman" w:cs="Times New Roman"/>
-          <w:color w:val="FF0000"/>
+        <w:t>Стих:</w:t>
+      </w:r>
+      <w:r>
+        <w:rPr>
+          <w:rFonts w:ascii="Times New Roman" w:eastAsia="Times New Roman" w:hAnsi="Times New Roman" w:cs="Times New Roman"/>
+          <w:i/>
           <w:sz w:val="24"/>
           <w:szCs w:val="24"/>
         </w:rPr>
@@ -14315,40 +17232,47 @@
           <w:rFonts w:ascii="Times New Roman" w:eastAsia="Times New Roman" w:hAnsi="Times New Roman" w:cs="Times New Roman"/>
           <w:sz w:val="24"/>
           <w:szCs w:val="24"/>
-        </w:rPr>
-        <w:t>Амінь</w:t>
-      </w:r>
-      <w:r>
-        <w:rPr>
-          <w:rFonts w:ascii="Times New Roman" w:eastAsia="Times New Roman" w:hAnsi="Times New Roman" w:cs="Times New Roman"/>
-          <w:i/>
-          <w:sz w:val="24"/>
-          <w:szCs w:val="24"/>
-        </w:rPr>
-        <w:t>.</w:t>
-      </w:r>
-    </w:p>
-    <w:p>
-      <w:pPr>
-        <w:spacing w:after="120" w:line="240" w:lineRule="auto"/>
-        <w:jc w:val="both"/>
-        <w:rPr>
-          <w:rFonts w:ascii="Times New Roman" w:eastAsia="Times New Roman" w:hAnsi="Times New Roman" w:cs="Times New Roman"/>
-          <w:i/>
-          <w:sz w:val="24"/>
-          <w:szCs w:val="24"/>
-        </w:rPr>
-      </w:pPr>
-    </w:p>
-    <w:p>
-      <w:pPr>
-        <w:spacing w:after="120" w:line="240" w:lineRule="auto"/>
-        <w:jc w:val="both"/>
-        <w:rPr>
-          <w:rFonts w:ascii="Times New Roman" w:eastAsia="Times New Roman" w:hAnsi="Times New Roman" w:cs="Times New Roman"/>
-          <w:b/>
-          <w:sz w:val="24"/>
-          <w:szCs w:val="24"/>
+          <w:u w:val="single"/>
+        </w:rPr>
+        <w:t>Слава тобі, Боже наш, слава тобі.</w:t>
+      </w:r>
+    </w:p>
+    <w:p>
+      <w:pPr>
+        <w:spacing w:after="120" w:line="240" w:lineRule="auto"/>
+        <w:jc w:val="both"/>
+        <w:rPr>
+          <w:rFonts w:ascii="Times New Roman" w:eastAsia="Times New Roman" w:hAnsi="Times New Roman" w:cs="Times New Roman"/>
+          <w:sz w:val="24"/>
+          <w:szCs w:val="24"/>
+        </w:rPr>
+      </w:pPr>
+      <w:r>
+        <w:rPr>
+          <w:rFonts w:ascii="Times New Roman" w:eastAsia="Times New Roman" w:hAnsi="Times New Roman" w:cs="Times New Roman"/>
+          <w:sz w:val="24"/>
+          <w:szCs w:val="24"/>
+        </w:rPr>
+        <w:t>Хитаючи головою Ірод, передбачаючи зло, повстав</w:t>
+      </w:r>
+      <w:r>
+        <w:rPr>
+          <w:rFonts w:ascii="Times New Roman" w:eastAsia="Times New Roman" w:hAnsi="Times New Roman" w:cs="Times New Roman"/>
+          <w:sz w:val="24"/>
+          <w:szCs w:val="24"/>
+        </w:rPr>
+        <w:t>, шукаючи доброго часу, щоб умертвити Бога смерті і Життя, який є Господом всіх і владикою всього творіння.</w:t>
+      </w:r>
+    </w:p>
+    <w:p>
+      <w:pPr>
+        <w:spacing w:after="120" w:line="240" w:lineRule="auto"/>
+        <w:jc w:val="both"/>
+        <w:rPr>
+          <w:rFonts w:ascii="Times New Roman" w:eastAsia="Times New Roman" w:hAnsi="Times New Roman" w:cs="Times New Roman"/>
+          <w:sz w:val="24"/>
+          <w:szCs w:val="24"/>
+          <w:u w:val="single"/>
         </w:rPr>
       </w:pPr>
       <w:r>
@@ -14359,17 +17283,64 @@
           <w:sz w:val="24"/>
           <w:szCs w:val="24"/>
         </w:rPr>
-        <w:t>Ірмос 7</w:t>
-      </w:r>
-      <w:r>
-        <w:rPr>
-          <w:rFonts w:ascii="Times New Roman" w:eastAsia="Times New Roman" w:hAnsi="Times New Roman" w:cs="Times New Roman"/>
-          <w:color w:val="FF0000"/>
-          <w:sz w:val="24"/>
-          <w:szCs w:val="24"/>
-        </w:rPr>
-        <w:t>:</w:t>
-      </w:r>
+        <w:t>Стих:</w:t>
+      </w:r>
+      <w:r>
+        <w:rPr>
+          <w:rFonts w:ascii="Times New Roman" w:eastAsia="Times New Roman" w:hAnsi="Times New Roman" w:cs="Times New Roman"/>
+          <w:i/>
+          <w:sz w:val="24"/>
+          <w:szCs w:val="24"/>
+        </w:rPr>
+        <w:t xml:space="preserve"> </w:t>
+      </w:r>
+      <w:r>
+        <w:rPr>
+          <w:rFonts w:ascii="Times New Roman" w:eastAsia="Times New Roman" w:hAnsi="Times New Roman" w:cs="Times New Roman"/>
+          <w:sz w:val="24"/>
+          <w:szCs w:val="24"/>
+          <w:u w:val="single"/>
+        </w:rPr>
+        <w:t>Слава тобі, Боже наш, слава тобі.</w:t>
+      </w:r>
+    </w:p>
+    <w:p>
+      <w:pPr>
+        <w:spacing w:after="120" w:line="240" w:lineRule="auto"/>
+        <w:jc w:val="both"/>
+        <w:rPr>
+          <w:rFonts w:ascii="Times New Roman" w:eastAsia="Times New Roman" w:hAnsi="Times New Roman" w:cs="Times New Roman"/>
+          <w:sz w:val="24"/>
+          <w:szCs w:val="24"/>
+        </w:rPr>
+      </w:pPr>
+      <w:r>
+        <w:rPr>
+          <w:rFonts w:ascii="Times New Roman" w:eastAsia="Times New Roman" w:hAnsi="Times New Roman" w:cs="Times New Roman"/>
+          <w:sz w:val="24"/>
+          <w:szCs w:val="24"/>
+        </w:rPr>
+        <w:t>Усі друзі Христові, утікайте з утікаючим в Єгипет і йому добре поклонившись, як личить Богові закличте і суг</w:t>
+      </w:r>
+      <w:r>
+        <w:rPr>
+          <w:rFonts w:ascii="Times New Roman" w:eastAsia="Times New Roman" w:hAnsi="Times New Roman" w:cs="Times New Roman"/>
+          <w:sz w:val="24"/>
+          <w:szCs w:val="24"/>
+        </w:rPr>
+        <w:t>олосно прославте.</w:t>
+      </w:r>
+    </w:p>
+    <w:p>
+      <w:pPr>
+        <w:spacing w:after="120" w:line="240" w:lineRule="auto"/>
+        <w:jc w:val="both"/>
+        <w:rPr>
+          <w:rFonts w:ascii="Times New Roman" w:eastAsia="Times New Roman" w:hAnsi="Times New Roman" w:cs="Times New Roman"/>
+          <w:sz w:val="24"/>
+          <w:szCs w:val="24"/>
+        </w:rPr>
+      </w:pPr>
       <w:r>
         <w:rPr>
           <w:rFonts w:ascii="Times New Roman" w:eastAsia="Times New Roman" w:hAnsi="Times New Roman" w:cs="Times New Roman"/>
@@ -14377,18 +17348,26 @@
           <w:sz w:val="24"/>
           <w:szCs w:val="24"/>
         </w:rPr>
-        <w:t xml:space="preserve"> Юнаки, що виховані були у побожності,* безбожного наказу не послухались,* ані погроз вогнем не злякалися,* але серед полум'я співали:* Боже батьків, ти благословенний.</w:t>
-      </w:r>
-    </w:p>
-    <w:p>
-      <w:pPr>
-        <w:spacing w:after="120" w:line="240" w:lineRule="auto"/>
-        <w:jc w:val="both"/>
-        <w:rPr>
-          <w:rFonts w:ascii="Times New Roman" w:eastAsia="Times New Roman" w:hAnsi="Times New Roman" w:cs="Times New Roman"/>
-          <w:sz w:val="24"/>
-          <w:szCs w:val="24"/>
-          <w:u w:val="single"/>
+        <w:t>Слава і нині</w:t>
+      </w:r>
+      <w:r>
+        <w:rPr>
+          <w:rFonts w:ascii="Times New Roman" w:eastAsia="Times New Roman" w:hAnsi="Times New Roman" w:cs="Times New Roman"/>
+          <w:sz w:val="24"/>
+          <w:szCs w:val="24"/>
+        </w:rPr>
+        <w:t>: Хто не є зі мною, той діє проти мене, говорить Христос, Хто зі мною не збирає, той уподібнюється розкидаючому. Тому біймося цього плотського упокорення.</w:t>
+      </w:r>
+    </w:p>
+    <w:p>
+      <w:pPr>
+        <w:spacing w:after="120" w:line="240" w:lineRule="auto"/>
+        <w:jc w:val="both"/>
+        <w:rPr>
+          <w:rFonts w:ascii="Times New Roman" w:eastAsia="Times New Roman" w:hAnsi="Times New Roman" w:cs="Times New Roman"/>
+          <w:b/>
+          <w:sz w:val="24"/>
+          <w:szCs w:val="24"/>
         </w:rPr>
       </w:pPr>
       <w:r>
@@ -14399,169 +17378,7 @@
           <w:sz w:val="24"/>
           <w:szCs w:val="24"/>
         </w:rPr>
-        <w:t>Стих:</w:t>
-      </w:r>
-      <w:r>
-        <w:rPr>
-          <w:rFonts w:ascii="Times New Roman" w:eastAsia="Times New Roman" w:hAnsi="Times New Roman" w:cs="Times New Roman"/>
-          <w:i/>
-          <w:sz w:val="24"/>
-          <w:szCs w:val="24"/>
-        </w:rPr>
-        <w:t xml:space="preserve"> </w:t>
-      </w:r>
-      <w:r>
-        <w:rPr>
-          <w:rFonts w:ascii="Times New Roman" w:eastAsia="Times New Roman" w:hAnsi="Times New Roman" w:cs="Times New Roman"/>
-          <w:sz w:val="24"/>
-          <w:szCs w:val="24"/>
-          <w:u w:val="single"/>
-        </w:rPr>
-        <w:t>Слава тобі, Боже наш, слава тобі.</w:t>
-      </w:r>
-    </w:p>
-    <w:p>
-      <w:pPr>
-        <w:spacing w:after="120" w:line="240" w:lineRule="auto"/>
-        <w:jc w:val="both"/>
-        <w:rPr>
-          <w:rFonts w:ascii="Times New Roman" w:eastAsia="Times New Roman" w:hAnsi="Times New Roman" w:cs="Times New Roman"/>
-          <w:sz w:val="24"/>
-          <w:szCs w:val="24"/>
-        </w:rPr>
-      </w:pPr>
-      <w:r>
-        <w:rPr>
-          <w:rFonts w:ascii="Times New Roman" w:eastAsia="Times New Roman" w:hAnsi="Times New Roman" w:cs="Times New Roman"/>
-          <w:sz w:val="24"/>
-          <w:szCs w:val="24"/>
-        </w:rPr>
-        <w:t>Хитаючи головою Ірод, передбачаючи зло, повстав</w:t>
-      </w:r>
-      <w:r>
-        <w:rPr>
-          <w:rFonts w:ascii="Times New Roman" w:eastAsia="Times New Roman" w:hAnsi="Times New Roman" w:cs="Times New Roman"/>
-          <w:sz w:val="24"/>
-          <w:szCs w:val="24"/>
-        </w:rPr>
-        <w:t>, шукаючи доброго часу, щоб умертвити Бога смерті і Життя, який є Господом всіх і владикою всього творіння.</w:t>
-      </w:r>
-    </w:p>
-    <w:p>
-      <w:pPr>
-        <w:spacing w:after="120" w:line="240" w:lineRule="auto"/>
-        <w:jc w:val="both"/>
-        <w:rPr>
-          <w:rFonts w:ascii="Times New Roman" w:eastAsia="Times New Roman" w:hAnsi="Times New Roman" w:cs="Times New Roman"/>
-          <w:sz w:val="24"/>
-          <w:szCs w:val="24"/>
-          <w:u w:val="single"/>
-        </w:rPr>
-      </w:pPr>
-      <w:r>
-        <w:rPr>
-          <w:rFonts w:ascii="Times New Roman" w:eastAsia="Times New Roman" w:hAnsi="Times New Roman" w:cs="Times New Roman"/>
-          <w:i/>
-          <w:color w:val="FF0000"/>
-          <w:sz w:val="24"/>
-          <w:szCs w:val="24"/>
-        </w:rPr>
-        <w:t>Стих:</w:t>
-      </w:r>
-      <w:r>
-        <w:rPr>
-          <w:rFonts w:ascii="Times New Roman" w:eastAsia="Times New Roman" w:hAnsi="Times New Roman" w:cs="Times New Roman"/>
-          <w:i/>
-          <w:sz w:val="24"/>
-          <w:szCs w:val="24"/>
-        </w:rPr>
-        <w:t xml:space="preserve"> </w:t>
-      </w:r>
-      <w:r>
-        <w:rPr>
-          <w:rFonts w:ascii="Times New Roman" w:eastAsia="Times New Roman" w:hAnsi="Times New Roman" w:cs="Times New Roman"/>
-          <w:sz w:val="24"/>
-          <w:szCs w:val="24"/>
-          <w:u w:val="single"/>
-        </w:rPr>
-        <w:t>Слава тобі, Боже наш, слава тобі.</w:t>
-      </w:r>
-    </w:p>
-    <w:p>
-      <w:pPr>
-        <w:spacing w:after="120" w:line="240" w:lineRule="auto"/>
-        <w:jc w:val="both"/>
-        <w:rPr>
-          <w:rFonts w:ascii="Times New Roman" w:eastAsia="Times New Roman" w:hAnsi="Times New Roman" w:cs="Times New Roman"/>
-          <w:sz w:val="24"/>
-          <w:szCs w:val="24"/>
-        </w:rPr>
-      </w:pPr>
-      <w:r>
-        <w:rPr>
-          <w:rFonts w:ascii="Times New Roman" w:eastAsia="Times New Roman" w:hAnsi="Times New Roman" w:cs="Times New Roman"/>
-          <w:sz w:val="24"/>
-          <w:szCs w:val="24"/>
-        </w:rPr>
-        <w:t>Усі друзі Христові, утікайте з утікаючим в Єгипет і йому добре поклонившись, як личить Богові закличте і суг</w:t>
-      </w:r>
-      <w:r>
-        <w:rPr>
-          <w:rFonts w:ascii="Times New Roman" w:eastAsia="Times New Roman" w:hAnsi="Times New Roman" w:cs="Times New Roman"/>
-          <w:sz w:val="24"/>
-          <w:szCs w:val="24"/>
-        </w:rPr>
-        <w:t>олосно прославте.</w:t>
-      </w:r>
-    </w:p>
-    <w:p>
-      <w:pPr>
-        <w:spacing w:after="120" w:line="240" w:lineRule="auto"/>
-        <w:jc w:val="both"/>
-        <w:rPr>
-          <w:rFonts w:ascii="Times New Roman" w:eastAsia="Times New Roman" w:hAnsi="Times New Roman" w:cs="Times New Roman"/>
-          <w:sz w:val="24"/>
-          <w:szCs w:val="24"/>
-        </w:rPr>
-      </w:pPr>
-      <w:r>
-        <w:rPr>
-          <w:rFonts w:ascii="Times New Roman" w:eastAsia="Times New Roman" w:hAnsi="Times New Roman" w:cs="Times New Roman"/>
-          <w:b/>
-          <w:sz w:val="24"/>
-          <w:szCs w:val="24"/>
-        </w:rPr>
-        <w:t>Слава і нині</w:t>
-      </w:r>
-      <w:r>
-        <w:rPr>
-          <w:rFonts w:ascii="Times New Roman" w:eastAsia="Times New Roman" w:hAnsi="Times New Roman" w:cs="Times New Roman"/>
-          <w:sz w:val="24"/>
-          <w:szCs w:val="24"/>
-        </w:rPr>
-        <w:t>: Хто не є зі мною, той діє проти мене, говорить Христос, Хто зі мною не збирає, той уподібнюється розкидаючому. Тому біймося цього плотського упокорення.</w:t>
-      </w:r>
-    </w:p>
-    <w:p>
-      <w:pPr>
-        <w:spacing w:after="120" w:line="240" w:lineRule="auto"/>
-        <w:jc w:val="both"/>
-        <w:rPr>
-          <w:rFonts w:ascii="Times New Roman" w:eastAsia="Times New Roman" w:hAnsi="Times New Roman" w:cs="Times New Roman"/>
-          <w:b/>
-          <w:sz w:val="24"/>
-          <w:szCs w:val="24"/>
-        </w:rPr>
-      </w:pPr>
-      <w:r>
-        <w:rPr>
-          <w:rFonts w:ascii="Times New Roman" w:eastAsia="Times New Roman" w:hAnsi="Times New Roman" w:cs="Times New Roman"/>
-          <w:i/>
-          <w:color w:val="FF0000"/>
-          <w:sz w:val="24"/>
-          <w:szCs w:val="24"/>
-        </w:rPr>
-        <w:t>Ірмос 8</w:t>
+        <w:t>Ірмос 8</w:t>
       </w:r>
       <w:r>
         <w:rPr>
@@ -15065,7 +17882,7 @@
           <w:sz w:val="24"/>
           <w:szCs w:val="24"/>
         </w:rPr>
-        <w:t>Ірмос (г. 4):</w:t>
+        <w:t>Ірмос (г. 4):</w:t>
       </w:r>
       <w:r>
         <w:rPr>
@@ -17808,7 +20625,7 @@
           <w:sz w:val="24"/>
           <w:szCs w:val="24"/>
         </w:rPr>
-        <w:t>(г. 4, подібний: Покликаний був ти):</w:t>
+        <w:t>(г. 4, подібний: Покликаний був ти):</w:t>
       </w:r>
       <w:sdt>
         <w:sdtPr>

--- a/flow/20230914_vu_template/drafts/2024-12-u/24-ВТ-надвечіря_Різдва.docx
+++ b/flow/20230914_vu_template/drafts/2024-12-u/24-ВТ-надвечіря_Різдва.docx
@@ -369,14 +369,7 @@
           <w:rFonts w:ascii="Times New Roman" w:hAnsi="Times New Roman"/>
           <w:sz w:val="24"/>
         </w:rPr>
-        <w:t xml:space="preserve"> Бо Твоє є царство, і</w:t>
-      </w:r>
-      <w:r>
-        <w:rPr>
-          <w:rFonts w:ascii="Times New Roman" w:hAnsi="Times New Roman"/>
-          <w:sz w:val="24"/>
-        </w:rPr>
-        <w:t xml:space="preserve"> сила, і слава, Отця, і Сина, і Святого Духа, нині, і повсякчас, і на віки віків.</w:t>
+        <w:t xml:space="preserve"> Бо Твоє є царство, і сила, і слава, Отця, і Сина, і Святого Духа, нині, і повсякчас, і на віки віків.</w:t>
       </w:r>
     </w:p>
     <w:p>
@@ -2653,14 +2646,7 @@
           <w:rFonts w:ascii="Times New Roman" w:hAnsi="Times New Roman"/>
           <w:sz w:val="24"/>
         </w:rPr>
-        <w:t xml:space="preserve"> Бо Тобі належить усяка слава, ч</w:t>
-      </w:r>
-      <w:r>
-        <w:rPr>
-          <w:rFonts w:ascii="Times New Roman" w:hAnsi="Times New Roman"/>
-          <w:sz w:val="24"/>
-        </w:rPr>
-        <w:t>есть і поклоніння, Отцю, і Сину, і Святому Духові, нині, і повсякчас, і на віки віків.</w:t>
+        <w:t xml:space="preserve"> Бо Тобі належить усяка слава, честь і поклоніння, Отцю, і Сину, і Святому Духові, нині, і повсякчас, і на віки віків.</w:t>
       </w:r>
     </w:p>
     <w:p>
@@ -5863,7 +5849,6 @@
           <w:color w:val="FF0000"/>
           <w:sz w:val="24"/>
         </w:rPr>
-        <w:lastRenderedPageBreak/>
         <w:t>Священник:</w:t>
       </w:r>
       <w:r>
@@ -5871,14 +5856,7 @@
           <w:rFonts w:ascii="Times New Roman" w:hAnsi="Times New Roman"/>
           <w:sz w:val="24"/>
         </w:rPr>
-        <w:t xml:space="preserve"> Бо Ти – Бог милости, л</w:t>
-      </w:r>
-      <w:r>
-        <w:rPr>
-          <w:rFonts w:ascii="Times New Roman" w:hAnsi="Times New Roman"/>
-          <w:sz w:val="24"/>
-        </w:rPr>
-        <w:t>аск і людинолюбности, і Тобі славу возсилаємо, Отцю, і Сину, і Святому Духові, нині, і повсякчас, і на віки віків.</w:t>
+        <w:t xml:space="preserve"> Бо Ти – Бог милости, ласк і людинолюбности, і Тобі славу возсилаємо, Отцю, і Сину, і Святому Духові, нині, і повсякчас, і на віки віків.</w:t>
       </w:r>
     </w:p>
     <w:p>
@@ -6094,16 +6072,7 @@
           <w:color w:val="FF0000"/>
           <w:sz w:val="24"/>
         </w:rPr>
-        <w:t>Священн</w:t>
-      </w:r>
-      <w:r>
-        <w:rPr>
-          <w:rFonts w:ascii="Times New Roman" w:hAnsi="Times New Roman"/>
-          <w:i/>
-          <w:color w:val="FF0000"/>
-          <w:sz w:val="24"/>
-        </w:rPr>
-        <w:t>ик:</w:t>
+        <w:t>Священник:</w:t>
       </w:r>
       <w:r>
         <w:rPr>
@@ -7455,14 +7424,7 @@
           <w:rFonts w:ascii="Times New Roman" w:hAnsi="Times New Roman"/>
           <w:sz w:val="24"/>
         </w:rPr>
-        <w:t xml:space="preserve"> Христос, істинний Бог наш - молитвами пречис</w:t>
-      </w:r>
-      <w:r>
-        <w:rPr>
-          <w:rFonts w:ascii="Times New Roman" w:hAnsi="Times New Roman"/>
-          <w:sz w:val="24"/>
-        </w:rPr>
-        <w:t xml:space="preserve">тої Своєї Матері, чесного і славного пророка, предтечі і хрестителя Івана, святих славних і всехвальних апостолів, і святого, </w:t>
+        <w:t xml:space="preserve"> Христос, істинний Бог наш - молитвами пречистої Своєї Матері, чесного і славного пророка, предтечі і хрестителя Івана, святих славних і всехвальних апостолів, і святого, </w:t>
       </w:r>
       <w:r>
         <w:rPr>
@@ -12540,14 +12502,7 @@
           <w:rFonts w:ascii="Times New Roman" w:hAnsi="Times New Roman"/>
           <w:sz w:val="24"/>
         </w:rPr>
-        <w:t xml:space="preserve"> Бо Твоя є влада і Твоє є царство, і сила, і слава, Отця, і Сина, і Святого Духа, нині, і повсякчас, і на віки в</w:t>
-      </w:r>
-      <w:r>
-        <w:rPr>
-          <w:rFonts w:ascii="Times New Roman" w:hAnsi="Times New Roman"/>
-          <w:sz w:val="24"/>
-        </w:rPr>
-        <w:t>іків.</w:t>
+        <w:t xml:space="preserve"> Бо Твоя є влада і Твоє є царство, і сила, і слава, Отця, і Сина, і Святого Духа, нині, і повсякчас, і на віки віків.</w:t>
       </w:r>
     </w:p>
     <w:p>
@@ -14934,332 +14889,9 @@
       <w:r>
         <w:rPr>
           <w:rFonts w:ascii="Times New Roman" w:hAnsi="Times New Roman"/>
-          <w:i/>
-          <w:color w:val="FF0000"/>
-          <w:sz w:val="24"/>
-        </w:rPr>
-        <w:t xml:space="preserve"> </w:t>
-      </w:r>
-      <w:r>
-        <w:rPr>
-          <w:rFonts w:ascii="Times New Roman" w:hAnsi="Times New Roman"/>
-          <w:color w:val="000000"/>
-          <w:sz w:val="24"/>
-        </w:rPr>
-        <w:t>Бо</w:t>
-      </w:r>
-      <w:r>
-        <w:rPr>
-          <w:rFonts w:ascii="Times New Roman" w:hAnsi="Times New Roman"/>
-          <w:color w:val="000000"/>
-          <w:sz w:val="24"/>
-        </w:rPr>
-        <w:t xml:space="preserve"> </w:t>
-      </w:r>
-      <w:r>
-        <w:rPr>
-          <w:rFonts w:ascii="Times New Roman" w:hAnsi="Times New Roman"/>
-          <w:color w:val="000000"/>
-          <w:sz w:val="24"/>
-        </w:rPr>
-        <w:t>Ти</w:t>
-      </w:r>
-      <w:r>
-        <w:rPr>
-          <w:rFonts w:ascii="Times New Roman" w:hAnsi="Times New Roman"/>
-          <w:color w:val="000000"/>
-          <w:sz w:val="24"/>
-        </w:rPr>
-        <w:t xml:space="preserve"> </w:t>
-      </w:r>
-      <w:r>
-        <w:rPr>
-          <w:rFonts w:ascii="Times New Roman" w:hAnsi="Times New Roman"/>
-          <w:color w:val="000000"/>
-          <w:sz w:val="24"/>
-        </w:rPr>
-        <w:t>Бог</w:t>
-      </w:r>
-      <w:r>
-        <w:rPr>
-          <w:rFonts w:ascii="Times New Roman" w:hAnsi="Times New Roman"/>
-          <w:color w:val="000000"/>
-          <w:sz w:val="24"/>
-        </w:rPr>
-        <w:t xml:space="preserve"> </w:t>
-      </w:r>
-      <w:r>
-        <w:rPr>
-          <w:rFonts w:ascii="Times New Roman" w:hAnsi="Times New Roman"/>
-          <w:color w:val="000000"/>
-          <w:sz w:val="24"/>
-        </w:rPr>
-        <w:t>наш</w:t>
-      </w:r>
-      <w:r>
-        <w:rPr>
-          <w:rFonts w:ascii="Times New Roman" w:hAnsi="Times New Roman"/>
-          <w:color w:val="000000"/>
-          <w:sz w:val="24"/>
-        </w:rPr>
-        <w:t xml:space="preserve"> </w:t>
-      </w:r>
-      <w:r>
-        <w:rPr>
-          <w:rFonts w:ascii="Times New Roman" w:hAnsi="Times New Roman"/>
-          <w:color w:val="000000"/>
-          <w:sz w:val="24"/>
-        </w:rPr>
-        <w:t>і</w:t>
-      </w:r>
-      <w:r>
-        <w:rPr>
-          <w:rFonts w:ascii="Times New Roman" w:hAnsi="Times New Roman"/>
-          <w:color w:val="000000"/>
-          <w:sz w:val="24"/>
-        </w:rPr>
-        <w:t xml:space="preserve"> </w:t>
-      </w:r>
-      <w:r>
-        <w:rPr>
-          <w:rFonts w:ascii="Times New Roman" w:hAnsi="Times New Roman"/>
-          <w:color w:val="000000"/>
-          <w:sz w:val="24"/>
-        </w:rPr>
-        <w:t>Тобі</w:t>
-      </w:r>
-      <w:r>
-        <w:rPr>
-          <w:rFonts w:ascii="Times New Roman" w:hAnsi="Times New Roman"/>
-          <w:color w:val="000000"/>
-          <w:sz w:val="24"/>
-        </w:rPr>
-        <w:t xml:space="preserve"> </w:t>
-      </w:r>
-      <w:r>
-        <w:rPr>
-          <w:rFonts w:ascii="Times New Roman" w:hAnsi="Times New Roman"/>
-          <w:color w:val="000000"/>
-          <w:sz w:val="24"/>
-        </w:rPr>
-        <w:t>славу</w:t>
-      </w:r>
-      <w:r>
-        <w:rPr>
-          <w:rFonts w:ascii="Times New Roman" w:hAnsi="Times New Roman"/>
-          <w:color w:val="000000"/>
-          <w:sz w:val="24"/>
-        </w:rPr>
-        <w:t xml:space="preserve"> </w:t>
-      </w:r>
-      <w:r>
-        <w:rPr>
-          <w:rFonts w:ascii="Times New Roman" w:hAnsi="Times New Roman"/>
-          <w:color w:val="000000"/>
-          <w:sz w:val="24"/>
-        </w:rPr>
-        <w:t>возсилаємо:</w:t>
-      </w:r>
-      <w:r>
-        <w:rPr>
-          <w:rFonts w:ascii="Times New Roman" w:hAnsi="Times New Roman"/>
-          <w:color w:val="000000"/>
-          <w:sz w:val="24"/>
-        </w:rPr>
-        <w:t xml:space="preserve"> </w:t>
-      </w:r>
-      <w:r>
-        <w:rPr>
-          <w:rFonts w:ascii="Times New Roman" w:hAnsi="Times New Roman"/>
-          <w:color w:val="000000"/>
-          <w:sz w:val="24"/>
-        </w:rPr>
-        <w:t>Отцю,</w:t>
-      </w:r>
-      <w:r>
-        <w:rPr>
-          <w:rFonts w:ascii="Times New Roman" w:hAnsi="Times New Roman"/>
-          <w:color w:val="000000"/>
-          <w:sz w:val="24"/>
-        </w:rPr>
-        <w:t xml:space="preserve"> </w:t>
-      </w:r>
-      <w:r>
-        <w:rPr>
-          <w:rFonts w:ascii="Times New Roman" w:hAnsi="Times New Roman"/>
-          <w:color w:val="000000"/>
-          <w:sz w:val="24"/>
-        </w:rPr>
-        <w:t>і</w:t>
-      </w:r>
-      <w:r>
-        <w:rPr>
-          <w:rFonts w:ascii="Times New Roman" w:hAnsi="Times New Roman"/>
-          <w:color w:val="000000"/>
-          <w:sz w:val="24"/>
-        </w:rPr>
-        <w:t xml:space="preserve"> </w:t>
-      </w:r>
-      <w:r>
-        <w:rPr>
-          <w:rFonts w:ascii="Times New Roman" w:hAnsi="Times New Roman"/>
-          <w:color w:val="000000"/>
-          <w:sz w:val="24"/>
-        </w:rPr>
-        <w:t>Сину,</w:t>
-      </w:r>
-      <w:r>
-        <w:rPr>
-          <w:rFonts w:ascii="Times New Roman" w:hAnsi="Times New Roman"/>
-          <w:color w:val="000000"/>
-          <w:sz w:val="24"/>
-        </w:rPr>
-        <w:t xml:space="preserve"> </w:t>
-      </w:r>
-      <w:r>
-        <w:rPr>
-          <w:rFonts w:ascii="Times New Roman" w:hAnsi="Times New Roman"/>
-          <w:color w:val="000000"/>
-          <w:sz w:val="24"/>
-        </w:rPr>
-        <w:t>і</w:t>
-      </w:r>
-      <w:r>
-        <w:rPr>
-          <w:rFonts w:ascii="Times New Roman" w:hAnsi="Times New Roman"/>
-          <w:color w:val="000000"/>
-          <w:sz w:val="24"/>
-        </w:rPr>
-        <w:t xml:space="preserve"> </w:t>
-      </w:r>
-      <w:r>
-        <w:rPr>
-          <w:rFonts w:ascii="Times New Roman" w:hAnsi="Times New Roman"/>
-          <w:color w:val="000000"/>
-          <w:sz w:val="24"/>
-        </w:rPr>
-        <w:t>Святому</w:t>
-      </w:r>
-      <w:r>
-        <w:rPr>
-          <w:rFonts w:ascii="Times New Roman" w:hAnsi="Times New Roman"/>
-          <w:color w:val="000000"/>
-          <w:sz w:val="24"/>
-        </w:rPr>
-        <w:t xml:space="preserve"> </w:t>
-      </w:r>
-      <w:r>
-        <w:rPr>
-          <w:rFonts w:ascii="Times New Roman" w:hAnsi="Times New Roman"/>
-          <w:color w:val="000000"/>
-          <w:sz w:val="24"/>
-        </w:rPr>
-        <w:t>Духові</w:t>
-      </w:r>
-      <w:r>
-        <w:rPr>
-          <w:rFonts w:ascii="Times New Roman" w:hAnsi="Times New Roman"/>
-          <w:sz w:val="24"/>
-        </w:rPr>
-        <w:t>,</w:t>
-      </w:r>
-      <w:r>
-        <w:rPr>
-          <w:rFonts w:ascii="Times New Roman" w:hAnsi="Times New Roman"/>
-          <w:sz w:val="24"/>
-        </w:rPr>
-        <w:t xml:space="preserve"> </w:t>
-      </w:r>
-      <w:r>
-        <w:rPr>
-          <w:rFonts w:ascii="Times New Roman" w:hAnsi="Times New Roman"/>
-          <w:sz w:val="24"/>
-        </w:rPr>
-        <w:t>нині,</w:t>
-      </w:r>
-      <w:r>
-        <w:rPr>
-          <w:rFonts w:ascii="Times New Roman" w:hAnsi="Times New Roman"/>
-          <w:sz w:val="24"/>
-        </w:rPr>
-        <w:t xml:space="preserve"> </w:t>
-      </w:r>
-      <w:r>
-        <w:rPr>
-          <w:rFonts w:ascii="Times New Roman" w:hAnsi="Times New Roman"/>
-          <w:sz w:val="24"/>
-        </w:rPr>
-        <w:t>і</w:t>
-      </w:r>
-      <w:r>
-        <w:rPr>
-          <w:rFonts w:ascii="Times New Roman" w:hAnsi="Times New Roman"/>
-          <w:sz w:val="24"/>
-        </w:rPr>
-        <w:t xml:space="preserve"> </w:t>
-      </w:r>
-      <w:r>
-        <w:rPr>
-          <w:rFonts w:ascii="Times New Roman" w:hAnsi="Times New Roman"/>
-          <w:sz w:val="24"/>
-        </w:rPr>
-        <w:t>повсякчас,</w:t>
-      </w:r>
-      <w:r>
-        <w:rPr>
-          <w:rFonts w:ascii="Times New Roman" w:hAnsi="Times New Roman"/>
-          <w:sz w:val="24"/>
-        </w:rPr>
-        <w:t xml:space="preserve"> </w:t>
-      </w:r>
-      <w:r>
-        <w:rPr>
-          <w:rFonts w:ascii="Times New Roman" w:hAnsi="Times New Roman"/>
-          <w:sz w:val="24"/>
-        </w:rPr>
-        <w:t>і</w:t>
-      </w:r>
-      <w:r>
-        <w:rPr>
-          <w:rFonts w:ascii="Times New Roman" w:hAnsi="Times New Roman"/>
-          <w:sz w:val="24"/>
-        </w:rPr>
-        <w:t xml:space="preserve"> </w:t>
-      </w:r>
-      <w:r>
-        <w:rPr>
-          <w:rFonts w:ascii="Times New Roman" w:hAnsi="Times New Roman"/>
-          <w:sz w:val="24"/>
-        </w:rPr>
-        <w:t>на</w:t>
-      </w:r>
-      <w:r>
-        <w:rPr>
-          <w:rFonts w:ascii="Times New Roman" w:hAnsi="Times New Roman"/>
-          <w:sz w:val="24"/>
-        </w:rPr>
-        <w:t xml:space="preserve"> </w:t>
-      </w:r>
-      <w:r>
-        <w:rPr>
-          <w:rFonts w:ascii="Times New Roman" w:hAnsi="Times New Roman"/>
-          <w:sz w:val="24"/>
-        </w:rPr>
-        <w:t>віки</w:t>
-      </w:r>
-      <w:r>
-        <w:rPr>
-          <w:rFonts w:ascii="Times New Roman" w:hAnsi="Times New Roman"/>
-          <w:sz w:val="24"/>
-        </w:rPr>
-        <w:t xml:space="preserve"> </w:t>
-      </w:r>
-      <w:r>
-        <w:rPr>
-          <w:rFonts w:ascii="Times New Roman" w:hAnsi="Times New Roman"/>
-          <w:sz w:val="24"/>
-        </w:rPr>
-        <w:t>віків.</w:t>
+          <w:sz w:val="24"/>
+        </w:rPr>
+        <w:t xml:space="preserve"> Бо Ти Бог наш і Тобі славу возсилаємо: Отцю, і Сину, і Святому Духові, нині, і повсякчас, і на віки віків.</w:t>
       </w:r>
     </w:p>
     <w:p>
@@ -16689,412 +16321,9 @@
       <w:r>
         <w:rPr>
           <w:rFonts w:ascii="Times New Roman" w:hAnsi="Times New Roman"/>
-          <w:i/>
-          <w:color w:val="FF0000"/>
-          <w:sz w:val="24"/>
-        </w:rPr>
-        <w:t xml:space="preserve"> </w:t>
-      </w:r>
-      <w:r>
-        <w:rPr>
-          <w:rFonts w:ascii="Times New Roman" w:hAnsi="Times New Roman"/>
-          <w:color w:val="000000"/>
-          <w:sz w:val="24"/>
-        </w:rPr>
-        <w:t>Бо</w:t>
-      </w:r>
-      <w:r>
-        <w:rPr>
-          <w:rFonts w:ascii="Times New Roman" w:hAnsi="Times New Roman"/>
-          <w:color w:val="000000"/>
-          <w:sz w:val="24"/>
-        </w:rPr>
-        <w:t xml:space="preserve"> </w:t>
-      </w:r>
-      <w:r>
-        <w:rPr>
-          <w:rFonts w:ascii="Times New Roman" w:hAnsi="Times New Roman"/>
-          <w:color w:val="000000"/>
-          <w:sz w:val="24"/>
-        </w:rPr>
-        <w:t>Ти</w:t>
-      </w:r>
-      <w:r>
-        <w:rPr>
-          <w:rFonts w:ascii="Times New Roman" w:hAnsi="Times New Roman"/>
-          <w:color w:val="000000"/>
-          <w:sz w:val="24"/>
-        </w:rPr>
-        <w:t xml:space="preserve"> </w:t>
-      </w:r>
-      <w:r>
-        <w:rPr>
-          <w:rFonts w:ascii="Times New Roman" w:hAnsi="Times New Roman"/>
-          <w:color w:val="000000"/>
-          <w:sz w:val="24"/>
-        </w:rPr>
-        <w:t>цар</w:t>
-      </w:r>
-      <w:r>
-        <w:rPr>
-          <w:rFonts w:ascii="Times New Roman" w:hAnsi="Times New Roman"/>
-          <w:color w:val="000000"/>
-          <w:sz w:val="24"/>
-        </w:rPr>
-        <w:t xml:space="preserve"> </w:t>
-      </w:r>
-      <w:r>
-        <w:rPr>
-          <w:rFonts w:ascii="Times New Roman" w:hAnsi="Times New Roman"/>
-          <w:color w:val="000000"/>
-          <w:sz w:val="24"/>
-        </w:rPr>
-        <w:t>миру</w:t>
-      </w:r>
-      <w:r>
-        <w:rPr>
-          <w:rFonts w:ascii="Times New Roman" w:hAnsi="Times New Roman"/>
-          <w:color w:val="000000"/>
-          <w:sz w:val="24"/>
-        </w:rPr>
-        <w:t xml:space="preserve"> </w:t>
-      </w:r>
-      <w:r>
-        <w:rPr>
-          <w:rFonts w:ascii="Times New Roman" w:hAnsi="Times New Roman"/>
-          <w:color w:val="000000"/>
-          <w:sz w:val="24"/>
-        </w:rPr>
-        <w:t>і</w:t>
-      </w:r>
-      <w:r>
-        <w:rPr>
-          <w:rFonts w:ascii="Times New Roman" w:hAnsi="Times New Roman"/>
-          <w:color w:val="000000"/>
-          <w:sz w:val="24"/>
-        </w:rPr>
-        <w:t xml:space="preserve"> </w:t>
-      </w:r>
-      <w:r>
-        <w:rPr>
-          <w:rFonts w:ascii="Times New Roman" w:hAnsi="Times New Roman"/>
-          <w:color w:val="000000"/>
-          <w:sz w:val="24"/>
-        </w:rPr>
-        <w:t>Спас</w:t>
-      </w:r>
-      <w:r>
-        <w:rPr>
-          <w:rFonts w:ascii="Times New Roman" w:hAnsi="Times New Roman"/>
-          <w:color w:val="000000"/>
-          <w:sz w:val="24"/>
-        </w:rPr>
-        <w:t xml:space="preserve"> </w:t>
-      </w:r>
-      <w:r>
-        <w:rPr>
-          <w:rFonts w:ascii="Times New Roman" w:hAnsi="Times New Roman"/>
-          <w:color w:val="000000"/>
-          <w:sz w:val="24"/>
-        </w:rPr>
-        <w:t>душ</w:t>
-      </w:r>
-      <w:r>
-        <w:rPr>
-          <w:rFonts w:ascii="Times New Roman" w:hAnsi="Times New Roman"/>
-          <w:color w:val="000000"/>
-          <w:sz w:val="24"/>
-        </w:rPr>
-        <w:t xml:space="preserve"> </w:t>
-      </w:r>
-      <w:r>
-        <w:rPr>
-          <w:rFonts w:ascii="Times New Roman" w:hAnsi="Times New Roman"/>
-          <w:color w:val="000000"/>
-          <w:sz w:val="24"/>
-        </w:rPr>
-        <w:t>наших</w:t>
-      </w:r>
-      <w:r>
-        <w:rPr>
-          <w:rFonts w:ascii="Times New Roman" w:hAnsi="Times New Roman"/>
-          <w:color w:val="000000"/>
-          <w:sz w:val="24"/>
-        </w:rPr>
-        <w:t xml:space="preserve"> </w:t>
-      </w:r>
-      <w:r>
-        <w:rPr>
-          <w:rFonts w:ascii="Times New Roman" w:hAnsi="Times New Roman"/>
-          <w:color w:val="000000"/>
-          <w:sz w:val="24"/>
-        </w:rPr>
-        <w:t>–</w:t>
-      </w:r>
-      <w:r>
-        <w:rPr>
-          <w:rFonts w:ascii="Times New Roman" w:hAnsi="Times New Roman"/>
-          <w:color w:val="000000"/>
-          <w:sz w:val="24"/>
-        </w:rPr>
-        <w:t xml:space="preserve"> </w:t>
-      </w:r>
-      <w:r>
-        <w:rPr>
-          <w:rFonts w:ascii="Times New Roman" w:hAnsi="Times New Roman"/>
-          <w:color w:val="000000"/>
-          <w:sz w:val="24"/>
-        </w:rPr>
-        <w:t>і</w:t>
-      </w:r>
-      <w:r>
-        <w:rPr>
-          <w:rFonts w:ascii="Times New Roman" w:hAnsi="Times New Roman"/>
-          <w:color w:val="000000"/>
-          <w:sz w:val="24"/>
-        </w:rPr>
-        <w:t xml:space="preserve"> </w:t>
-      </w:r>
-      <w:r>
-        <w:rPr>
-          <w:rFonts w:ascii="Times New Roman" w:hAnsi="Times New Roman"/>
-          <w:color w:val="000000"/>
-          <w:sz w:val="24"/>
-        </w:rPr>
-        <w:t>Тобі</w:t>
-      </w:r>
-      <w:r>
-        <w:rPr>
-          <w:rFonts w:ascii="Times New Roman" w:hAnsi="Times New Roman"/>
-          <w:color w:val="000000"/>
-          <w:sz w:val="24"/>
-        </w:rPr>
-        <w:t xml:space="preserve"> </w:t>
-      </w:r>
-      <w:r>
-        <w:rPr>
-          <w:rFonts w:ascii="Times New Roman" w:hAnsi="Times New Roman"/>
-          <w:color w:val="000000"/>
-          <w:sz w:val="24"/>
-        </w:rPr>
-        <w:t>славу</w:t>
-      </w:r>
-      <w:r>
-        <w:rPr>
-          <w:rFonts w:ascii="Times New Roman" w:hAnsi="Times New Roman"/>
-          <w:color w:val="000000"/>
-          <w:sz w:val="24"/>
-        </w:rPr>
-        <w:t xml:space="preserve"> </w:t>
-      </w:r>
-      <w:r>
-        <w:rPr>
-          <w:rFonts w:ascii="Times New Roman" w:hAnsi="Times New Roman"/>
-          <w:color w:val="000000"/>
-          <w:sz w:val="24"/>
-        </w:rPr>
-        <w:t>возсилаємо,</w:t>
-      </w:r>
-      <w:r>
-        <w:rPr>
-          <w:rFonts w:ascii="Times New Roman" w:hAnsi="Times New Roman"/>
-          <w:color w:val="000000"/>
-          <w:sz w:val="24"/>
-        </w:rPr>
-        <w:t xml:space="preserve"> </w:t>
-      </w:r>
-      <w:r>
-        <w:rPr>
-          <w:rFonts w:ascii="Times New Roman" w:hAnsi="Times New Roman"/>
-          <w:color w:val="000000"/>
-          <w:sz w:val="24"/>
-        </w:rPr>
-        <w:t>Отцю,</w:t>
-      </w:r>
-      <w:r>
-        <w:rPr>
-          <w:rFonts w:ascii="Times New Roman" w:hAnsi="Times New Roman"/>
-          <w:color w:val="000000"/>
-          <w:sz w:val="24"/>
-        </w:rPr>
-        <w:t xml:space="preserve"> </w:t>
-      </w:r>
-      <w:r>
-        <w:rPr>
-          <w:rFonts w:ascii="Times New Roman" w:hAnsi="Times New Roman"/>
-          <w:color w:val="000000"/>
-          <w:sz w:val="24"/>
-        </w:rPr>
-        <w:t>і</w:t>
-      </w:r>
-      <w:r>
-        <w:rPr>
-          <w:rFonts w:ascii="Times New Roman" w:hAnsi="Times New Roman"/>
-          <w:color w:val="000000"/>
-          <w:sz w:val="24"/>
-        </w:rPr>
-        <w:t xml:space="preserve"> </w:t>
-      </w:r>
-      <w:r>
-        <w:rPr>
-          <w:rFonts w:ascii="Times New Roman" w:hAnsi="Times New Roman"/>
-          <w:color w:val="000000"/>
-          <w:sz w:val="24"/>
-        </w:rPr>
-        <w:t>Сину,</w:t>
-      </w:r>
-      <w:r>
-        <w:rPr>
-          <w:rFonts w:ascii="Times New Roman" w:hAnsi="Times New Roman"/>
-          <w:color w:val="000000"/>
-          <w:sz w:val="24"/>
-        </w:rPr>
-        <w:t xml:space="preserve"> </w:t>
-      </w:r>
-      <w:r>
-        <w:rPr>
-          <w:rFonts w:ascii="Times New Roman" w:hAnsi="Times New Roman"/>
-          <w:color w:val="000000"/>
-          <w:sz w:val="24"/>
-        </w:rPr>
-        <w:t>і</w:t>
-      </w:r>
-      <w:r>
-        <w:rPr>
-          <w:rFonts w:ascii="Times New Roman" w:hAnsi="Times New Roman"/>
-          <w:color w:val="000000"/>
-          <w:sz w:val="24"/>
-        </w:rPr>
-        <w:t xml:space="preserve"> </w:t>
-      </w:r>
-      <w:r>
-        <w:rPr>
-          <w:rFonts w:ascii="Times New Roman" w:hAnsi="Times New Roman"/>
-          <w:color w:val="000000"/>
-          <w:sz w:val="24"/>
-        </w:rPr>
-        <w:t>Святому</w:t>
-      </w:r>
-      <w:r>
-        <w:rPr>
-          <w:rFonts w:ascii="Times New Roman" w:hAnsi="Times New Roman"/>
-          <w:color w:val="000000"/>
-          <w:sz w:val="24"/>
-        </w:rPr>
-        <w:t xml:space="preserve"> </w:t>
-      </w:r>
-      <w:r>
-        <w:rPr>
-          <w:rFonts w:ascii="Times New Roman" w:hAnsi="Times New Roman"/>
-          <w:color w:val="000000"/>
-          <w:sz w:val="24"/>
-        </w:rPr>
-        <w:t>Духові</w:t>
-      </w:r>
-      <w:r>
-        <w:rPr>
-          <w:rFonts w:ascii="Times New Roman" w:hAnsi="Times New Roman"/>
-          <w:sz w:val="24"/>
-        </w:rPr>
-        <w:t>,</w:t>
-      </w:r>
-      <w:r>
-        <w:rPr>
-          <w:rFonts w:ascii="Times New Roman" w:hAnsi="Times New Roman"/>
-          <w:sz w:val="24"/>
-        </w:rPr>
-        <w:t xml:space="preserve"> </w:t>
-      </w:r>
-      <w:r>
-        <w:rPr>
-          <w:rFonts w:ascii="Times New Roman" w:hAnsi="Times New Roman"/>
-          <w:sz w:val="24"/>
-        </w:rPr>
-        <w:t>нині,</w:t>
-      </w:r>
-      <w:r>
-        <w:rPr>
-          <w:rFonts w:ascii="Times New Roman" w:hAnsi="Times New Roman"/>
-          <w:sz w:val="24"/>
-        </w:rPr>
-        <w:t xml:space="preserve"> </w:t>
-      </w:r>
-      <w:r>
-        <w:rPr>
-          <w:rFonts w:ascii="Times New Roman" w:hAnsi="Times New Roman"/>
-          <w:sz w:val="24"/>
-        </w:rPr>
-        <w:t>і</w:t>
-      </w:r>
-      <w:r>
-        <w:rPr>
-          <w:rFonts w:ascii="Times New Roman" w:hAnsi="Times New Roman"/>
-          <w:sz w:val="24"/>
-        </w:rPr>
-        <w:t xml:space="preserve"> </w:t>
-      </w:r>
-      <w:r>
-        <w:rPr>
-          <w:rFonts w:ascii="Times New Roman" w:hAnsi="Times New Roman"/>
-          <w:sz w:val="24"/>
-        </w:rPr>
-        <w:t>повсякчас,</w:t>
-      </w:r>
-      <w:r>
-        <w:rPr>
-          <w:rFonts w:ascii="Times New Roman" w:hAnsi="Times New Roman"/>
-          <w:sz w:val="24"/>
-        </w:rPr>
-        <w:t xml:space="preserve"> </w:t>
-      </w:r>
-      <w:r>
-        <w:rPr>
-          <w:rFonts w:ascii="Times New Roman" w:hAnsi="Times New Roman"/>
-          <w:sz w:val="24"/>
-        </w:rPr>
-        <w:t>і</w:t>
-      </w:r>
-      <w:r>
-        <w:rPr>
-          <w:rFonts w:ascii="Times New Roman" w:hAnsi="Times New Roman"/>
-          <w:sz w:val="24"/>
-        </w:rPr>
-        <w:t xml:space="preserve"> </w:t>
-      </w:r>
-      <w:r>
-        <w:rPr>
-          <w:rFonts w:ascii="Times New Roman" w:hAnsi="Times New Roman"/>
-          <w:sz w:val="24"/>
-        </w:rPr>
-        <w:t>на</w:t>
-      </w:r>
-      <w:r>
-        <w:rPr>
-          <w:rFonts w:ascii="Times New Roman" w:hAnsi="Times New Roman"/>
-          <w:sz w:val="24"/>
-        </w:rPr>
-        <w:t xml:space="preserve"> </w:t>
-      </w:r>
-      <w:r>
-        <w:rPr>
-          <w:rFonts w:ascii="Times New Roman" w:hAnsi="Times New Roman"/>
-          <w:sz w:val="24"/>
-        </w:rPr>
-        <w:t>віки</w:t>
-      </w:r>
-      <w:r>
-        <w:rPr>
-          <w:rFonts w:ascii="Times New Roman" w:hAnsi="Times New Roman"/>
-          <w:sz w:val="24"/>
-        </w:rPr>
-        <w:t xml:space="preserve"> </w:t>
-      </w:r>
-      <w:r>
-        <w:rPr>
-          <w:rFonts w:ascii="Times New Roman" w:hAnsi="Times New Roman"/>
-          <w:sz w:val="24"/>
-        </w:rPr>
-        <w:t>віків.</w:t>
+          <w:sz w:val="24"/>
+        </w:rPr>
+        <w:t xml:space="preserve"> Бо Ти цар миру і Спас душ наших – і Тобі славу возсилаємо, Отцю, і Сину, і Святому Духові, нині, і повсякчас, і на віки віків.</w:t>
       </w:r>
     </w:p>
     <w:p>
@@ -20277,7 +19506,6 @@
           <w:color w:val="FF0000"/>
           <w:sz w:val="24"/>
         </w:rPr>
-        <w:lastRenderedPageBreak/>
         <w:t>Священник:</w:t>
       </w:r>
       <w:r>
@@ -20285,14 +19513,7 @@
           <w:rFonts w:ascii="Times New Roman" w:hAnsi="Times New Roman"/>
           <w:sz w:val="24"/>
         </w:rPr>
-        <w:t xml:space="preserve"> Бо Ти – Бог милости, ласк і людинолюбности, і Тобі </w:t>
-      </w:r>
-      <w:r>
-        <w:rPr>
-          <w:rFonts w:ascii="Times New Roman" w:hAnsi="Times New Roman"/>
-          <w:sz w:val="24"/>
-        </w:rPr>
-        <w:t>славу возсилаємо, Отцю, і Сину, і Святому Духові, нині, і повсякчас, і на віки віків.</w:t>
+        <w:t xml:space="preserve"> Бо Ти – Бог милости, ласк і людинолюбности, і Тобі славу возсилаємо, Отцю, і Сину, і Святому Духові, нині, і повсякчас, і на віки віків.</w:t>
       </w:r>
     </w:p>
     <w:p>
@@ -21086,14 +20307,7 @@
           <w:rFonts w:ascii="Times New Roman" w:hAnsi="Times New Roman"/>
           <w:sz w:val="24"/>
         </w:rPr>
-        <w:t xml:space="preserve"> Бо Твоє є царство, і сила, і слава, Отця, і Сина, і Святого Духа, нині, і повсякча</w:t>
-      </w:r>
-      <w:r>
-        <w:rPr>
-          <w:rFonts w:ascii="Times New Roman" w:hAnsi="Times New Roman"/>
-          <w:sz w:val="24"/>
-        </w:rPr>
-        <w:t>с, і на віки віків.</w:t>
+        <w:t xml:space="preserve"> Бо Твоє є царство, і сила, і слава, Отця, і Сина, і Святого Духа, нині, і повсякчас, і на віки віків.</w:t>
       </w:r>
     </w:p>
     <w:p>
@@ -21638,14 +20852,7 @@
           <w:rFonts w:ascii="Times New Roman" w:hAnsi="Times New Roman"/>
           <w:sz w:val="24"/>
         </w:rPr>
-        <w:t xml:space="preserve"> Бо милостивий і людинолюбний Бог єси, і Тобі славу возсилаємо, Отцю, і Сину, і Св</w:t>
-      </w:r>
-      <w:r>
-        <w:rPr>
-          <w:rFonts w:ascii="Times New Roman" w:hAnsi="Times New Roman"/>
-          <w:sz w:val="24"/>
-        </w:rPr>
-        <w:t>ятому Духові, нині, і повсякчас, і на віки віків.</w:t>
+        <w:t xml:space="preserve"> Бо милостивий і людинолюбний Бог єси, і Тобі славу возсилаємо, Отцю, і Сину, і Святому Духові, нині, і повсякчас, і на віки віків.</w:t>
       </w:r>
     </w:p>
     <w:p>
@@ -21879,14 +21086,7 @@
           <w:rFonts w:ascii="Times New Roman" w:hAnsi="Times New Roman"/>
           <w:sz w:val="24"/>
         </w:rPr>
-        <w:t>, і святої преподобномучениці Євгенії, і всіх святих - помилує і спасе на</w:t>
-      </w:r>
-      <w:r>
-        <w:rPr>
-          <w:rFonts w:ascii="Times New Roman" w:hAnsi="Times New Roman"/>
-          <w:sz w:val="24"/>
-        </w:rPr>
-        <w:t>с як благий і людинолюбний.</w:t>
+        <w:t>, і святої преподобномучениці Євгенії, і всіх святих - помилує і спасе нас як благий і людинолюбний.</w:t>
       </w:r>
     </w:p>
     <w:p>
